--- a/Отчет_ЛР1_СУС.docx
+++ b/Отчет_ЛР1_СУС.docx
@@ -319,7 +319,27 @@
           <w:lang w:eastAsia="en-US"/>
         </w:rPr>
         <w:br/>
-        <w:t>Преподаватель кафедры ВТ</w:t>
+      </w:r>
+      <w:r>
+        <w:rPr>
+          <w:rFonts w:eastAsiaTheme="minorHAnsi"/>
+          <w:lang w:eastAsia="en-US"/>
+        </w:rPr>
+        <w:t xml:space="preserve">Исаев Илья </w:t>
+      </w:r>
+      <w:r>
+        <w:rPr>
+          <w:rFonts w:eastAsiaTheme="minorHAnsi"/>
+          <w:lang w:eastAsia="en-US"/>
+        </w:rPr>
+        <w:br/>
+      </w:r>
+      <w:r>
+        <w:rPr>
+          <w:rFonts w:eastAsiaTheme="minorHAnsi"/>
+          <w:lang w:eastAsia="en-US"/>
+        </w:rPr>
+        <w:t>Владимирович</w:t>
       </w:r>
     </w:p>
     <w:p>
@@ -363,7 +383,7 @@
         <w:pStyle w:val="1"/>
         <w:ind w:left="360"/>
       </w:pPr>
-      <w:bookmarkStart w:id="0" w:name="_Toc241174454"/>
+      <w:bookmarkStart w:id="0" w:name="_Toc241201280"/>
       <w:r>
         <w:lastRenderedPageBreak/>
         <w:t>Содержание</w:t>
@@ -427,7 +447,7 @@
             </w:rPr>
             <w:fldChar w:fldCharType="separate"/>
           </w:r>
-          <w:hyperlink w:anchor="_Toc241174454" w:history="1">
+          <w:hyperlink w:anchor="_Toc241201280" w:history="1">
             <w:r>
               <w:rPr>
                 <w:rStyle w:val="a8"/>
@@ -454,7 +474,7 @@
                 <w:noProof/>
                 <w:webHidden/>
               </w:rPr>
-              <w:instrText xml:space="preserve"> PAGEREF _Toc241174454 \h </w:instrText>
+              <w:instrText xml:space="preserve"> PAGEREF _Toc241201280 \h </w:instrText>
             </w:r>
             <w:r>
               <w:rPr>
@@ -504,7 +524,7 @@
               <w14:ligatures w14:val="standardContextual"/>
             </w:rPr>
           </w:pPr>
-          <w:hyperlink w:anchor="_Toc241174455" w:history="1">
+          <w:hyperlink w:anchor="_Toc241201281" w:history="1">
             <w:r>
               <w:rPr>
                 <w:rStyle w:val="a8"/>
@@ -531,7 +551,7 @@
                 <w:noProof/>
                 <w:webHidden/>
               </w:rPr>
-              <w:instrText xml:space="preserve"> PAGEREF _Toc241174455 \h </w:instrText>
+              <w:instrText xml:space="preserve"> PAGEREF _Toc241201281 \h </w:instrText>
             </w:r>
             <w:r>
               <w:rPr>
@@ -551,7 +571,7 @@
                 <w:noProof/>
                 <w:webHidden/>
               </w:rPr>
-              <w:t>3</w:t>
+              <w:t>2</w:t>
             </w:r>
             <w:r>
               <w:rPr>
@@ -581,7 +601,7 @@
               <w14:ligatures w14:val="standardContextual"/>
             </w:rPr>
           </w:pPr>
-          <w:hyperlink w:anchor="_Toc241174456" w:history="1">
+          <w:hyperlink w:anchor="_Toc241201282" w:history="1">
             <w:r>
               <w:rPr>
                 <w:rStyle w:val="a8"/>
@@ -608,7 +628,7 @@
                 <w:noProof/>
                 <w:webHidden/>
               </w:rPr>
-              <w:instrText xml:space="preserve"> PAGEREF _Toc241174456 \h </w:instrText>
+              <w:instrText xml:space="preserve"> PAGEREF _Toc241201282 \h </w:instrText>
             </w:r>
             <w:r>
               <w:rPr>
@@ -658,7 +678,7 @@
               <w14:ligatures w14:val="standardContextual"/>
             </w:rPr>
           </w:pPr>
-          <w:hyperlink w:anchor="_Toc241174457" w:history="1">
+          <w:hyperlink w:anchor="_Toc241201283" w:history="1">
             <w:r>
               <w:rPr>
                 <w:rStyle w:val="a8"/>
@@ -685,7 +705,7 @@
                 <w:noProof/>
                 <w:webHidden/>
               </w:rPr>
-              <w:instrText xml:space="preserve"> PAGEREF _Toc241174457 \h </w:instrText>
+              <w:instrText xml:space="preserve"> PAGEREF _Toc241201283 \h </w:instrText>
             </w:r>
             <w:r>
               <w:rPr>
@@ -735,7 +755,7 @@
               <w14:ligatures w14:val="standardContextual"/>
             </w:rPr>
           </w:pPr>
-          <w:hyperlink w:anchor="_Toc241174458" w:history="1">
+          <w:hyperlink w:anchor="_Toc241201284" w:history="1">
             <w:r>
               <w:rPr>
                 <w:rStyle w:val="a8"/>
@@ -762,7 +782,7 @@
                 <w:noProof/>
                 <w:webHidden/>
               </w:rPr>
-              <w:instrText xml:space="preserve"> PAGEREF _Toc241174458 \h </w:instrText>
+              <w:instrText xml:space="preserve"> PAGEREF _Toc241201284 \h </w:instrText>
             </w:r>
             <w:r>
               <w:rPr>
@@ -782,7 +802,7 @@
                 <w:noProof/>
                 <w:webHidden/>
               </w:rPr>
-              <w:t>7</w:t>
+              <w:t>6</w:t>
             </w:r>
             <w:r>
               <w:rPr>
@@ -812,7 +832,7 @@
               <w14:ligatures w14:val="standardContextual"/>
             </w:rPr>
           </w:pPr>
-          <w:hyperlink w:anchor="_Toc241174459" w:history="1">
+          <w:hyperlink w:anchor="_Toc241201285" w:history="1">
             <w:r>
               <w:rPr>
                 <w:rStyle w:val="a8"/>
@@ -839,7 +859,7 @@
                 <w:noProof/>
                 <w:webHidden/>
               </w:rPr>
-              <w:instrText xml:space="preserve"> PAGEREF _Toc241174459 \h </w:instrText>
+              <w:instrText xml:space="preserve"> PAGEREF _Toc241201285 \h </w:instrText>
             </w:r>
             <w:r>
               <w:rPr>
@@ -859,7 +879,7 @@
                 <w:noProof/>
                 <w:webHidden/>
               </w:rPr>
-              <w:t>9</w:t>
+              <w:t>8</w:t>
             </w:r>
             <w:r>
               <w:rPr>
@@ -889,7 +909,7 @@
               <w14:ligatures w14:val="standardContextual"/>
             </w:rPr>
           </w:pPr>
-          <w:hyperlink w:anchor="_Toc241174460" w:history="1">
+          <w:hyperlink w:anchor="_Toc241201286" w:history="1">
             <w:r>
               <w:rPr>
                 <w:rStyle w:val="a8"/>
@@ -916,7 +936,7 @@
                 <w:noProof/>
                 <w:webHidden/>
               </w:rPr>
-              <w:instrText xml:space="preserve"> PAGEREF _Toc241174460 \h </w:instrText>
+              <w:instrText xml:space="preserve"> PAGEREF _Toc241201286 \h </w:instrText>
             </w:r>
             <w:r>
               <w:rPr>
@@ -936,7 +956,7 @@
                 <w:noProof/>
                 <w:webHidden/>
               </w:rPr>
-              <w:t>9</w:t>
+              <w:t>8</w:t>
             </w:r>
             <w:r>
               <w:rPr>
@@ -966,7 +986,7 @@
               <w14:ligatures w14:val="standardContextual"/>
             </w:rPr>
           </w:pPr>
-          <w:hyperlink w:anchor="_Toc241174461" w:history="1">
+          <w:hyperlink w:anchor="_Toc241201287" w:history="1">
             <w:r>
               <w:rPr>
                 <w:rStyle w:val="a8"/>
@@ -993,7 +1013,7 @@
                 <w:noProof/>
                 <w:webHidden/>
               </w:rPr>
-              <w:instrText xml:space="preserve"> PAGEREF _Toc241174461 \h </w:instrText>
+              <w:instrText xml:space="preserve"> PAGEREF _Toc241201287 \h </w:instrText>
             </w:r>
             <w:r>
               <w:rPr>
@@ -1043,7 +1063,7 @@
               <w14:ligatures w14:val="standardContextual"/>
             </w:rPr>
           </w:pPr>
-          <w:hyperlink w:anchor="_Toc241174462" w:history="1">
+          <w:hyperlink w:anchor="_Toc241201288" w:history="1">
             <w:r>
               <w:rPr>
                 <w:rStyle w:val="a8"/>
@@ -1070,7 +1090,7 @@
                 <w:noProof/>
                 <w:webHidden/>
               </w:rPr>
-              <w:instrText xml:space="preserve"> PAGEREF _Toc241174462 \h </w:instrText>
+              <w:instrText xml:space="preserve"> PAGEREF _Toc241201288 \h </w:instrText>
             </w:r>
             <w:r>
               <w:rPr>
@@ -1120,7 +1140,7 @@
               <w14:ligatures w14:val="standardContextual"/>
             </w:rPr>
           </w:pPr>
-          <w:hyperlink w:anchor="_Toc241174463" w:history="1">
+          <w:hyperlink w:anchor="_Toc241201289" w:history="1">
             <w:r>
               <w:rPr>
                 <w:rStyle w:val="a8"/>
@@ -1147,7 +1167,7 @@
                 <w:noProof/>
                 <w:webHidden/>
               </w:rPr>
-              <w:instrText xml:space="preserve"> PAGEREF _Toc241174463 \h </w:instrText>
+              <w:instrText xml:space="preserve"> PAGEREF _Toc241201289 \h </w:instrText>
             </w:r>
             <w:r>
               <w:rPr>
@@ -1197,7 +1217,7 @@
               <w14:ligatures w14:val="standardContextual"/>
             </w:rPr>
           </w:pPr>
-          <w:hyperlink w:anchor="_Toc241174464" w:history="1">
+          <w:hyperlink w:anchor="_Toc241201290" w:history="1">
             <w:r>
               <w:rPr>
                 <w:rStyle w:val="a8"/>
@@ -1224,7 +1244,7 @@
                 <w:noProof/>
                 <w:webHidden/>
               </w:rPr>
-              <w:instrText xml:space="preserve"> PAGEREF _Toc241174464 \h </w:instrText>
+              <w:instrText xml:space="preserve"> PAGEREF _Toc241201290 \h </w:instrText>
             </w:r>
             <w:r>
               <w:rPr>
@@ -1276,7 +1296,7 @@
       <w:pPr>
         <w:pStyle w:val="1"/>
       </w:pPr>
-      <w:bookmarkStart w:id="1" w:name="_Toc241174455"/>
+      <w:bookmarkStart w:id="1" w:name="_Toc241201281"/>
       <w:r>
         <w:t xml:space="preserve">1. </w:t>
       </w:r>
@@ -1307,43 +1327,7 @@
         <w:rPr>
           <w:szCs w:val="28"/>
         </w:rPr>
-        <w:t>н</w:t>
-      </w:r>
-      <w:r>
-        <w:rPr>
-          <w:szCs w:val="28"/>
-        </w:rPr>
-        <w:t>аписа</w:t>
-      </w:r>
-      <w:r>
-        <w:rPr>
-          <w:szCs w:val="28"/>
-        </w:rPr>
-        <w:t>ние</w:t>
-      </w:r>
-      <w:r>
-        <w:rPr>
-          <w:szCs w:val="28"/>
-        </w:rPr>
-        <w:t xml:space="preserve"> монолит</w:t>
-      </w:r>
-      <w:r>
-        <w:rPr>
-          <w:szCs w:val="28"/>
-        </w:rPr>
-        <w:t>а</w:t>
-      </w:r>
-      <w:r>
-        <w:rPr>
-          <w:szCs w:val="28"/>
-        </w:rPr>
-        <w:t xml:space="preserve"> с использованием Spring Boot.</w:t>
-      </w:r>
-      <w:r>
-        <w:rPr>
-          <w:szCs w:val="28"/>
-        </w:rPr>
-        <w:t xml:space="preserve"> </w:t>
+        <w:t xml:space="preserve">написание монолита с использованием Spring Boot. </w:t>
       </w:r>
     </w:p>
     <w:p>
@@ -1376,6 +1360,7 @@
           <w:ilvl w:val="0"/>
           <w:numId w:val="27"/>
         </w:numPr>
+        <w:ind w:left="360"/>
         <w:rPr>
           <w:b w:val="0"/>
           <w:bCs/>
@@ -1400,6 +1385,7 @@
           <w:ilvl w:val="0"/>
           <w:numId w:val="27"/>
         </w:numPr>
+        <w:ind w:left="360"/>
         <w:rPr>
           <w:b w:val="0"/>
           <w:bCs/>
@@ -1504,6 +1490,7 @@
           <w:ilvl w:val="0"/>
           <w:numId w:val="27"/>
         </w:numPr>
+        <w:ind w:left="360"/>
         <w:rPr>
           <w:b w:val="0"/>
           <w:bCs/>
@@ -1546,6 +1533,7 @@
           <w:ilvl w:val="0"/>
           <w:numId w:val="27"/>
         </w:numPr>
+        <w:ind w:left="360"/>
         <w:rPr>
           <w:b w:val="0"/>
           <w:bCs/>
@@ -1626,11 +1614,13 @@
     </w:p>
     <w:p>
       <w:pPr>
+        <w:pStyle w:val="a7"/>
         <w:numPr>
           <w:ilvl w:val="0"/>
-          <w:numId w:val="28"/>
+          <w:numId w:val="42"/>
         </w:numPr>
         <w:spacing w:after="80" w:line="276" w:lineRule="auto"/>
+        <w:ind w:left="360"/>
         <w:jc w:val="both"/>
         <w:rPr>
           <w:szCs w:val="28"/>
@@ -1647,11 +1637,13 @@
     </w:p>
     <w:p>
       <w:pPr>
+        <w:pStyle w:val="a7"/>
         <w:numPr>
           <w:ilvl w:val="0"/>
-          <w:numId w:val="28"/>
+          <w:numId w:val="42"/>
         </w:numPr>
         <w:spacing w:after="80" w:line="276" w:lineRule="auto"/>
+        <w:ind w:left="360"/>
         <w:jc w:val="both"/>
         <w:rPr>
           <w:szCs w:val="28"/>
@@ -1668,11 +1660,13 @@
     </w:p>
     <w:p>
       <w:pPr>
+        <w:pStyle w:val="a7"/>
         <w:numPr>
           <w:ilvl w:val="0"/>
-          <w:numId w:val="28"/>
+          <w:numId w:val="42"/>
         </w:numPr>
         <w:spacing w:after="80" w:line="276" w:lineRule="auto"/>
+        <w:ind w:left="360"/>
         <w:jc w:val="both"/>
         <w:rPr>
           <w:szCs w:val="28"/>
@@ -1689,11 +1683,13 @@
     </w:p>
     <w:p>
       <w:pPr>
+        <w:pStyle w:val="a7"/>
         <w:numPr>
           <w:ilvl w:val="0"/>
-          <w:numId w:val="28"/>
+          <w:numId w:val="42"/>
         </w:numPr>
         <w:spacing w:after="80" w:line="276" w:lineRule="auto"/>
+        <w:ind w:left="360"/>
         <w:jc w:val="both"/>
         <w:rPr>
           <w:szCs w:val="28"/>
@@ -1711,11 +1707,13 @@
     </w:p>
     <w:p>
       <w:pPr>
+        <w:pStyle w:val="a7"/>
         <w:numPr>
           <w:ilvl w:val="0"/>
-          <w:numId w:val="28"/>
+          <w:numId w:val="42"/>
         </w:numPr>
         <w:spacing w:after="80" w:line="276" w:lineRule="auto"/>
+        <w:ind w:left="360"/>
         <w:jc w:val="both"/>
         <w:rPr>
           <w:szCs w:val="28"/>
@@ -1732,11 +1730,13 @@
     </w:p>
     <w:p>
       <w:pPr>
+        <w:pStyle w:val="a7"/>
         <w:numPr>
           <w:ilvl w:val="0"/>
-          <w:numId w:val="28"/>
+          <w:numId w:val="42"/>
         </w:numPr>
         <w:spacing w:after="80" w:line="276" w:lineRule="auto"/>
+        <w:ind w:left="360"/>
         <w:jc w:val="both"/>
         <w:rPr>
           <w:szCs w:val="28"/>
@@ -1753,11 +1753,13 @@
     </w:p>
     <w:p>
       <w:pPr>
+        <w:pStyle w:val="a7"/>
         <w:numPr>
           <w:ilvl w:val="0"/>
-          <w:numId w:val="28"/>
+          <w:numId w:val="42"/>
         </w:numPr>
         <w:spacing w:after="80" w:line="276" w:lineRule="auto"/>
+        <w:ind w:left="360"/>
         <w:jc w:val="both"/>
         <w:rPr>
           <w:szCs w:val="28"/>
@@ -1774,11 +1776,13 @@
     </w:p>
     <w:p>
       <w:pPr>
+        <w:pStyle w:val="a7"/>
         <w:numPr>
           <w:ilvl w:val="0"/>
-          <w:numId w:val="28"/>
+          <w:numId w:val="42"/>
         </w:numPr>
         <w:spacing w:after="80" w:line="276" w:lineRule="auto"/>
+        <w:ind w:left="360"/>
         <w:jc w:val="both"/>
         <w:rPr>
           <w:szCs w:val="28"/>
@@ -1795,11 +1799,13 @@
     </w:p>
     <w:p>
       <w:pPr>
+        <w:pStyle w:val="a7"/>
         <w:numPr>
           <w:ilvl w:val="0"/>
-          <w:numId w:val="28"/>
+          <w:numId w:val="42"/>
         </w:numPr>
         <w:spacing w:after="80" w:line="276" w:lineRule="auto"/>
+        <w:ind w:left="360"/>
         <w:jc w:val="both"/>
         <w:rPr>
           <w:szCs w:val="28"/>
@@ -1816,11 +1822,13 @@
     </w:p>
     <w:p>
       <w:pPr>
+        <w:pStyle w:val="a7"/>
         <w:numPr>
           <w:ilvl w:val="0"/>
-          <w:numId w:val="28"/>
+          <w:numId w:val="42"/>
         </w:numPr>
         <w:spacing w:after="80" w:line="276" w:lineRule="auto"/>
+        <w:ind w:left="360"/>
         <w:jc w:val="both"/>
         <w:rPr>
           <w:szCs w:val="28"/>
@@ -1837,11 +1845,13 @@
     </w:p>
     <w:p>
       <w:pPr>
+        <w:pStyle w:val="a7"/>
         <w:numPr>
           <w:ilvl w:val="0"/>
-          <w:numId w:val="28"/>
+          <w:numId w:val="42"/>
         </w:numPr>
         <w:spacing w:after="80" w:line="276" w:lineRule="auto"/>
+        <w:ind w:left="360"/>
         <w:jc w:val="both"/>
         <w:rPr>
           <w:szCs w:val="28"/>
@@ -1858,11 +1868,13 @@
     </w:p>
     <w:p>
       <w:pPr>
+        <w:pStyle w:val="a7"/>
         <w:numPr>
           <w:ilvl w:val="0"/>
-          <w:numId w:val="28"/>
+          <w:numId w:val="42"/>
         </w:numPr>
         <w:spacing w:after="80" w:line="276" w:lineRule="auto"/>
+        <w:ind w:left="360"/>
         <w:jc w:val="both"/>
         <w:rPr>
           <w:szCs w:val="28"/>
@@ -1879,11 +1891,13 @@
     </w:p>
     <w:p>
       <w:pPr>
+        <w:pStyle w:val="a7"/>
         <w:numPr>
           <w:ilvl w:val="0"/>
-          <w:numId w:val="28"/>
+          <w:numId w:val="42"/>
         </w:numPr>
         <w:spacing w:after="80" w:line="276" w:lineRule="auto"/>
+        <w:ind w:left="360"/>
         <w:jc w:val="both"/>
         <w:rPr>
           <w:szCs w:val="28"/>
@@ -1900,11 +1914,13 @@
     </w:p>
     <w:p>
       <w:pPr>
+        <w:pStyle w:val="a7"/>
         <w:numPr>
           <w:ilvl w:val="0"/>
-          <w:numId w:val="28"/>
+          <w:numId w:val="42"/>
         </w:numPr>
         <w:spacing w:after="80" w:line="276" w:lineRule="auto"/>
+        <w:ind w:left="360"/>
         <w:jc w:val="both"/>
         <w:rPr>
           <w:szCs w:val="28"/>
@@ -1921,11 +1937,13 @@
     </w:p>
     <w:p>
       <w:pPr>
+        <w:pStyle w:val="a7"/>
         <w:numPr>
           <w:ilvl w:val="0"/>
-          <w:numId w:val="28"/>
+          <w:numId w:val="42"/>
         </w:numPr>
         <w:spacing w:after="80" w:line="276" w:lineRule="auto"/>
+        <w:ind w:left="360"/>
         <w:jc w:val="both"/>
         <w:rPr>
           <w:szCs w:val="28"/>
@@ -1942,11 +1960,13 @@
     </w:p>
     <w:p>
       <w:pPr>
+        <w:pStyle w:val="a7"/>
         <w:numPr>
           <w:ilvl w:val="0"/>
-          <w:numId w:val="28"/>
+          <w:numId w:val="42"/>
         </w:numPr>
         <w:spacing w:after="80" w:line="276" w:lineRule="auto"/>
+        <w:ind w:left="360"/>
         <w:jc w:val="both"/>
         <w:rPr>
           <w:szCs w:val="28"/>
@@ -1963,11 +1983,13 @@
     </w:p>
     <w:p>
       <w:pPr>
+        <w:pStyle w:val="a7"/>
         <w:numPr>
           <w:ilvl w:val="0"/>
-          <w:numId w:val="28"/>
+          <w:numId w:val="42"/>
         </w:numPr>
         <w:spacing w:after="80" w:line="276" w:lineRule="auto"/>
+        <w:ind w:left="360"/>
         <w:jc w:val="both"/>
         <w:rPr>
           <w:szCs w:val="28"/>
@@ -1984,11 +2006,13 @@
     </w:p>
     <w:p>
       <w:pPr>
+        <w:pStyle w:val="a7"/>
         <w:numPr>
           <w:ilvl w:val="0"/>
-          <w:numId w:val="28"/>
+          <w:numId w:val="42"/>
         </w:numPr>
         <w:spacing w:after="80" w:line="276" w:lineRule="auto"/>
+        <w:ind w:left="360"/>
         <w:jc w:val="both"/>
         <w:rPr>
           <w:szCs w:val="28"/>
@@ -2005,11 +2029,13 @@
     </w:p>
     <w:p>
       <w:pPr>
+        <w:pStyle w:val="a7"/>
         <w:numPr>
           <w:ilvl w:val="0"/>
-          <w:numId w:val="28"/>
+          <w:numId w:val="42"/>
         </w:numPr>
         <w:spacing w:after="80" w:line="276" w:lineRule="auto"/>
+        <w:ind w:left="360"/>
         <w:jc w:val="both"/>
         <w:rPr>
           <w:szCs w:val="28"/>
@@ -2026,11 +2052,13 @@
     </w:p>
     <w:p>
       <w:pPr>
+        <w:pStyle w:val="a7"/>
         <w:numPr>
           <w:ilvl w:val="0"/>
-          <w:numId w:val="28"/>
+          <w:numId w:val="42"/>
         </w:numPr>
         <w:spacing w:after="80" w:line="276" w:lineRule="auto"/>
+        <w:ind w:left="360"/>
         <w:jc w:val="both"/>
         <w:rPr>
           <w:szCs w:val="28"/>
@@ -2064,7 +2092,6 @@
           <w:szCs w:val="36"/>
         </w:rPr>
       </w:pPr>
-      <w:bookmarkStart w:id="2" w:name="_Toc241174456"/>
       <w:r>
         <w:br w:type="page"/>
       </w:r>
@@ -2073,6 +2100,7 @@
       <w:pPr>
         <w:pStyle w:val="1"/>
       </w:pPr>
+      <w:bookmarkStart w:id="2" w:name="_Toc241201282"/>
       <w:r>
         <w:lastRenderedPageBreak/>
         <w:t>2. Архитектура системы и структура проекта</w:t>
@@ -2081,21 +2109,74 @@
     </w:p>
     <w:p>
       <w:r>
-        <w:t>В основу архитектуры сервиса заложен принцип Package-by-layer, обеспечивающий высокую модульность, тестируемость и разделение зон ответственности между программными компонентами. Структура проекта полностью изолирует внутренние детали персистентности от внешнего транспортного уровня.</w:t>
+        <w:t xml:space="preserve">В основу архитектуры сервиса заложен принцип </w:t>
+      </w:r>
+      <w:proofErr w:type="spellStart"/>
+      <w:r>
+        <w:t>Package-by-layer</w:t>
+      </w:r>
+      <w:proofErr w:type="spellEnd"/>
+      <w:r>
+        <w:t xml:space="preserve">, </w:t>
+      </w:r>
+      <w:r>
+        <w:t>который даёт нам</w:t>
+      </w:r>
+      <w:r>
+        <w:t xml:space="preserve"> высокую модульность, тестируемость и разделение зон ответственности между программными компонентами. Структура проекта полностью изолирует внутренние детали </w:t>
+      </w:r>
+      <w:r>
+        <w:t>логики</w:t>
+      </w:r>
+      <w:r>
+        <w:t xml:space="preserve"> от внешнего транспортного уровня.</w:t>
       </w:r>
     </w:p>
     <w:p>
       <w:r>
-        <w:t xml:space="preserve">Ключевая предметная концепция системы заключается в разделении понятий </w:t>
-      </w:r>
-      <w:r>
-        <w:t>Расписания</w:t>
-      </w:r>
-      <w:r>
-        <w:t xml:space="preserve"> и </w:t>
-      </w:r>
-      <w:r>
-        <w:t>Графика</w:t>
+        <w:t>Ключев</w:t>
+      </w:r>
+      <w:r>
+        <w:t>ой</w:t>
+      </w:r>
+      <w:r>
+        <w:t xml:space="preserve"> предметн</w:t>
+      </w:r>
+      <w:r>
+        <w:t>ой</w:t>
+      </w:r>
+      <w:r>
+        <w:t xml:space="preserve"> концепци</w:t>
+      </w:r>
+      <w:r>
+        <w:t>ей/идеей</w:t>
+      </w:r>
+      <w:r>
+        <w:t xml:space="preserve"> системы </w:t>
+      </w:r>
+      <w:r>
+        <w:t>мы сделали</w:t>
+      </w:r>
+      <w:r>
+        <w:t xml:space="preserve"> разделени</w:t>
+      </w:r>
+      <w:r>
+        <w:t>е</w:t>
+      </w:r>
+      <w:r>
+        <w:t xml:space="preserve"> понятий </w:t>
+      </w:r>
+      <w:r>
+        <w:t>Планового графика смен</w:t>
+      </w:r>
+      <w:r>
+        <w:t xml:space="preserve"> </w:t>
+      </w:r>
+      <w:r>
+        <w:t xml:space="preserve">и </w:t>
+      </w:r>
+      <w:r>
+        <w:t>Фактического табеля рабочего времени</w:t>
       </w:r>
       <w:r>
         <w:t>:</w:t>
@@ -2113,19 +2194,26 @@
           <w:b/>
           <w:sz w:val="22"/>
         </w:rPr>
-        <w:t>Расписание</w:t>
+        <w:t>Плановый график</w:t>
       </w:r>
       <w:r>
         <w:rPr>
           <w:b/>
           <w:sz w:val="22"/>
         </w:rPr>
-        <w:t xml:space="preserve"> (</w:t>
+        <w:t xml:space="preserve"> </w:t>
+      </w:r>
+      <w:r>
+        <w:rPr>
+          <w:bCs/>
+          <w:sz w:val="22"/>
+        </w:rPr>
+        <w:t>(</w:t>
       </w:r>
       <w:proofErr w:type="spellStart"/>
       <w:r>
         <w:rPr>
-          <w:b/>
+          <w:bCs/>
           <w:sz w:val="22"/>
         </w:rPr>
         <w:t>Schedule</w:t>
@@ -2133,15 +2221,29 @@
       <w:proofErr w:type="spellEnd"/>
       <w:r>
         <w:rPr>
-          <w:b/>
-          <w:sz w:val="22"/>
-        </w:rPr>
-        <w:t xml:space="preserve"> / </w:t>
+          <w:bCs/>
+          <w:sz w:val="22"/>
+        </w:rPr>
+        <w:t xml:space="preserve"> </w:t>
+      </w:r>
+      <w:r>
+        <w:rPr>
+          <w:bCs/>
+          <w:sz w:val="22"/>
+        </w:rPr>
+        <w:t>/</w:t>
+      </w:r>
+      <w:r>
+        <w:rPr>
+          <w:bCs/>
+          <w:sz w:val="22"/>
+        </w:rPr>
+        <w:t xml:space="preserve"> </w:t>
       </w:r>
       <w:proofErr w:type="spellStart"/>
       <w:r>
         <w:rPr>
-          <w:b/>
+          <w:bCs/>
           <w:sz w:val="22"/>
         </w:rPr>
         <w:t>Shifts</w:t>
@@ -2149,16 +2251,30 @@
       <w:proofErr w:type="spellEnd"/>
       <w:r>
         <w:rPr>
-          <w:b/>
-          <w:sz w:val="22"/>
-        </w:rPr>
-        <w:t>):</w:t>
-      </w:r>
-      <w:r>
-        <w:rPr>
-          <w:sz w:val="22"/>
-        </w:rPr>
-        <w:t xml:space="preserve"> определяет целевой график работы подразделения. Менеджер формирует расписание (Schedule) на период и создает плановые смены (Shift), на которые назначаются доступные сотрудники с учетом их квалификации.</w:t>
+          <w:bCs/>
+          <w:sz w:val="22"/>
+        </w:rPr>
+        <w:t xml:space="preserve">): </w:t>
+      </w:r>
+      <w:r>
+        <w:rPr>
+          <w:sz w:val="22"/>
+        </w:rPr>
+        <w:t>определяет целевой график работы подразделения. Менеджер формирует расписание (</w:t>
+      </w:r>
+      <w:proofErr w:type="spellStart"/>
+      <w:r>
+        <w:rPr>
+          <w:sz w:val="22"/>
+        </w:rPr>
+        <w:t>Schedule</w:t>
+      </w:r>
+      <w:proofErr w:type="spellEnd"/>
+      <w:r>
+        <w:rPr>
+          <w:sz w:val="22"/>
+        </w:rPr>
+        <w:t>) на период и создает плановые смены (Shift), на которые назначаются доступные сотрудники с учетом их квалификации.</w:t>
       </w:r>
     </w:p>
     <w:p>
@@ -2173,19 +2289,26 @@
           <w:b/>
           <w:sz w:val="22"/>
         </w:rPr>
-        <w:t>График</w:t>
+        <w:t>Фактический табель</w:t>
       </w:r>
       <w:r>
         <w:rPr>
           <w:b/>
           <w:sz w:val="22"/>
         </w:rPr>
-        <w:t xml:space="preserve"> (</w:t>
+        <w:t xml:space="preserve"> </w:t>
+      </w:r>
+      <w:r>
+        <w:rPr>
+          <w:bCs/>
+          <w:sz w:val="22"/>
+        </w:rPr>
+        <w:t>(</w:t>
       </w:r>
       <w:proofErr w:type="spellStart"/>
       <w:r>
         <w:rPr>
-          <w:b/>
+          <w:bCs/>
           <w:sz w:val="22"/>
         </w:rPr>
         <w:t>AttendanceRecord</w:t>
@@ -2193,7 +2316,7 @@
       <w:proofErr w:type="spellEnd"/>
       <w:r>
         <w:rPr>
-          <w:b/>
+          <w:bCs/>
           <w:sz w:val="22"/>
         </w:rPr>
         <w:t>):</w:t>
@@ -2215,90 +2338,335 @@
     </w:p>
     <w:p>
       <w:pPr>
+        <w:pStyle w:val="a7"/>
+        <w:numPr>
+          <w:ilvl w:val="0"/>
+          <w:numId w:val="41"/>
+        </w:numPr>
         <w:tabs>
           <w:tab w:val="left" w:pos="0"/>
         </w:tabs>
         <w:ind w:left="450" w:hanging="450"/>
       </w:pPr>
-      <w:r>
-        <w:rPr>
-          <w:sz w:val="22"/>
-        </w:rPr>
-        <w:t>• portal.config — конфигурация Spring бинов (настройка OpenAPI 3 Swagger и Jackson ObjectMapper с модулем JavaTimeModule для корректной сериализации дат);</w:t>
+      <w:proofErr w:type="spellStart"/>
+      <w:r>
+        <w:rPr>
+          <w:sz w:val="22"/>
+        </w:rPr>
+        <w:t>portal.config</w:t>
+      </w:r>
+      <w:proofErr w:type="spellEnd"/>
+      <w:r>
+        <w:rPr>
+          <w:sz w:val="22"/>
+        </w:rPr>
+        <w:t xml:space="preserve"> </w:t>
+      </w:r>
+      <w:r>
+        <w:rPr>
+          <w:sz w:val="22"/>
+        </w:rPr>
+        <w:t>-</w:t>
+      </w:r>
+      <w:r>
+        <w:rPr>
+          <w:sz w:val="22"/>
+        </w:rPr>
+        <w:t xml:space="preserve"> конфигурация Spring </w:t>
+      </w:r>
+      <w:proofErr w:type="spellStart"/>
+      <w:r>
+        <w:rPr>
+          <w:sz w:val="22"/>
+        </w:rPr>
+        <w:t>бинов</w:t>
+      </w:r>
+      <w:proofErr w:type="spellEnd"/>
+      <w:r>
+        <w:rPr>
+          <w:sz w:val="22"/>
+        </w:rPr>
+        <w:t xml:space="preserve"> (настройка OpenAPI 3 Swagger и Jackson ObjectMapper с модулем JavaTimeModule для корректной сериализации дат);</w:t>
       </w:r>
     </w:p>
     <w:p>
       <w:pPr>
+        <w:pStyle w:val="a7"/>
+        <w:numPr>
+          <w:ilvl w:val="0"/>
+          <w:numId w:val="41"/>
+        </w:numPr>
         <w:tabs>
           <w:tab w:val="left" w:pos="0"/>
         </w:tabs>
         <w:ind w:left="450" w:hanging="450"/>
       </w:pPr>
-      <w:r>
-        <w:rPr>
-          <w:sz w:val="22"/>
-        </w:rPr>
-        <w:t>• portal.controller — REST-контроллеры (10 классов), обрабатывающие входящие HTTP-запросы, выполняющие валидацию входных DTO через @Valid и формирующие корректные HTTP-ответы;</w:t>
+      <w:proofErr w:type="spellStart"/>
+      <w:r>
+        <w:rPr>
+          <w:sz w:val="22"/>
+        </w:rPr>
+        <w:t>portal.controller</w:t>
+      </w:r>
+      <w:proofErr w:type="spellEnd"/>
+      <w:r>
+        <w:rPr>
+          <w:sz w:val="22"/>
+        </w:rPr>
+        <w:t xml:space="preserve"> </w:t>
+      </w:r>
+      <w:r>
+        <w:rPr>
+          <w:sz w:val="22"/>
+        </w:rPr>
+        <w:t>-</w:t>
+      </w:r>
+      <w:r>
+        <w:rPr>
+          <w:sz w:val="22"/>
+        </w:rPr>
+        <w:t xml:space="preserve"> REST-контроллеры (10 классов), обрабатывающие HTTP-запросы, выполняющие валидацию входных DTO</w:t>
+      </w:r>
+      <w:r>
+        <w:rPr>
+          <w:sz w:val="22"/>
+        </w:rPr>
+        <w:t>,</w:t>
+      </w:r>
+      <w:r>
+        <w:rPr>
+          <w:sz w:val="22"/>
+        </w:rPr>
+        <w:t xml:space="preserve"> через @Valid и формирующие корректные HTTP-ответы;</w:t>
       </w:r>
     </w:p>
     <w:p>
       <w:pPr>
+        <w:pStyle w:val="a7"/>
+        <w:numPr>
+          <w:ilvl w:val="0"/>
+          <w:numId w:val="41"/>
+        </w:numPr>
         <w:tabs>
           <w:tab w:val="left" w:pos="0"/>
         </w:tabs>
         <w:ind w:left="450" w:hanging="450"/>
       </w:pPr>
-      <w:r>
-        <w:rPr>
-          <w:sz w:val="22"/>
-        </w:rPr>
-        <w:t>• portal.service — сервисный слой бизнес-логики, содержащий валидацию бизнес-правил, алгоритмы расчетов и управление транзакциями (@Transactional);</w:t>
+      <w:proofErr w:type="spellStart"/>
+      <w:r>
+        <w:rPr>
+          <w:sz w:val="22"/>
+        </w:rPr>
+        <w:t>portal.service</w:t>
+      </w:r>
+      <w:proofErr w:type="spellEnd"/>
+      <w:r>
+        <w:rPr>
+          <w:sz w:val="22"/>
+        </w:rPr>
+        <w:t xml:space="preserve"> </w:t>
+      </w:r>
+      <w:r>
+        <w:rPr>
+          <w:sz w:val="22"/>
+        </w:rPr>
+        <w:t>-</w:t>
+      </w:r>
+      <w:r>
+        <w:rPr>
+          <w:sz w:val="22"/>
+        </w:rPr>
+        <w:t xml:space="preserve"> сервисный слой бизнес-логики, содержащий валидацию бизнес-правил, алгоритмы расчетов и управление транзакциями (@Transactional);</w:t>
       </w:r>
     </w:p>
     <w:p>
       <w:pPr>
+        <w:pStyle w:val="a7"/>
+        <w:numPr>
+          <w:ilvl w:val="0"/>
+          <w:numId w:val="41"/>
+        </w:numPr>
         <w:tabs>
           <w:tab w:val="left" w:pos="0"/>
         </w:tabs>
         <w:ind w:left="450" w:hanging="450"/>
       </w:pPr>
-      <w:r>
-        <w:rPr>
-          <w:sz w:val="22"/>
-        </w:rPr>
-        <w:t>• portal.repository — интерфейсы Spring Data JPA, инкапсулирующие доступ к БД и кастомные JPQL-запросы (включая поиск пересечений интервалов времени);</w:t>
+      <w:proofErr w:type="spellStart"/>
+      <w:r>
+        <w:rPr>
+          <w:sz w:val="22"/>
+        </w:rPr>
+        <w:t>portal.repository</w:t>
+      </w:r>
+      <w:proofErr w:type="spellEnd"/>
+      <w:r>
+        <w:rPr>
+          <w:sz w:val="22"/>
+        </w:rPr>
+        <w:t xml:space="preserve"> </w:t>
+      </w:r>
+      <w:r>
+        <w:rPr>
+          <w:sz w:val="22"/>
+        </w:rPr>
+        <w:t>-</w:t>
+      </w:r>
+      <w:r>
+        <w:rPr>
+          <w:sz w:val="22"/>
+        </w:rPr>
+        <w:t xml:space="preserve"> интерфейсы Spring Data JPA, инкапсулирующие доступ к БД и кастомные JPQL-запросы (включая поиск пересечений интервалов времени);</w:t>
       </w:r>
     </w:p>
     <w:p>
       <w:pPr>
+        <w:pStyle w:val="a7"/>
+        <w:numPr>
+          <w:ilvl w:val="0"/>
+          <w:numId w:val="41"/>
+        </w:numPr>
         <w:tabs>
           <w:tab w:val="left" w:pos="0"/>
         </w:tabs>
         <w:ind w:left="450" w:hanging="450"/>
       </w:pPr>
-      <w:r>
-        <w:rPr>
-          <w:sz w:val="22"/>
-        </w:rPr>
-        <w:t>• portal.entity — персистентные JPA-модели, отображаемые на таблицы реляционной базы данных PostgreSQL;</w:t>
+      <w:proofErr w:type="spellStart"/>
+      <w:r>
+        <w:rPr>
+          <w:sz w:val="22"/>
+        </w:rPr>
+        <w:t>portal.entity</w:t>
+      </w:r>
+      <w:proofErr w:type="spellEnd"/>
+      <w:r>
+        <w:rPr>
+          <w:sz w:val="22"/>
+        </w:rPr>
+        <w:t xml:space="preserve"> </w:t>
+      </w:r>
+      <w:r>
+        <w:rPr>
+          <w:sz w:val="22"/>
+        </w:rPr>
+        <w:t xml:space="preserve">- </w:t>
+      </w:r>
+      <w:r>
+        <w:rPr>
+          <w:sz w:val="22"/>
+        </w:rPr>
+        <w:t>JPA-модели, отображаемые на таблицы реляционной базы данных PostgreSQL;</w:t>
       </w:r>
     </w:p>
     <w:p>
       <w:pPr>
+        <w:pStyle w:val="a7"/>
+        <w:numPr>
+          <w:ilvl w:val="0"/>
+          <w:numId w:val="41"/>
+        </w:numPr>
         <w:tabs>
           <w:tab w:val="left" w:pos="0"/>
         </w:tabs>
         <w:ind w:left="450" w:hanging="450"/>
       </w:pPr>
-      <w:r>
-        <w:rPr>
-          <w:sz w:val="22"/>
-        </w:rPr>
-        <w:t>• portal.dto — объекты передачи данных (Data Transfer Objects), разделенные на Request и Response. DTO скрывают внутреннее состояние БД, исключают рекурсивные циклические ссылки при сериализации и содержат правила валидации Bean Validation;</w:t>
+      <w:proofErr w:type="spellStart"/>
+      <w:r>
+        <w:rPr>
+          <w:sz w:val="22"/>
+        </w:rPr>
+        <w:t>portal.dto</w:t>
+      </w:r>
+      <w:proofErr w:type="spellEnd"/>
+      <w:r>
+        <w:rPr>
+          <w:sz w:val="22"/>
+        </w:rPr>
+        <w:t xml:space="preserve"> </w:t>
+      </w:r>
+      <w:r>
+        <w:rPr>
+          <w:sz w:val="22"/>
+        </w:rPr>
+        <w:t>-</w:t>
+      </w:r>
+      <w:r>
+        <w:rPr>
+          <w:sz w:val="22"/>
+        </w:rPr>
+        <w:t xml:space="preserve"> объекты передачи данных (Data Transfer </w:t>
+      </w:r>
+      <w:proofErr w:type="spellStart"/>
+      <w:r>
+        <w:rPr>
+          <w:sz w:val="22"/>
+        </w:rPr>
+        <w:t>Objects</w:t>
+      </w:r>
+      <w:proofErr w:type="spellEnd"/>
+      <w:r>
+        <w:rPr>
+          <w:sz w:val="22"/>
+        </w:rPr>
+        <w:t>)</w:t>
+      </w:r>
+      <w:r>
+        <w:rPr>
+          <w:sz w:val="22"/>
+        </w:rPr>
+        <w:t xml:space="preserve"> между клиентом и сервером</w:t>
+      </w:r>
+      <w:r>
+        <w:rPr>
+          <w:sz w:val="22"/>
+        </w:rPr>
+        <w:t>, раздел</w:t>
+      </w:r>
+      <w:r>
+        <w:rPr>
+          <w:sz w:val="22"/>
+        </w:rPr>
+        <w:t>ё</w:t>
+      </w:r>
+      <w:r>
+        <w:rPr>
+          <w:sz w:val="22"/>
+        </w:rPr>
+        <w:t xml:space="preserve">нные на </w:t>
+      </w:r>
+      <w:proofErr w:type="spellStart"/>
+      <w:r>
+        <w:rPr>
+          <w:sz w:val="22"/>
+        </w:rPr>
+        <w:t>Request</w:t>
+      </w:r>
+      <w:proofErr w:type="spellEnd"/>
+      <w:r>
+        <w:rPr>
+          <w:sz w:val="22"/>
+        </w:rPr>
+        <w:t xml:space="preserve"> и Response. </w:t>
+      </w:r>
+      <w:r>
+        <w:rPr>
+          <w:sz w:val="22"/>
+        </w:rPr>
+        <w:t>Они</w:t>
+      </w:r>
+      <w:r>
+        <w:rPr>
+          <w:sz w:val="22"/>
+        </w:rPr>
+        <w:t xml:space="preserve"> скрывают внутреннее состояние БД, исключают рекурсивные циклические ссылки при сериализации и содержат правила валидации;</w:t>
       </w:r>
     </w:p>
     <w:p>
       <w:pPr>
+        <w:pStyle w:val="a7"/>
+        <w:numPr>
+          <w:ilvl w:val="0"/>
+          <w:numId w:val="41"/>
+        </w:numPr>
         <w:tabs>
           <w:tab w:val="left" w:pos="0"/>
         </w:tabs>
@@ -2307,11 +2675,31 @@
           <w:sz w:val="22"/>
         </w:rPr>
       </w:pPr>
-      <w:r>
-        <w:rPr>
-          <w:sz w:val="22"/>
-        </w:rPr>
-        <w:t xml:space="preserve">• portal.exception — классы предметных исключений и единый контроллер обработки ошибок </w:t>
+      <w:proofErr w:type="spellStart"/>
+      <w:r>
+        <w:rPr>
+          <w:sz w:val="22"/>
+        </w:rPr>
+        <w:t>portal.exception</w:t>
+      </w:r>
+      <w:proofErr w:type="spellEnd"/>
+      <w:r>
+        <w:rPr>
+          <w:sz w:val="22"/>
+        </w:rPr>
+        <w:t xml:space="preserve"> </w:t>
+      </w:r>
+      <w:r>
+        <w:rPr>
+          <w:sz w:val="22"/>
+        </w:rPr>
+        <w:t>-</w:t>
+      </w:r>
+      <w:r>
+        <w:rPr>
+          <w:sz w:val="22"/>
+        </w:rPr>
+        <w:t xml:space="preserve"> классы предметных исключений и единый контроллер обработки ошибок </w:t>
       </w:r>
       <w:proofErr w:type="spellStart"/>
       <w:r>
@@ -2329,25 +2717,29 @@
       </w:r>
     </w:p>
     <w:p>
-      <w:pPr>
-        <w:pStyle w:val="a0"/>
-      </w:pPr>
+      <w:r>
+        <w:t>В итоге запрос проходит через несколько уровней: сначала его принимает контроллер, затем сервис обрабатывает бизнес-логику, после чего репозиторий взаимодействует с базой данных. Результат проходит тот же путь в обратную сторону и возвращается клиенту уже в виде DTO и HTTP-ответа.</w:t>
+      </w:r>
+    </w:p>
+    <w:p/>
+    <w:p>
+      <w:pPr>
+        <w:rPr>
+          <w:b/>
+          <w:bCs/>
+          <w:sz w:val="36"/>
+          <w:szCs w:val="36"/>
+        </w:rPr>
+      </w:pPr>
+      <w:r>
+        <w:br w:type="page"/>
+      </w:r>
     </w:p>
     <w:p>
       <w:pPr>
-        <w:pStyle w:val="a0"/>
-      </w:pPr>
-    </w:p>
-    <w:p>
-      <w:pPr>
-        <w:pStyle w:val="a0"/>
-      </w:pPr>
-    </w:p>
-    <w:p>
-      <w:pPr>
         <w:pStyle w:val="1"/>
       </w:pPr>
-      <w:bookmarkStart w:id="3" w:name="_Toc241174457"/>
+      <w:bookmarkStart w:id="3" w:name="_Toc241201283"/>
       <w:r>
         <w:lastRenderedPageBreak/>
         <w:t>3. Модель данных и миграции базы данных</w:t>
@@ -2370,11 +2762,9 @@
       <w:r>
         <w:t xml:space="preserve"> инструментом </w:t>
       </w:r>
-      <w:proofErr w:type="spellStart"/>
-      <w:r>
-        <w:t>версионирования</w:t>
-      </w:r>
-      <w:proofErr w:type="spellEnd"/>
+      <w:r>
+        <w:t>для контроля версий</w:t>
+      </w:r>
       <w:r>
         <w:t xml:space="preserve"> </w:t>
       </w:r>
@@ -2390,6 +2780,7 @@
     <w:p>
       <w:pPr>
         <w:spacing w:before="160" w:after="80"/>
+        <w:ind w:hanging="900"/>
         <w:jc w:val="center"/>
       </w:pPr>
       <w:r>
@@ -2398,8 +2789,8 @@
         </w:rPr>
         <w:drawing>
           <wp:inline distT="0" distB="0" distL="0" distR="0" wp14:anchorId="214C600E" wp14:editId="0A0DB914">
-            <wp:extent cx="6120130" cy="3333115"/>
-            <wp:effectExtent l="0" t="0" r="1270" b="0"/>
+            <wp:extent cx="7179104" cy="3909848"/>
+            <wp:effectExtent l="0" t="0" r="0" b="1905"/>
             <wp:docPr id="1895841408" name="Рисунок 1"/>
             <wp:cNvGraphicFramePr>
               <a:graphicFrameLocks xmlns:a="http://schemas.openxmlformats.org/drawingml/2006/main" noChangeAspect="1"/>
@@ -2426,7 +2817,7 @@
                   <pic:spPr>
                     <a:xfrm>
                       <a:off x="0" y="0"/>
-                      <a:ext cx="6120130" cy="3333115"/>
+                      <a:ext cx="7196379" cy="3919256"/>
                     </a:xfrm>
                     <a:prstGeom prst="rect">
                       <a:avLst/>
@@ -2468,11 +2859,6 @@
         </w:rPr>
         <w:t xml:space="preserve"> схема базы данных (ERD)</w:t>
       </w:r>
-    </w:p>
-    <w:p>
-      <w:pPr>
-        <w:pStyle w:val="a0"/>
-      </w:pPr>
     </w:p>
     <w:tbl>
       <w:tblPr>
@@ -4824,14 +5210,9 @@
     </w:p>
     <w:p>
       <w:pPr>
-        <w:pStyle w:val="a0"/>
-      </w:pPr>
-    </w:p>
-    <w:p>
-      <w:pPr>
         <w:pStyle w:val="1"/>
       </w:pPr>
-      <w:bookmarkStart w:id="4" w:name="_Toc241174458"/>
+      <w:bookmarkStart w:id="4" w:name="_Toc241201284"/>
       <w:r>
         <w:t>4. Проектирование и реализация REST API</w:t>
       </w:r>
@@ -4839,70 +5220,148 @@
     </w:p>
     <w:p>
       <w:r>
-        <w:t>В сервисе реализован полнофункциональный RESTful API, строго следующий соглашениям HTTP-протокола. Все точки входа сгруппированы по 10 контроллерам. Операции создания ресурсов возвращают HTTP-статус 201 Created с телом созданного объекта, операции обновления — 200 OK, операции удаления — 204 No Content, при отсутствии ресурса формируется статус 404 Not Found, а при нарушении бизнес-правил — 409 Conflict.</w:t>
+        <w:t>В приложении реализован REST API, через который клиент взаимодействует со всеми основными функциями системы. API разделён между 10 контроллерами, каждый из которых отвечает за свою группу операций.</w:t>
       </w:r>
     </w:p>
     <w:p>
       <w:r>
-        <w:lastRenderedPageBreak/>
-        <w:t>В соответствии с техническим заданием в API внедрены специализированные режимы пагинации:</w:t>
+        <w:t xml:space="preserve">При создании нового объекта сервер возвращает статус 201 </w:t>
+      </w:r>
+      <w:proofErr w:type="spellStart"/>
+      <w:r>
+        <w:t>Created</w:t>
+      </w:r>
+      <w:proofErr w:type="spellEnd"/>
+      <w:r>
+        <w:t xml:space="preserve"> и созданный объект в теле ответа. При успешном изменении используется 200 OK, а при удалении — 204 No Content. Если запрошенный объект не существует, сервер возвращает 404 </w:t>
+      </w:r>
+      <w:proofErr w:type="spellStart"/>
+      <w:r>
+        <w:t>Not</w:t>
+      </w:r>
+      <w:proofErr w:type="spellEnd"/>
+      <w:r>
+        <w:t xml:space="preserve"> </w:t>
+      </w:r>
+      <w:proofErr w:type="spellStart"/>
+      <w:r>
+        <w:t>Found</w:t>
+      </w:r>
+      <w:proofErr w:type="spellEnd"/>
+      <w:r>
+        <w:t xml:space="preserve">. В случаях, когда операция нарушает бизнес-правила системы, возвращается 409 </w:t>
+      </w:r>
+      <w:proofErr w:type="spellStart"/>
+      <w:r>
+        <w:t>Conflict</w:t>
+      </w:r>
+      <w:proofErr w:type="spellEnd"/>
+      <w:r>
+        <w:t>.</w:t>
       </w:r>
     </w:p>
     <w:p>
       <w:r>
-        <w:rPr>
-          <w:sz w:val="22"/>
-        </w:rPr>
-        <w:t xml:space="preserve">• </w:t>
-      </w:r>
-      <w:r>
-        <w:rPr>
-          <w:b/>
-          <w:sz w:val="22"/>
-        </w:rPr>
-        <w:t xml:space="preserve">1. Лимит записей: </w:t>
-      </w:r>
-      <w:r>
-        <w:rPr>
-          <w:sz w:val="22"/>
-        </w:rPr>
-        <w:t>Ограничение объема выборки: во всех эндпоинтах постраничного чтения (GET) установлен жесткий лимит size через валидацию @Min(1) @Max(50). Попытка запросить более 50 записей приводит к ошибке 400 Bad Request;</w:t>
+        <w:lastRenderedPageBreak/>
+        <w:t>В соответствии с заданием в API внедрены специализированные режимы пагинации:</w:t>
       </w:r>
     </w:p>
     <w:p>
-      <w:r>
-        <w:rPr>
-          <w:sz w:val="22"/>
-        </w:rPr>
-        <w:t xml:space="preserve">• </w:t>
-      </w:r>
+      <w:pPr>
+        <w:pStyle w:val="a7"/>
+        <w:numPr>
+          <w:ilvl w:val="0"/>
+          <w:numId w:val="39"/>
+        </w:numPr>
+        <w:ind w:left="360"/>
+      </w:pPr>
       <w:r>
         <w:rPr>
           <w:b/>
-          <w:sz w:val="22"/>
-        </w:rPr>
-        <w:t xml:space="preserve">2. Бесконечная лента (Slice): </w:t>
-      </w:r>
-      <w:r>
-        <w:rPr>
-          <w:sz w:val="22"/>
-        </w:rPr>
-        <w:t>В эндпоинте GET /api/attendance реализована бесконечная прокрутка на основе org.springframework.data.domain.Slice. Вместо выполнения дорогостоящего подзапроса SELECT count(*), база запрашивает N+1 записей, определяя наличие следующей страницы (hasNext). Результат оборачивается в компактный DTO SliceResponse;</w:t>
+          <w:bCs/>
+          <w:sz w:val="22"/>
+        </w:rPr>
+        <w:t xml:space="preserve">Ограничение </w:t>
+      </w:r>
+      <w:proofErr w:type="spellStart"/>
+      <w:r>
+        <w:rPr>
+          <w:b/>
+          <w:bCs/>
+          <w:sz w:val="22"/>
+        </w:rPr>
+        <w:t>объема</w:t>
+      </w:r>
+      <w:proofErr w:type="spellEnd"/>
+      <w:r>
+        <w:rPr>
+          <w:b/>
+          <w:bCs/>
+          <w:sz w:val="22"/>
+        </w:rPr>
+        <w:t xml:space="preserve"> выборки:</w:t>
+      </w:r>
+      <w:r>
+        <w:rPr>
+          <w:sz w:val="22"/>
+        </w:rPr>
+        <w:t xml:space="preserve"> во всех эндпоинтах постраничного чтения (GET) установлен жесткий лимит size через валидацию @Min(1) @Max(50). Попытка запросить более 50 записей приводит к ошибке 400 Bad Request;</w:t>
       </w:r>
     </w:p>
     <w:p>
-      <w:r>
-        <w:rPr>
-          <w:sz w:val="22"/>
-        </w:rPr>
-        <w:t xml:space="preserve">• </w:t>
-      </w:r>
+      <w:pPr>
+        <w:pStyle w:val="a7"/>
+        <w:numPr>
+          <w:ilvl w:val="0"/>
+          <w:numId w:val="39"/>
+        </w:numPr>
+        <w:ind w:left="360"/>
+      </w:pPr>
       <w:r>
         <w:rPr>
           <w:b/>
           <w:sz w:val="22"/>
         </w:rPr>
-        <w:t xml:space="preserve">3. Метаданные в заголовках: </w:t>
+        <w:t>Бесконечная лента (</w:t>
+      </w:r>
+      <w:proofErr w:type="spellStart"/>
+      <w:r>
+        <w:rPr>
+          <w:b/>
+          <w:sz w:val="22"/>
+        </w:rPr>
+        <w:t>Slice</w:t>
+      </w:r>
+      <w:proofErr w:type="spellEnd"/>
+      <w:r>
+        <w:rPr>
+          <w:b/>
+          <w:sz w:val="22"/>
+        </w:rPr>
+        <w:t xml:space="preserve">): </w:t>
+      </w:r>
+      <w:r>
+        <w:rPr>
+          <w:sz w:val="22"/>
+        </w:rPr>
+        <w:t>В эндпоинте GET /api/attendance реализована бесконечная прокрутка на основе org.springframework.data.domain.Slice. Вместо выполнения дорогостоящего подзапроса SELECT count(*), база запрашивает N+1 записей, определяя наличие следующей страницы (hasNext). Результат оборачивается в компактный DTO SliceResponse;</w:t>
+      </w:r>
+    </w:p>
+    <w:p>
+      <w:pPr>
+        <w:pStyle w:val="a7"/>
+        <w:numPr>
+          <w:ilvl w:val="0"/>
+          <w:numId w:val="39"/>
+        </w:numPr>
+        <w:ind w:left="360"/>
+      </w:pPr>
+      <w:r>
+        <w:rPr>
+          <w:b/>
+          <w:sz w:val="22"/>
+        </w:rPr>
+        <w:t xml:space="preserve">Метаданные в заголовках: </w:t>
       </w:r>
       <w:r>
         <w:rPr>
@@ -4928,10 +5387,10 @@
         <w:tblLook w:val="04A0" w:firstRow="1" w:lastRow="0" w:firstColumn="1" w:lastColumn="0" w:noHBand="0" w:noVBand="1"/>
       </w:tblPr>
       <w:tblGrid>
-        <w:gridCol w:w="1291"/>
-        <w:gridCol w:w="3552"/>
-        <w:gridCol w:w="2424"/>
-        <w:gridCol w:w="3549"/>
+        <w:gridCol w:w="942"/>
+        <w:gridCol w:w="3090"/>
+        <w:gridCol w:w="2247"/>
+        <w:gridCol w:w="4537"/>
       </w:tblGrid>
       <w:tr>
         <w:trPr>
@@ -4940,7 +5399,7 @@
         </w:trPr>
         <w:tc>
           <w:tcPr>
-            <w:tcW w:w="1291" w:type="dxa"/>
+            <w:tcW w:w="942" w:type="dxa"/>
             <w:shd w:val="clear" w:color="auto" w:fill="EAECEE"/>
             <w:tcMar>
               <w:top w:w="120" w:type="dxa"/>
@@ -4969,7 +5428,7 @@
         </w:tc>
         <w:tc>
           <w:tcPr>
-            <w:tcW w:w="3552" w:type="dxa"/>
+            <w:tcW w:w="3108" w:type="dxa"/>
             <w:shd w:val="clear" w:color="auto" w:fill="EAECEE"/>
             <w:tcMar>
               <w:top w:w="120" w:type="dxa"/>
@@ -4998,7 +5457,7 @@
         </w:tc>
         <w:tc>
           <w:tcPr>
-            <w:tcW w:w="2424" w:type="dxa"/>
+            <w:tcW w:w="2070" w:type="dxa"/>
             <w:shd w:val="clear" w:color="auto" w:fill="EAECEE"/>
             <w:tcMar>
               <w:top w:w="120" w:type="dxa"/>
@@ -5027,7 +5486,7 @@
         </w:tc>
         <w:tc>
           <w:tcPr>
-            <w:tcW w:w="3549" w:type="dxa"/>
+            <w:tcW w:w="4696" w:type="dxa"/>
             <w:shd w:val="clear" w:color="auto" w:fill="EAECEE"/>
             <w:tcMar>
               <w:top w:w="120" w:type="dxa"/>
@@ -5062,7 +5521,7 @@
         </w:trPr>
         <w:tc>
           <w:tcPr>
-            <w:tcW w:w="1291" w:type="dxa"/>
+            <w:tcW w:w="942" w:type="dxa"/>
             <w:shd w:val="clear" w:color="auto" w:fill="FDFEFE"/>
             <w:tcMar>
               <w:top w:w="100" w:type="dxa"/>
@@ -5090,7 +5549,7 @@
         </w:tc>
         <w:tc>
           <w:tcPr>
-            <w:tcW w:w="3552" w:type="dxa"/>
+            <w:tcW w:w="3108" w:type="dxa"/>
             <w:shd w:val="clear" w:color="auto" w:fill="FDFEFE"/>
             <w:tcMar>
               <w:top w:w="100" w:type="dxa"/>
@@ -5118,7 +5577,7 @@
         </w:tc>
         <w:tc>
           <w:tcPr>
-            <w:tcW w:w="2424" w:type="dxa"/>
+            <w:tcW w:w="2070" w:type="dxa"/>
             <w:shd w:val="clear" w:color="auto" w:fill="FDFEFE"/>
             <w:tcMar>
               <w:top w:w="100" w:type="dxa"/>
@@ -5146,7 +5605,7 @@
         </w:tc>
         <w:tc>
           <w:tcPr>
-            <w:tcW w:w="3549" w:type="dxa"/>
+            <w:tcW w:w="4696" w:type="dxa"/>
             <w:shd w:val="clear" w:color="auto" w:fill="FDFEFE"/>
             <w:tcMar>
               <w:top w:w="100" w:type="dxa"/>
@@ -5180,7 +5639,7 @@
         </w:trPr>
         <w:tc>
           <w:tcPr>
-            <w:tcW w:w="1291" w:type="dxa"/>
+            <w:tcW w:w="942" w:type="dxa"/>
             <w:shd w:val="clear" w:color="auto" w:fill="F8F9F9"/>
             <w:tcMar>
               <w:top w:w="100" w:type="dxa"/>
@@ -5208,7 +5667,7 @@
         </w:tc>
         <w:tc>
           <w:tcPr>
-            <w:tcW w:w="3552" w:type="dxa"/>
+            <w:tcW w:w="3108" w:type="dxa"/>
             <w:shd w:val="clear" w:color="auto" w:fill="F8F9F9"/>
             <w:tcMar>
               <w:top w:w="100" w:type="dxa"/>
@@ -5236,7 +5695,7 @@
         </w:tc>
         <w:tc>
           <w:tcPr>
-            <w:tcW w:w="2424" w:type="dxa"/>
+            <w:tcW w:w="2070" w:type="dxa"/>
             <w:shd w:val="clear" w:color="auto" w:fill="F8F9F9"/>
             <w:tcMar>
               <w:top w:w="100" w:type="dxa"/>
@@ -5264,7 +5723,7 @@
         </w:tc>
         <w:tc>
           <w:tcPr>
-            <w:tcW w:w="3549" w:type="dxa"/>
+            <w:tcW w:w="4696" w:type="dxa"/>
             <w:shd w:val="clear" w:color="auto" w:fill="F8F9F9"/>
             <w:tcMar>
               <w:top w:w="100" w:type="dxa"/>
@@ -5298,7 +5757,7 @@
         </w:trPr>
         <w:tc>
           <w:tcPr>
-            <w:tcW w:w="1291" w:type="dxa"/>
+            <w:tcW w:w="942" w:type="dxa"/>
             <w:shd w:val="clear" w:color="auto" w:fill="FDFEFE"/>
             <w:tcMar>
               <w:top w:w="100" w:type="dxa"/>
@@ -5326,7 +5785,7 @@
         </w:tc>
         <w:tc>
           <w:tcPr>
-            <w:tcW w:w="3552" w:type="dxa"/>
+            <w:tcW w:w="3108" w:type="dxa"/>
             <w:shd w:val="clear" w:color="auto" w:fill="FDFEFE"/>
             <w:tcMar>
               <w:top w:w="100" w:type="dxa"/>
@@ -5354,7 +5813,7 @@
         </w:tc>
         <w:tc>
           <w:tcPr>
-            <w:tcW w:w="2424" w:type="dxa"/>
+            <w:tcW w:w="2070" w:type="dxa"/>
             <w:shd w:val="clear" w:color="auto" w:fill="FDFEFE"/>
             <w:tcMar>
               <w:top w:w="100" w:type="dxa"/>
@@ -5382,7 +5841,7 @@
         </w:tc>
         <w:tc>
           <w:tcPr>
-            <w:tcW w:w="3549" w:type="dxa"/>
+            <w:tcW w:w="4696" w:type="dxa"/>
             <w:shd w:val="clear" w:color="auto" w:fill="FDFEFE"/>
             <w:tcMar>
               <w:top w:w="100" w:type="dxa"/>
@@ -5416,7 +5875,7 @@
         </w:trPr>
         <w:tc>
           <w:tcPr>
-            <w:tcW w:w="1291" w:type="dxa"/>
+            <w:tcW w:w="942" w:type="dxa"/>
             <w:shd w:val="clear" w:color="auto" w:fill="F8F9F9"/>
             <w:tcMar>
               <w:top w:w="100" w:type="dxa"/>
@@ -5444,7 +5903,7 @@
         </w:tc>
         <w:tc>
           <w:tcPr>
-            <w:tcW w:w="3552" w:type="dxa"/>
+            <w:tcW w:w="3108" w:type="dxa"/>
             <w:shd w:val="clear" w:color="auto" w:fill="F8F9F9"/>
             <w:tcMar>
               <w:top w:w="100" w:type="dxa"/>
@@ -5472,7 +5931,7 @@
         </w:tc>
         <w:tc>
           <w:tcPr>
-            <w:tcW w:w="2424" w:type="dxa"/>
+            <w:tcW w:w="2070" w:type="dxa"/>
             <w:shd w:val="clear" w:color="auto" w:fill="F8F9F9"/>
             <w:tcMar>
               <w:top w:w="100" w:type="dxa"/>
@@ -5500,7 +5959,7 @@
         </w:tc>
         <w:tc>
           <w:tcPr>
-            <w:tcW w:w="3549" w:type="dxa"/>
+            <w:tcW w:w="4696" w:type="dxa"/>
             <w:shd w:val="clear" w:color="auto" w:fill="F8F9F9"/>
             <w:tcMar>
               <w:top w:w="100" w:type="dxa"/>
@@ -5534,7 +5993,7 @@
         </w:trPr>
         <w:tc>
           <w:tcPr>
-            <w:tcW w:w="1291" w:type="dxa"/>
+            <w:tcW w:w="942" w:type="dxa"/>
             <w:shd w:val="clear" w:color="auto" w:fill="FDFEFE"/>
             <w:tcMar>
               <w:top w:w="100" w:type="dxa"/>
@@ -5562,7 +6021,7 @@
         </w:tc>
         <w:tc>
           <w:tcPr>
-            <w:tcW w:w="3552" w:type="dxa"/>
+            <w:tcW w:w="3108" w:type="dxa"/>
             <w:shd w:val="clear" w:color="auto" w:fill="FDFEFE"/>
             <w:tcMar>
               <w:top w:w="100" w:type="dxa"/>
@@ -5590,7 +6049,7 @@
         </w:tc>
         <w:tc>
           <w:tcPr>
-            <w:tcW w:w="2424" w:type="dxa"/>
+            <w:tcW w:w="2070" w:type="dxa"/>
             <w:shd w:val="clear" w:color="auto" w:fill="FDFEFE"/>
             <w:tcMar>
               <w:top w:w="100" w:type="dxa"/>
@@ -5618,7 +6077,7 @@
         </w:tc>
         <w:tc>
           <w:tcPr>
-            <w:tcW w:w="3549" w:type="dxa"/>
+            <w:tcW w:w="4696" w:type="dxa"/>
             <w:shd w:val="clear" w:color="auto" w:fill="FDFEFE"/>
             <w:tcMar>
               <w:top w:w="100" w:type="dxa"/>
@@ -5652,7 +6111,7 @@
         </w:trPr>
         <w:tc>
           <w:tcPr>
-            <w:tcW w:w="1291" w:type="dxa"/>
+            <w:tcW w:w="942" w:type="dxa"/>
             <w:shd w:val="clear" w:color="auto" w:fill="F8F9F9"/>
             <w:tcMar>
               <w:top w:w="100" w:type="dxa"/>
@@ -5680,7 +6139,7 @@
         </w:tc>
         <w:tc>
           <w:tcPr>
-            <w:tcW w:w="3552" w:type="dxa"/>
+            <w:tcW w:w="3108" w:type="dxa"/>
             <w:shd w:val="clear" w:color="auto" w:fill="F8F9F9"/>
             <w:tcMar>
               <w:top w:w="100" w:type="dxa"/>
@@ -5708,7 +6167,7 @@
         </w:tc>
         <w:tc>
           <w:tcPr>
-            <w:tcW w:w="2424" w:type="dxa"/>
+            <w:tcW w:w="2070" w:type="dxa"/>
             <w:shd w:val="clear" w:color="auto" w:fill="F8F9F9"/>
             <w:tcMar>
               <w:top w:w="100" w:type="dxa"/>
@@ -5736,7 +6195,7 @@
         </w:tc>
         <w:tc>
           <w:tcPr>
-            <w:tcW w:w="3549" w:type="dxa"/>
+            <w:tcW w:w="4696" w:type="dxa"/>
             <w:shd w:val="clear" w:color="auto" w:fill="F8F9F9"/>
             <w:tcMar>
               <w:top w:w="100" w:type="dxa"/>
@@ -5770,7 +6229,7 @@
         </w:trPr>
         <w:tc>
           <w:tcPr>
-            <w:tcW w:w="1291" w:type="dxa"/>
+            <w:tcW w:w="942" w:type="dxa"/>
             <w:shd w:val="clear" w:color="auto" w:fill="FDFEFE"/>
             <w:tcMar>
               <w:top w:w="100" w:type="dxa"/>
@@ -5798,7 +6257,7 @@
         </w:tc>
         <w:tc>
           <w:tcPr>
-            <w:tcW w:w="3552" w:type="dxa"/>
+            <w:tcW w:w="3108" w:type="dxa"/>
             <w:shd w:val="clear" w:color="auto" w:fill="FDFEFE"/>
             <w:tcMar>
               <w:top w:w="100" w:type="dxa"/>
@@ -5826,7 +6285,7 @@
         </w:tc>
         <w:tc>
           <w:tcPr>
-            <w:tcW w:w="2424" w:type="dxa"/>
+            <w:tcW w:w="2070" w:type="dxa"/>
             <w:shd w:val="clear" w:color="auto" w:fill="FDFEFE"/>
             <w:tcMar>
               <w:top w:w="100" w:type="dxa"/>
@@ -5854,7 +6313,7 @@
         </w:tc>
         <w:tc>
           <w:tcPr>
-            <w:tcW w:w="3549" w:type="dxa"/>
+            <w:tcW w:w="4696" w:type="dxa"/>
             <w:shd w:val="clear" w:color="auto" w:fill="FDFEFE"/>
             <w:tcMar>
               <w:top w:w="100" w:type="dxa"/>
@@ -5888,7 +6347,7 @@
         </w:trPr>
         <w:tc>
           <w:tcPr>
-            <w:tcW w:w="1291" w:type="dxa"/>
+            <w:tcW w:w="942" w:type="dxa"/>
             <w:shd w:val="clear" w:color="auto" w:fill="F8F9F9"/>
             <w:tcMar>
               <w:top w:w="100" w:type="dxa"/>
@@ -5916,7 +6375,7 @@
         </w:tc>
         <w:tc>
           <w:tcPr>
-            <w:tcW w:w="3552" w:type="dxa"/>
+            <w:tcW w:w="3108" w:type="dxa"/>
             <w:shd w:val="clear" w:color="auto" w:fill="F8F9F9"/>
             <w:tcMar>
               <w:top w:w="100" w:type="dxa"/>
@@ -5944,7 +6403,7 @@
         </w:tc>
         <w:tc>
           <w:tcPr>
-            <w:tcW w:w="2424" w:type="dxa"/>
+            <w:tcW w:w="2070" w:type="dxa"/>
             <w:shd w:val="clear" w:color="auto" w:fill="F8F9F9"/>
             <w:tcMar>
               <w:top w:w="100" w:type="dxa"/>
@@ -5972,7 +6431,7 @@
         </w:tc>
         <w:tc>
           <w:tcPr>
-            <w:tcW w:w="3549" w:type="dxa"/>
+            <w:tcW w:w="4696" w:type="dxa"/>
             <w:shd w:val="clear" w:color="auto" w:fill="F8F9F9"/>
             <w:tcMar>
               <w:top w:w="100" w:type="dxa"/>
@@ -6006,7 +6465,7 @@
         </w:trPr>
         <w:tc>
           <w:tcPr>
-            <w:tcW w:w="1291" w:type="dxa"/>
+            <w:tcW w:w="942" w:type="dxa"/>
             <w:shd w:val="clear" w:color="auto" w:fill="FDFEFE"/>
             <w:tcMar>
               <w:top w:w="100" w:type="dxa"/>
@@ -6034,7 +6493,7 @@
         </w:tc>
         <w:tc>
           <w:tcPr>
-            <w:tcW w:w="3552" w:type="dxa"/>
+            <w:tcW w:w="3108" w:type="dxa"/>
             <w:shd w:val="clear" w:color="auto" w:fill="FDFEFE"/>
             <w:tcMar>
               <w:top w:w="100" w:type="dxa"/>
@@ -6062,7 +6521,7 @@
         </w:tc>
         <w:tc>
           <w:tcPr>
-            <w:tcW w:w="2424" w:type="dxa"/>
+            <w:tcW w:w="2070" w:type="dxa"/>
             <w:shd w:val="clear" w:color="auto" w:fill="FDFEFE"/>
             <w:tcMar>
               <w:top w:w="100" w:type="dxa"/>
@@ -6090,7 +6549,7 @@
         </w:tc>
         <w:tc>
           <w:tcPr>
-            <w:tcW w:w="3549" w:type="dxa"/>
+            <w:tcW w:w="4696" w:type="dxa"/>
             <w:shd w:val="clear" w:color="auto" w:fill="FDFEFE"/>
             <w:tcMar>
               <w:top w:w="100" w:type="dxa"/>
@@ -6124,7 +6583,7 @@
         </w:trPr>
         <w:tc>
           <w:tcPr>
-            <w:tcW w:w="1291" w:type="dxa"/>
+            <w:tcW w:w="942" w:type="dxa"/>
             <w:shd w:val="clear" w:color="auto" w:fill="F8F9F9"/>
             <w:tcMar>
               <w:top w:w="100" w:type="dxa"/>
@@ -6146,14 +6605,13 @@
                 <w:sz w:val="20"/>
                 <w:szCs w:val="20"/>
               </w:rPr>
-              <w:lastRenderedPageBreak/>
               <w:t>POST</w:t>
             </w:r>
           </w:p>
         </w:tc>
         <w:tc>
           <w:tcPr>
-            <w:tcW w:w="3552" w:type="dxa"/>
+            <w:tcW w:w="3108" w:type="dxa"/>
             <w:shd w:val="clear" w:color="auto" w:fill="F8F9F9"/>
             <w:tcMar>
               <w:top w:w="100" w:type="dxa"/>
@@ -6181,7 +6639,7 @@
         </w:tc>
         <w:tc>
           <w:tcPr>
-            <w:tcW w:w="2424" w:type="dxa"/>
+            <w:tcW w:w="2070" w:type="dxa"/>
             <w:shd w:val="clear" w:color="auto" w:fill="F8F9F9"/>
             <w:tcMar>
               <w:top w:w="100" w:type="dxa"/>
@@ -6209,7 +6667,7 @@
         </w:tc>
         <w:tc>
           <w:tcPr>
-            <w:tcW w:w="3549" w:type="dxa"/>
+            <w:tcW w:w="4696" w:type="dxa"/>
             <w:shd w:val="clear" w:color="auto" w:fill="F8F9F9"/>
             <w:tcMar>
               <w:top w:w="100" w:type="dxa"/>
@@ -6243,7 +6701,7 @@
         </w:trPr>
         <w:tc>
           <w:tcPr>
-            <w:tcW w:w="1291" w:type="dxa"/>
+            <w:tcW w:w="942" w:type="dxa"/>
             <w:shd w:val="clear" w:color="auto" w:fill="FDFEFE"/>
             <w:tcMar>
               <w:top w:w="100" w:type="dxa"/>
@@ -6265,13 +6723,14 @@
                 <w:sz w:val="20"/>
                 <w:szCs w:val="20"/>
               </w:rPr>
+              <w:lastRenderedPageBreak/>
               <w:t>GET</w:t>
             </w:r>
           </w:p>
         </w:tc>
         <w:tc>
           <w:tcPr>
-            <w:tcW w:w="3552" w:type="dxa"/>
+            <w:tcW w:w="3108" w:type="dxa"/>
             <w:shd w:val="clear" w:color="auto" w:fill="FDFEFE"/>
             <w:tcMar>
               <w:top w:w="100" w:type="dxa"/>
@@ -6299,7 +6758,7 @@
         </w:tc>
         <w:tc>
           <w:tcPr>
-            <w:tcW w:w="2424" w:type="dxa"/>
+            <w:tcW w:w="2070" w:type="dxa"/>
             <w:shd w:val="clear" w:color="auto" w:fill="FDFEFE"/>
             <w:tcMar>
               <w:top w:w="100" w:type="dxa"/>
@@ -6327,7 +6786,7 @@
         </w:tc>
         <w:tc>
           <w:tcPr>
-            <w:tcW w:w="3549" w:type="dxa"/>
+            <w:tcW w:w="4696" w:type="dxa"/>
             <w:shd w:val="clear" w:color="auto" w:fill="FDFEFE"/>
             <w:tcMar>
               <w:top w:w="100" w:type="dxa"/>
@@ -6361,7 +6820,7 @@
         </w:trPr>
         <w:tc>
           <w:tcPr>
-            <w:tcW w:w="1291" w:type="dxa"/>
+            <w:tcW w:w="942" w:type="dxa"/>
             <w:shd w:val="clear" w:color="auto" w:fill="F8F9F9"/>
             <w:tcMar>
               <w:top w:w="100" w:type="dxa"/>
@@ -6389,7 +6848,7 @@
         </w:tc>
         <w:tc>
           <w:tcPr>
-            <w:tcW w:w="3552" w:type="dxa"/>
+            <w:tcW w:w="3108" w:type="dxa"/>
             <w:shd w:val="clear" w:color="auto" w:fill="F8F9F9"/>
             <w:tcMar>
               <w:top w:w="100" w:type="dxa"/>
@@ -6417,7 +6876,7 @@
         </w:tc>
         <w:tc>
           <w:tcPr>
-            <w:tcW w:w="2424" w:type="dxa"/>
+            <w:tcW w:w="2070" w:type="dxa"/>
             <w:shd w:val="clear" w:color="auto" w:fill="F8F9F9"/>
             <w:tcMar>
               <w:top w:w="100" w:type="dxa"/>
@@ -6445,7 +6904,7 @@
         </w:tc>
         <w:tc>
           <w:tcPr>
-            <w:tcW w:w="3549" w:type="dxa"/>
+            <w:tcW w:w="4696" w:type="dxa"/>
             <w:shd w:val="clear" w:color="auto" w:fill="F8F9F9"/>
             <w:tcMar>
               <w:top w:w="100" w:type="dxa"/>
@@ -6479,7 +6938,7 @@
         </w:trPr>
         <w:tc>
           <w:tcPr>
-            <w:tcW w:w="1291" w:type="dxa"/>
+            <w:tcW w:w="942" w:type="dxa"/>
             <w:shd w:val="clear" w:color="auto" w:fill="FDFEFE"/>
             <w:tcMar>
               <w:top w:w="100" w:type="dxa"/>
@@ -6507,7 +6966,7 @@
         </w:tc>
         <w:tc>
           <w:tcPr>
-            <w:tcW w:w="3552" w:type="dxa"/>
+            <w:tcW w:w="3108" w:type="dxa"/>
             <w:shd w:val="clear" w:color="auto" w:fill="FDFEFE"/>
             <w:tcMar>
               <w:top w:w="100" w:type="dxa"/>
@@ -6555,7 +7014,7 @@
         </w:tc>
         <w:tc>
           <w:tcPr>
-            <w:tcW w:w="2424" w:type="dxa"/>
+            <w:tcW w:w="2070" w:type="dxa"/>
             <w:shd w:val="clear" w:color="auto" w:fill="FDFEFE"/>
             <w:tcMar>
               <w:top w:w="100" w:type="dxa"/>
@@ -6585,7 +7044,7 @@
         </w:tc>
         <w:tc>
           <w:tcPr>
-            <w:tcW w:w="3549" w:type="dxa"/>
+            <w:tcW w:w="4696" w:type="dxa"/>
             <w:shd w:val="clear" w:color="auto" w:fill="FDFEFE"/>
             <w:tcMar>
               <w:top w:w="100" w:type="dxa"/>
@@ -6619,7 +7078,7 @@
         </w:trPr>
         <w:tc>
           <w:tcPr>
-            <w:tcW w:w="1291" w:type="dxa"/>
+            <w:tcW w:w="942" w:type="dxa"/>
             <w:shd w:val="clear" w:color="auto" w:fill="F8F9F9"/>
             <w:tcMar>
               <w:top w:w="100" w:type="dxa"/>
@@ -6647,7 +7106,7 @@
         </w:tc>
         <w:tc>
           <w:tcPr>
-            <w:tcW w:w="3552" w:type="dxa"/>
+            <w:tcW w:w="3108" w:type="dxa"/>
             <w:shd w:val="clear" w:color="auto" w:fill="F8F9F9"/>
             <w:tcMar>
               <w:top w:w="100" w:type="dxa"/>
@@ -6675,7 +7134,7 @@
         </w:tc>
         <w:tc>
           <w:tcPr>
-            <w:tcW w:w="2424" w:type="dxa"/>
+            <w:tcW w:w="2070" w:type="dxa"/>
             <w:shd w:val="clear" w:color="auto" w:fill="F8F9F9"/>
             <w:tcMar>
               <w:top w:w="100" w:type="dxa"/>
@@ -6703,7 +7162,7 @@
         </w:tc>
         <w:tc>
           <w:tcPr>
-            <w:tcW w:w="3549" w:type="dxa"/>
+            <w:tcW w:w="4696" w:type="dxa"/>
             <w:shd w:val="clear" w:color="auto" w:fill="F8F9F9"/>
             <w:tcMar>
               <w:top w:w="100" w:type="dxa"/>
@@ -6737,7 +7196,7 @@
         </w:trPr>
         <w:tc>
           <w:tcPr>
-            <w:tcW w:w="1291" w:type="dxa"/>
+            <w:tcW w:w="942" w:type="dxa"/>
             <w:shd w:val="clear" w:color="auto" w:fill="FDFEFE"/>
             <w:tcMar>
               <w:top w:w="100" w:type="dxa"/>
@@ -6765,7 +7224,7 @@
         </w:tc>
         <w:tc>
           <w:tcPr>
-            <w:tcW w:w="3552" w:type="dxa"/>
+            <w:tcW w:w="3108" w:type="dxa"/>
             <w:shd w:val="clear" w:color="auto" w:fill="FDFEFE"/>
             <w:tcMar>
               <w:top w:w="100" w:type="dxa"/>
@@ -6793,7 +7252,7 @@
         </w:tc>
         <w:tc>
           <w:tcPr>
-            <w:tcW w:w="2424" w:type="dxa"/>
+            <w:tcW w:w="2070" w:type="dxa"/>
             <w:shd w:val="clear" w:color="auto" w:fill="FDFEFE"/>
             <w:tcMar>
               <w:top w:w="100" w:type="dxa"/>
@@ -6821,7 +7280,7 @@
         </w:tc>
         <w:tc>
           <w:tcPr>
-            <w:tcW w:w="3549" w:type="dxa"/>
+            <w:tcW w:w="4696" w:type="dxa"/>
             <w:shd w:val="clear" w:color="auto" w:fill="FDFEFE"/>
             <w:tcMar>
               <w:top w:w="100" w:type="dxa"/>
@@ -6855,7 +7314,7 @@
         </w:trPr>
         <w:tc>
           <w:tcPr>
-            <w:tcW w:w="1291" w:type="dxa"/>
+            <w:tcW w:w="942" w:type="dxa"/>
             <w:shd w:val="clear" w:color="auto" w:fill="F8F9F9"/>
             <w:tcMar>
               <w:top w:w="100" w:type="dxa"/>
@@ -6883,7 +7342,7 @@
         </w:tc>
         <w:tc>
           <w:tcPr>
-            <w:tcW w:w="3552" w:type="dxa"/>
+            <w:tcW w:w="3108" w:type="dxa"/>
             <w:shd w:val="clear" w:color="auto" w:fill="F8F9F9"/>
             <w:tcMar>
               <w:top w:w="100" w:type="dxa"/>
@@ -6911,7 +7370,7 @@
         </w:tc>
         <w:tc>
           <w:tcPr>
-            <w:tcW w:w="2424" w:type="dxa"/>
+            <w:tcW w:w="2070" w:type="dxa"/>
             <w:shd w:val="clear" w:color="auto" w:fill="F8F9F9"/>
             <w:tcMar>
               <w:top w:w="100" w:type="dxa"/>
@@ -6939,7 +7398,7 @@
         </w:tc>
         <w:tc>
           <w:tcPr>
-            <w:tcW w:w="3549" w:type="dxa"/>
+            <w:tcW w:w="4696" w:type="dxa"/>
             <w:shd w:val="clear" w:color="auto" w:fill="F8F9F9"/>
             <w:tcMar>
               <w:top w:w="100" w:type="dxa"/>
@@ -6983,27 +7442,51 @@
     </w:p>
     <w:p>
       <w:r>
-        <w:t xml:space="preserve">Для интерактивного взаимодействия и тестирования развернута документация OpenAPI 3 / Swagger UI, доступная при запуске по адресу http://localhost:8080/swagger-ui.html. Все схемы запросов и ответов явно снабжены аннотациями @Schema с универсальными примерами, исключающими коллизии </w:t>
-      </w:r>
-      <w:proofErr w:type="spellStart"/>
-      <w:r>
-        <w:t>имен</w:t>
-      </w:r>
-      <w:proofErr w:type="spellEnd"/>
-      <w:r>
-        <w:t xml:space="preserve"> классов.</w:t>
+        <w:t xml:space="preserve">Для интерактивного взаимодействия и тестирования развернута документация OpenAPI 3 / Swagger UI, доступная при запуске по адресу </w:t>
+      </w:r>
+      <w:hyperlink r:id="rId13" w:history="1">
+        <w:r>
+          <w:rPr>
+            <w:rStyle w:val="a8"/>
+            <w:b/>
+            <w:bCs/>
+          </w:rPr>
+          <w:t>http://localhost:8080/swagger-ui.html</w:t>
+        </w:r>
+      </w:hyperlink>
+      <w:r>
+        <w:rPr>
+          <w:b/>
+          <w:bCs/>
+        </w:rPr>
+        <w:t xml:space="preserve"> </w:t>
+      </w:r>
+      <w:r>
+        <w:t>.</w:t>
+      </w:r>
+      <w:r>
+        <w:rPr>
+          <w:b/>
+          <w:bCs/>
+        </w:rPr>
+        <w:t xml:space="preserve"> </w:t>
+      </w:r>
+      <w:r>
+        <w:t>Все схемы запросов и ответов явно снабжены аннотациями @Schema с универсальными примерами, исключающими коллизии им</w:t>
+      </w:r>
+      <w:r>
+        <w:t>ё</w:t>
+      </w:r>
+      <w:r>
+        <w:t>н классов.</w:t>
       </w:r>
     </w:p>
+    <w:p/>
     <w:p>
       <w:pPr>
-        <w:pStyle w:val="a0"/>
-      </w:pPr>
-    </w:p>
-    <w:p>
-      <w:pPr>
         <w:pStyle w:val="1"/>
       </w:pPr>
-      <w:bookmarkStart w:id="5" w:name="_Toc241174459"/>
+      <w:bookmarkStart w:id="5" w:name="_Toc241201285"/>
       <w:r>
         <w:t>5. Реализация сложных транзакционных сценариев</w:t>
       </w:r>
@@ -7011,85 +7494,203 @@
     </w:p>
     <w:p>
       <w:r>
-        <w:t>В сервисе выделены и реализованы два критических сценария бизнес-логики, требующих обеспечения свойств ACID (атомарность, согласованность, изолированность, надежность). Управление транзакциями реализовано декларативно с помощью аннотации @Transactional уровня Spring Framework.</w:t>
+        <w:t xml:space="preserve">В сервисе выделены и реализованы два критических сценария бизнес-логики, </w:t>
+      </w:r>
+      <w:r>
+        <w:t xml:space="preserve">для которых </w:t>
+      </w:r>
+      <w:r>
+        <w:t>надо было</w:t>
+      </w:r>
+      <w:r>
+        <w:t xml:space="preserve"> обеспечить свойства </w:t>
+      </w:r>
+      <w:r>
+        <w:t xml:space="preserve">ACID (атомарность, согласованность, изолированность, надежность). Управление транзакциями реализовано </w:t>
+      </w:r>
+      <w:r>
+        <w:t xml:space="preserve">с помощью аннотации </w:t>
+      </w:r>
+      <w:r>
+        <w:t>@Transactional</w:t>
+      </w:r>
+      <w:r>
+        <w:t xml:space="preserve"> от</w:t>
+      </w:r>
+      <w:r>
+        <w:t xml:space="preserve"> Spring Framework.</w:t>
       </w:r>
     </w:p>
     <w:p>
       <w:pPr>
         <w:pStyle w:val="2"/>
       </w:pPr>
-      <w:bookmarkStart w:id="6" w:name="_Toc241174460"/>
+      <w:bookmarkStart w:id="6" w:name="_Toc241201286"/>
       <w:r>
         <w:t>5.1. Транзакционный сценарий №1: Назначение сотрудника на смену</w:t>
       </w:r>
       <w:bookmarkEnd w:id="6"/>
     </w:p>
     <w:p>
-      <w:r>
-        <w:t>Обоснование транзакции: назначение сотрудника на смену в графике требует одновременной проверки нескольких несовместимых состояний и синхронной записи данных в таблицу назначения и в аудит-лог. Недопустима ситуация, когда сотрудник назначен на смену, но запись аудита не сохранилась, либо когда сотрудник одновременно назначается на две пересекающиеся смены в разных точках.</w:t>
+      <w:pPr>
+        <w:rPr>
+          <w:b/>
+          <w:bCs/>
+        </w:rPr>
+      </w:pPr>
+      <w:r>
+        <w:rPr>
+          <w:b/>
+          <w:bCs/>
+        </w:rPr>
+        <w:t>Зачем здесь нужна транзакция</w:t>
       </w:r>
     </w:p>
     <w:p>
       <w:r>
-        <w:lastRenderedPageBreak/>
-        <w:t>Последовательность операций внутри единой транзакции:</w:t>
+        <w:t>Назначение сотрудника на смену состоит сразу из нескольких операций. Сначала проверить, может ли сотрудник выйти на эту смену, а уже после успешного назначения сохранить информацию об операции в журнале.</w:t>
       </w:r>
     </w:p>
     <w:p>
       <w:r>
-        <w:rPr>
-          <w:sz w:val="22"/>
-        </w:rPr>
-        <w:t>• 1. Проверка статуса работника: исключение назначения сотрудников со статусом DISMISSED (уволен);</w:t>
+        <w:t xml:space="preserve">Все эти действия должны выполняться как одно целое. Например, ситуация, когда сотрудник уже добавлен в смену, но запись в </w:t>
+      </w:r>
+      <w:proofErr w:type="spellStart"/>
+      <w:r>
+        <w:t>shift_employee_logs</w:t>
+      </w:r>
+      <w:proofErr w:type="spellEnd"/>
+      <w:r>
+        <w:t xml:space="preserve"> не сохранилась, </w:t>
+      </w:r>
+      <w:r>
+        <w:lastRenderedPageBreak/>
+        <w:t>является недопустимой. Также необходимо гарантировать, что сотрудник не окажется одновременно назначен на две пересекающиеся смены.</w:t>
       </w:r>
     </w:p>
     <w:p>
-      <w:r>
-        <w:rPr>
-          <w:sz w:val="22"/>
-        </w:rPr>
-        <w:t>• 2. Проверка календаря отсутствий: запрос к таблице employee_absences. Если на дату смены у сотрудника зафиксирован отпуск или больничный, выбрасывается BusinessConflictException;</w:t>
+      <w:pPr>
+        <w:rPr>
+          <w:b/>
+          <w:bCs/>
+        </w:rPr>
+      </w:pPr>
+      <w:r>
+        <w:rPr>
+          <w:b/>
+          <w:bCs/>
+        </w:rPr>
+        <w:t>Последовательность операций внутри единой транзакции:</w:t>
       </w:r>
     </w:p>
     <w:p>
-      <w:r>
-        <w:rPr>
-          <w:sz w:val="22"/>
-        </w:rPr>
-        <w:t>• 3. Проверка временных пересечений: кастомный JPQL-запрос findOverlappingShiftsForEmployee выявляет смены, на которые сотрудник уже назначен в тот же день и интервалы времени которых накладываются друг на друга;</w:t>
+      <w:pPr>
+        <w:pStyle w:val="a7"/>
+        <w:numPr>
+          <w:ilvl w:val="0"/>
+          <w:numId w:val="38"/>
+        </w:numPr>
+        <w:spacing w:before="240" w:beforeAutospacing="0" w:after="240" w:afterAutospacing="0" w:line="276" w:lineRule="auto"/>
+        <w:ind w:left="360"/>
+      </w:pPr>
+      <w:r>
+        <w:rPr>
+          <w:sz w:val="22"/>
+        </w:rPr>
+        <w:t>Проверка статуса работника: исключение назначения сотрудников со статусом DISMISSED (уволен);</w:t>
       </w:r>
     </w:p>
     <w:p>
-      <w:r>
-        <w:rPr>
-          <w:sz w:val="22"/>
-        </w:rPr>
-        <w:t>• 4. Включение сотрудника в коллекцию смены (shift.getEmployees().add(employee));</w:t>
+      <w:pPr>
+        <w:pStyle w:val="a7"/>
+        <w:numPr>
+          <w:ilvl w:val="0"/>
+          <w:numId w:val="38"/>
+        </w:numPr>
+        <w:spacing w:before="240" w:beforeAutospacing="0" w:after="240" w:afterAutospacing="0" w:line="276" w:lineRule="auto"/>
+        <w:ind w:left="360"/>
+      </w:pPr>
+      <w:r>
+        <w:rPr>
+          <w:sz w:val="22"/>
+        </w:rPr>
+        <w:t>Проверка календаря отсутствий: запрос к таблице employee_absences. Если на дату смены у сотрудника зафиксирован отпуск или больничный, выбрасывается BusinessConflictException;</w:t>
       </w:r>
     </w:p>
     <w:p>
       <w:pPr>
-        <w:rPr>
-          <w:sz w:val="22"/>
-        </w:rPr>
-      </w:pPr>
-      <w:r>
-        <w:rPr>
-          <w:sz w:val="22"/>
-        </w:rPr>
-        <w:t>• 5. Создание и обязательное сохранение записи в аудит-лог shift_employee_logs с фиксацией лица, выполнившего операцию.</w:t>
+        <w:pStyle w:val="a7"/>
+        <w:numPr>
+          <w:ilvl w:val="0"/>
+          <w:numId w:val="38"/>
+        </w:numPr>
+        <w:spacing w:before="240" w:beforeAutospacing="0" w:after="240" w:afterAutospacing="0" w:line="276" w:lineRule="auto"/>
+        <w:ind w:left="360"/>
+      </w:pPr>
+      <w:r>
+        <w:rPr>
+          <w:sz w:val="22"/>
+        </w:rPr>
+        <w:t xml:space="preserve">Проверка временных пересечений: </w:t>
+      </w:r>
+      <w:proofErr w:type="spellStart"/>
+      <w:r>
+        <w:rPr>
+          <w:sz w:val="22"/>
+        </w:rPr>
+        <w:t>кастомный</w:t>
+      </w:r>
+      <w:proofErr w:type="spellEnd"/>
+      <w:r>
+        <w:rPr>
+          <w:sz w:val="22"/>
+        </w:rPr>
+        <w:t xml:space="preserve"> JPQL-запрос findOverlappingShiftsForEmployee выявляет смены, на которые сотрудник уже назначен в тот же день и интервалы времени которых накладываются друг на друга;</w:t>
       </w:r>
     </w:p>
     <w:p>
       <w:pPr>
-        <w:pStyle w:val="a0"/>
-      </w:pPr>
+        <w:pStyle w:val="a7"/>
+        <w:numPr>
+          <w:ilvl w:val="0"/>
+          <w:numId w:val="38"/>
+        </w:numPr>
+        <w:spacing w:before="240" w:beforeAutospacing="0" w:after="240" w:afterAutospacing="0" w:line="276" w:lineRule="auto"/>
+        <w:ind w:left="360"/>
+      </w:pPr>
+      <w:r>
+        <w:rPr>
+          <w:sz w:val="22"/>
+        </w:rPr>
+        <w:t>Включение сотрудника в коллекцию смены (shift.getEmployees().add(employee));</w:t>
+      </w:r>
     </w:p>
     <w:p>
       <w:pPr>
+        <w:pStyle w:val="a7"/>
+        <w:numPr>
+          <w:ilvl w:val="0"/>
+          <w:numId w:val="38"/>
+        </w:numPr>
+        <w:spacing w:before="240" w:beforeAutospacing="0" w:after="240" w:afterAutospacing="0" w:line="276" w:lineRule="auto"/>
+        <w:ind w:left="360"/>
+        <w:rPr>
+          <w:sz w:val="22"/>
+        </w:rPr>
+      </w:pPr>
+      <w:r>
+        <w:rPr>
+          <w:sz w:val="22"/>
+        </w:rPr>
+        <w:t>Создание и обязательное сохранение записи в аудит-лог shift_employee_logs с фиксацией лица, выполнившего операцию.</w:t>
+      </w:r>
+    </w:p>
+    <w:p/>
+    <w:p>
+      <w:pPr>
         <w:pStyle w:val="2"/>
       </w:pPr>
-      <w:bookmarkStart w:id="7" w:name="_Toc241174461"/>
+      <w:bookmarkStart w:id="7" w:name="_Toc241201287"/>
       <w:r>
         <w:t>5.2. Транзакционный сценарий №2: Обработка заявки на отпуск</w:t>
       </w:r>
@@ -7099,322 +7700,907 @@
       </w:r>
     </w:p>
     <w:p>
-      <w:r>
-        <w:t>Обоснование транзакции: одобрение отпуска влечет каскад взаимосвязанных модификаций состояния системы. Должны атомарно произойти: обновление статуса заявки, создание периода отсутствия в календаре и автоматическое снятие сотрудника со всех ранее назначенных смен. Если хотя бы один шаг прервется ошибкой, все изменения откатываются (rollback).</w:t>
+      <w:pPr>
+        <w:rPr>
+          <w:b/>
+          <w:bCs/>
+        </w:rPr>
+      </w:pPr>
+      <w:r>
+        <w:rPr>
+          <w:b/>
+          <w:bCs/>
+        </w:rPr>
+        <w:t>Зачем здесь нужна транзакция</w:t>
       </w:r>
     </w:p>
     <w:p>
       <w:r>
-        <w:t>Последовательность операций внутри единой транзакции:</w:t>
+        <w:t>Одобрение заявки на отпуск затрагивает сразу несколько частей нашей системы. Нужно изменить статус самой заявки, потом добавить период отсутствия сотрудника, потом убрать его с уже назначенных на этот период смен.</w:t>
       </w:r>
     </w:p>
     <w:p>
       <w:r>
-        <w:rPr>
-          <w:sz w:val="22"/>
-        </w:rPr>
-        <w:t>• 1. Проверка текущего статуса заявки: повторная обработка решенных заявок запрещена;</w:t>
+        <w:t>Эти изменения также должны выполняться атомарно. То есть, нельзя допустить ситуацию, когда заявка уже одобрена, но запись об отпуске не создана или сотрудник продолжает числиться на сменах во время отпуска</w:t>
+      </w:r>
+      <w:r>
+        <w:t xml:space="preserve">. </w:t>
       </w:r>
     </w:p>
     <w:p>
-      <w:r>
-        <w:rPr>
-          <w:sz w:val="22"/>
-        </w:rPr>
-        <w:t>• 2. Обновление полей заявки: статус APPROVED, идентификатор согласующего лица (processedBy), дата решения и комментарий;</w:t>
+      <w:pPr>
+        <w:rPr>
+          <w:b/>
+          <w:bCs/>
+        </w:rPr>
+      </w:pPr>
+      <w:r>
+        <w:rPr>
+          <w:b/>
+          <w:bCs/>
+        </w:rPr>
+        <w:t>Последовательность операций внутри единой транзакции:</w:t>
       </w:r>
     </w:p>
     <w:p>
-      <w:r>
-        <w:rPr>
-          <w:sz w:val="22"/>
-        </w:rPr>
-        <w:t>• 3. Десериализация дат начала и конца отпуска из поля JSONB requestData с помощью Jackson ObjectMapper;</w:t>
+      <w:pPr>
+        <w:pStyle w:val="a7"/>
+        <w:numPr>
+          <w:ilvl w:val="0"/>
+          <w:numId w:val="37"/>
+        </w:numPr>
+        <w:spacing w:before="240" w:beforeAutospacing="0" w:after="240" w:afterAutospacing="0" w:line="276" w:lineRule="auto"/>
+        <w:ind w:left="360"/>
+      </w:pPr>
+      <w:r>
+        <w:rPr>
+          <w:sz w:val="22"/>
+        </w:rPr>
+        <w:t>Проверка текущего статуса заявки: повторная обработка решенных заявок запрещена;</w:t>
       </w:r>
     </w:p>
     <w:p>
-      <w:r>
-        <w:rPr>
-          <w:sz w:val="22"/>
-        </w:rPr>
-        <w:t>• 4. Автоматическая вставка записи в таблицу employee_absences;</w:t>
+      <w:pPr>
+        <w:pStyle w:val="a7"/>
+        <w:numPr>
+          <w:ilvl w:val="0"/>
+          <w:numId w:val="37"/>
+        </w:numPr>
+        <w:spacing w:before="240" w:beforeAutospacing="0" w:after="240" w:afterAutospacing="0" w:line="276" w:lineRule="auto"/>
+        <w:ind w:left="360"/>
+      </w:pPr>
+      <w:r>
+        <w:rPr>
+          <w:sz w:val="22"/>
+        </w:rPr>
+        <w:t>Обновление полей заявки: статус APPROVED, идентификатор согласующего лица (processedBy), дата решения и комментарий;</w:t>
       </w:r>
     </w:p>
     <w:p>
       <w:pPr>
-        <w:rPr>
-          <w:sz w:val="22"/>
-        </w:rPr>
-      </w:pPr>
-      <w:r>
-        <w:rPr>
-          <w:sz w:val="22"/>
-        </w:rPr>
-        <w:t>• 5. Поиск всех смен сотрудника в диапазоне отпуска через findShiftsForEmployeeBetweenDates, автоматическое удаление сотрудника из каждой смены и сохранение соответствующей записи в аудит-лог с действием REMOVED.</w:t>
+        <w:pStyle w:val="a7"/>
+        <w:numPr>
+          <w:ilvl w:val="0"/>
+          <w:numId w:val="37"/>
+        </w:numPr>
+        <w:spacing w:before="240" w:beforeAutospacing="0" w:after="240" w:afterAutospacing="0" w:line="276" w:lineRule="auto"/>
+        <w:ind w:left="360"/>
+      </w:pPr>
+      <w:proofErr w:type="spellStart"/>
+      <w:r>
+        <w:rPr>
+          <w:sz w:val="22"/>
+        </w:rPr>
+        <w:t>Десериализация</w:t>
+      </w:r>
+      <w:proofErr w:type="spellEnd"/>
+      <w:r>
+        <w:rPr>
+          <w:sz w:val="22"/>
+        </w:rPr>
+        <w:t xml:space="preserve"> дат начала и конца отпуска из поля JSONB requestData с помощью Jackson ObjectMapper;</w:t>
       </w:r>
     </w:p>
     <w:p>
       <w:pPr>
-        <w:pStyle w:val="a0"/>
-      </w:pPr>
+        <w:pStyle w:val="a7"/>
+        <w:numPr>
+          <w:ilvl w:val="0"/>
+          <w:numId w:val="37"/>
+        </w:numPr>
+        <w:spacing w:before="240" w:beforeAutospacing="0" w:after="240" w:afterAutospacing="0" w:line="276" w:lineRule="auto"/>
+        <w:ind w:left="360"/>
+      </w:pPr>
+      <w:r>
+        <w:rPr>
+          <w:sz w:val="22"/>
+        </w:rPr>
+        <w:t>Автоматическая вставка записи в таблицу employee_absences;</w:t>
+      </w:r>
     </w:p>
     <w:p>
       <w:pPr>
+        <w:pStyle w:val="a7"/>
+        <w:numPr>
+          <w:ilvl w:val="0"/>
+          <w:numId w:val="37"/>
+        </w:numPr>
+        <w:spacing w:before="240" w:beforeAutospacing="0" w:after="240" w:afterAutospacing="0" w:line="276" w:lineRule="auto"/>
+        <w:ind w:left="360"/>
+        <w:rPr>
+          <w:sz w:val="22"/>
+        </w:rPr>
+      </w:pPr>
+      <w:r>
+        <w:rPr>
+          <w:sz w:val="22"/>
+        </w:rPr>
+        <w:t>Поиск всех смен сотрудника в диапазоне отпуска через findShiftsForEmployeeBetweenDates, автоматическое удаление сотрудника из каждой смены и сохранение соответствующей записи в аудит-лог с действием REMOVED.</w:t>
+      </w:r>
+    </w:p>
+    <w:p>
+      <w:r>
+        <w:t xml:space="preserve">В результате обработка заявки проходит как одна транзакция: если ошибка возникает на любом из этапов, все уже выполненные изменения откатываются через </w:t>
+      </w:r>
+      <w:proofErr w:type="spellStart"/>
+      <w:r>
+        <w:t>rollback</w:t>
+      </w:r>
+      <w:proofErr w:type="spellEnd"/>
+      <w:r>
+        <w:t>, и система оста</w:t>
+      </w:r>
+      <w:r>
+        <w:t>ё</w:t>
+      </w:r>
+      <w:r>
+        <w:t>тся в согласованном состоянии.</w:t>
+      </w:r>
+    </w:p>
+    <w:p>
+      <w:pPr>
         <w:pStyle w:val="1"/>
       </w:pPr>
-      <w:bookmarkStart w:id="8" w:name="_Toc241174462"/>
-      <w:r>
+      <w:bookmarkStart w:id="8" w:name="_Toc241201288"/>
+      <w:r>
+        <w:lastRenderedPageBreak/>
         <w:t>6. Валидация данных, обработка исключений и контейнеризация</w:t>
       </w:r>
       <w:bookmarkEnd w:id="8"/>
     </w:p>
     <w:p>
       <w:r>
-        <w:lastRenderedPageBreak/>
-        <w:t>В проекте реализована двухуровневая стратегия валидации данных:</w:t>
+        <w:t>В проекте используется двухуровневая валидация данных. Проверки выполняются как на уровне REST API, так и непосредственно в бизнес-логике.</w:t>
       </w:r>
     </w:p>
     <w:p>
       <w:r>
-        <w:rPr>
-          <w:sz w:val="22"/>
-        </w:rPr>
-        <w:t>• Валидация транспортного уровня: проверка DTO в контроллерах с помощью аннотаций jakarta.validation (@NotBlank, @Size, @Pattern, @NotNull, @Min, @Max). Это предотвращает попадание некорректных данных в сервисный слой;</w:t>
+        <w:t xml:space="preserve">На </w:t>
+      </w:r>
+      <w:r>
+        <w:rPr>
+          <w:b/>
+          <w:bCs/>
+        </w:rPr>
+        <w:t>уровне контроллеров</w:t>
+      </w:r>
+      <w:r>
+        <w:t xml:space="preserve"> проверяются DTO с помощью аннотаций </w:t>
+      </w:r>
+      <w:proofErr w:type="spellStart"/>
+      <w:r>
+        <w:t>jakarta.validation</w:t>
+      </w:r>
+      <w:proofErr w:type="spellEnd"/>
+      <w:r>
+        <w:t>, например @NotBlank, @Size, @Pattern, @NotNull, @Min и @Max. Это позволяет отсеивать некорректные запросы ещ</w:t>
+      </w:r>
+      <w:r>
+        <w:t>ё</w:t>
+      </w:r>
+      <w:r>
+        <w:t xml:space="preserve"> до передачи данных в сервисный слой, что, объективно, круто.</w:t>
       </w:r>
     </w:p>
     <w:p>
       <w:r>
-        <w:rPr>
-          <w:sz w:val="22"/>
-        </w:rPr>
-        <w:t>• Бизнес-валидация: проверка инвариантов предметной области в сервисах (проверка корректности временных рамок смен, проверка дат отпусков, уникальность логинов).</w:t>
+        <w:t xml:space="preserve">На </w:t>
+      </w:r>
+      <w:r>
+        <w:rPr>
+          <w:b/>
+          <w:bCs/>
+        </w:rPr>
+        <w:t>уровне сервисов</w:t>
+      </w:r>
+      <w:r>
+        <w:t xml:space="preserve"> выполняются уже бизнес-проверки, связанные с правилами предметной области. Например, проверяется корректность временных интервалов смен, допустимость указанных дат отпуска и уникальность логина пользователя, что, опять же, не менее круто.</w:t>
       </w:r>
     </w:p>
     <w:p>
       <w:r>
-        <w:t>Централизованная обработка ошибок реализована классом GlobalExceptionHandler с аннотацией @RestControllerAdvice. Любая ошибка перехватывается и трансформируется в стандартизированный ответ ErrorResponse со следующей структурой:</w:t>
+        <w:t xml:space="preserve">Централизованная обработка ошибок реализована классом GlobalExceptionHandler с аннотацией @RestControllerAdvice. Любая ошибка перехватывается и трансформируется в стандартизированный ответ </w:t>
+      </w:r>
+      <w:proofErr w:type="spellStart"/>
+      <w:r>
+        <w:t>ErrorResponse</w:t>
+      </w:r>
+      <w:proofErr w:type="spellEnd"/>
+      <w:r>
+        <w:t xml:space="preserve">. </w:t>
       </w:r>
     </w:p>
     <w:p>
-      <w:r>
-        <w:rPr>
-          <w:sz w:val="22"/>
-        </w:rPr>
-        <w:t>• timestamp — точное время возникновения ошибки в формате UTC (Instant);</w:t>
+      <w:pPr>
+        <w:rPr>
+          <w:sz w:val="22"/>
+        </w:rPr>
+      </w:pPr>
+      <w:r>
+        <w:rPr>
+          <w:sz w:val="22"/>
+        </w:rPr>
+        <w:t>Ответ содержит следующие поля:</w:t>
       </w:r>
     </w:p>
     <w:p>
-      <w:r>
-        <w:rPr>
-          <w:sz w:val="22"/>
-        </w:rPr>
-        <w:t>• status — числовой код ошибки HTTP (400, 404, 409, 500);</w:t>
+      <w:pPr>
+        <w:pStyle w:val="a7"/>
+        <w:numPr>
+          <w:ilvl w:val="0"/>
+          <w:numId w:val="43"/>
+        </w:numPr>
+        <w:spacing w:after="240" w:afterAutospacing="0" w:line="276" w:lineRule="auto"/>
+        <w:ind w:left="360"/>
+        <w:rPr>
+          <w:sz w:val="22"/>
+        </w:rPr>
+      </w:pPr>
+      <w:proofErr w:type="spellStart"/>
+      <w:r>
+        <w:rPr>
+          <w:sz w:val="22"/>
+        </w:rPr>
+        <w:t>timestamp</w:t>
+      </w:r>
+      <w:proofErr w:type="spellEnd"/>
+      <w:r>
+        <w:rPr>
+          <w:sz w:val="22"/>
+        </w:rPr>
+        <w:t xml:space="preserve"> — время возникновения ошибки в формате UTC (Instant);</w:t>
       </w:r>
     </w:p>
     <w:p>
       <w:pPr>
-        <w:rPr>
-          <w:lang w:val="en-US"/>
-        </w:rPr>
-      </w:pPr>
-      <w:r>
-        <w:rPr>
-          <w:sz w:val="22"/>
-          <w:lang w:val="en-US"/>
-        </w:rPr>
-        <w:t xml:space="preserve">• error — </w:t>
-      </w:r>
-      <w:r>
-        <w:rPr>
-          <w:sz w:val="22"/>
-        </w:rPr>
-        <w:t>каноническое</w:t>
-      </w:r>
-      <w:r>
-        <w:rPr>
-          <w:sz w:val="22"/>
-          <w:lang w:val="en-US"/>
-        </w:rPr>
-        <w:t xml:space="preserve"> </w:t>
-      </w:r>
-      <w:r>
-        <w:rPr>
-          <w:sz w:val="22"/>
-        </w:rPr>
-        <w:t>наименование</w:t>
-      </w:r>
-      <w:r>
-        <w:rPr>
-          <w:sz w:val="22"/>
-          <w:lang w:val="en-US"/>
-        </w:rPr>
-        <w:t xml:space="preserve"> </w:t>
-      </w:r>
-      <w:r>
-        <w:rPr>
-          <w:sz w:val="22"/>
-        </w:rPr>
-        <w:t>статуса</w:t>
-      </w:r>
-      <w:r>
-        <w:rPr>
-          <w:sz w:val="22"/>
-          <w:lang w:val="en-US"/>
-        </w:rPr>
-        <w:t xml:space="preserve"> (Bad Request, Not Found, Conflict, Internal Server Error);</w:t>
+        <w:pStyle w:val="a7"/>
+        <w:numPr>
+          <w:ilvl w:val="0"/>
+          <w:numId w:val="43"/>
+        </w:numPr>
+        <w:spacing w:after="240" w:afterAutospacing="0" w:line="276" w:lineRule="auto"/>
+        <w:ind w:left="360"/>
+        <w:rPr>
+          <w:sz w:val="22"/>
+        </w:rPr>
+      </w:pPr>
+      <w:proofErr w:type="spellStart"/>
+      <w:r>
+        <w:rPr>
+          <w:sz w:val="22"/>
+        </w:rPr>
+        <w:t>status</w:t>
+      </w:r>
+      <w:proofErr w:type="spellEnd"/>
+      <w:r>
+        <w:rPr>
+          <w:sz w:val="22"/>
+        </w:rPr>
+        <w:t xml:space="preserve"> — HTTP-код ошибки;</w:t>
       </w:r>
     </w:p>
     <w:p>
-      <w:r>
-        <w:rPr>
-          <w:sz w:val="22"/>
-        </w:rPr>
-        <w:t xml:space="preserve">• </w:t>
-      </w:r>
-      <w:proofErr w:type="spellStart"/>
-      <w:r>
-        <w:rPr>
-          <w:sz w:val="22"/>
-        </w:rPr>
-        <w:t>message</w:t>
-      </w:r>
-      <w:proofErr w:type="spellEnd"/>
-      <w:r>
-        <w:rPr>
-          <w:sz w:val="22"/>
-        </w:rPr>
-        <w:t xml:space="preserve"> — </w:t>
-      </w:r>
-      <w:proofErr w:type="spellStart"/>
-      <w:r>
-        <w:rPr>
-          <w:sz w:val="22"/>
-        </w:rPr>
-        <w:t>человекочитаемое</w:t>
-      </w:r>
-      <w:proofErr w:type="spellEnd"/>
-      <w:r>
-        <w:rPr>
-          <w:sz w:val="22"/>
-        </w:rPr>
-        <w:t xml:space="preserve"> пояснение причины ошибки;</w:t>
+      <w:pPr>
+        <w:pStyle w:val="a7"/>
+        <w:numPr>
+          <w:ilvl w:val="0"/>
+          <w:numId w:val="43"/>
+        </w:numPr>
+        <w:spacing w:after="240" w:afterAutospacing="0" w:line="276" w:lineRule="auto"/>
+        <w:ind w:left="360"/>
+        <w:rPr>
+          <w:sz w:val="22"/>
+          <w:lang w:val="en-US"/>
+        </w:rPr>
+      </w:pPr>
+      <w:r>
+        <w:rPr>
+          <w:sz w:val="22"/>
+          <w:lang w:val="en-US"/>
+        </w:rPr>
+        <w:t xml:space="preserve">error — </w:t>
+      </w:r>
+      <w:r>
+        <w:rPr>
+          <w:sz w:val="22"/>
+        </w:rPr>
+        <w:t>название</w:t>
+      </w:r>
+      <w:r>
+        <w:rPr>
+          <w:sz w:val="22"/>
+          <w:lang w:val="en-US"/>
+        </w:rPr>
+        <w:t xml:space="preserve"> HTTP-</w:t>
+      </w:r>
+      <w:r>
+        <w:rPr>
+          <w:sz w:val="22"/>
+        </w:rPr>
+        <w:t>статуса</w:t>
+      </w:r>
+      <w:r>
+        <w:rPr>
+          <w:sz w:val="22"/>
+          <w:lang w:val="en-US"/>
+        </w:rPr>
+        <w:t xml:space="preserve"> (Bad Request, Not Found, Conflict, Internal Server Error);</w:t>
       </w:r>
     </w:p>
     <w:p>
-      <w:r>
-        <w:rPr>
-          <w:sz w:val="22"/>
-        </w:rPr>
-        <w:t>• path — URL запроса, вызвавшего сбой;</w:t>
+      <w:pPr>
+        <w:pStyle w:val="a7"/>
+        <w:numPr>
+          <w:ilvl w:val="0"/>
+          <w:numId w:val="43"/>
+        </w:numPr>
+        <w:spacing w:after="240" w:afterAutospacing="0" w:line="276" w:lineRule="auto"/>
+        <w:ind w:left="360"/>
+        <w:rPr>
+          <w:sz w:val="22"/>
+        </w:rPr>
+      </w:pPr>
+      <w:proofErr w:type="spellStart"/>
+      <w:r>
+        <w:rPr>
+          <w:sz w:val="22"/>
+        </w:rPr>
+        <w:t>message</w:t>
+      </w:r>
+      <w:proofErr w:type="spellEnd"/>
+      <w:r>
+        <w:rPr>
+          <w:sz w:val="22"/>
+        </w:rPr>
+        <w:t xml:space="preserve"> — описание причины ошибки;</w:t>
       </w:r>
     </w:p>
     <w:p>
-      <w:r>
-        <w:rPr>
-          <w:sz w:val="22"/>
-        </w:rPr>
-        <w:t>• validationErrors — ассоциативный массив (Map&lt;String, String&gt;) с детализацией ошибок по каждому некорректно заполненному полю.</w:t>
+      <w:pPr>
+        <w:pStyle w:val="a7"/>
+        <w:numPr>
+          <w:ilvl w:val="0"/>
+          <w:numId w:val="43"/>
+        </w:numPr>
+        <w:spacing w:after="240" w:afterAutospacing="0" w:line="276" w:lineRule="auto"/>
+        <w:ind w:left="360"/>
+        <w:rPr>
+          <w:sz w:val="22"/>
+        </w:rPr>
+      </w:pPr>
+      <w:proofErr w:type="spellStart"/>
+      <w:r>
+        <w:rPr>
+          <w:sz w:val="22"/>
+        </w:rPr>
+        <w:t>path</w:t>
+      </w:r>
+      <w:proofErr w:type="spellEnd"/>
+      <w:r>
+        <w:rPr>
+          <w:sz w:val="22"/>
+        </w:rPr>
+        <w:t xml:space="preserve"> — URL запроса, при обработке которого произошла ошибка;</w:t>
       </w:r>
     </w:p>
     <w:p>
-      <w:r>
-        <w:t>Контейнеризация сервиса выполнена на двух уровнях:</w:t>
+      <w:pPr>
+        <w:pStyle w:val="a7"/>
+        <w:numPr>
+          <w:ilvl w:val="0"/>
+          <w:numId w:val="43"/>
+        </w:numPr>
+        <w:spacing w:after="240" w:afterAutospacing="0" w:line="276" w:lineRule="auto"/>
+        <w:ind w:left="360"/>
+        <w:rPr>
+          <w:sz w:val="22"/>
+        </w:rPr>
+      </w:pPr>
+      <w:proofErr w:type="spellStart"/>
+      <w:r>
+        <w:rPr>
+          <w:sz w:val="22"/>
+        </w:rPr>
+        <w:t>validationErrors</w:t>
+      </w:r>
+      <w:proofErr w:type="spellEnd"/>
+      <w:r>
+        <w:rPr>
+          <w:sz w:val="22"/>
+        </w:rPr>
+        <w:t xml:space="preserve"> — </w:t>
+      </w:r>
+      <w:proofErr w:type="spellStart"/>
+      <w:r>
+        <w:rPr>
+          <w:sz w:val="22"/>
+        </w:rPr>
+        <w:t>Map</w:t>
+      </w:r>
+      <w:proofErr w:type="spellEnd"/>
+      <w:r>
+        <w:rPr>
+          <w:sz w:val="22"/>
+        </w:rPr>
+        <w:t>&lt;</w:t>
+      </w:r>
+      <w:proofErr w:type="spellStart"/>
+      <w:r>
+        <w:rPr>
+          <w:sz w:val="22"/>
+        </w:rPr>
+        <w:t>String</w:t>
+      </w:r>
+      <w:proofErr w:type="spellEnd"/>
+      <w:r>
+        <w:rPr>
+          <w:sz w:val="22"/>
+        </w:rPr>
+        <w:t xml:space="preserve">, </w:t>
+      </w:r>
+      <w:proofErr w:type="spellStart"/>
+      <w:r>
+        <w:rPr>
+          <w:sz w:val="22"/>
+        </w:rPr>
+        <w:t>String</w:t>
+      </w:r>
+      <w:proofErr w:type="spellEnd"/>
+      <w:r>
+        <w:rPr>
+          <w:sz w:val="22"/>
+        </w:rPr>
+        <w:t>&gt; с указанием конкретных полей, в которых обнаружены ошибки валидации.</w:t>
       </w:r>
     </w:p>
     <w:p>
-      <w:r>
-        <w:rPr>
-          <w:sz w:val="22"/>
-        </w:rPr>
-        <w:t xml:space="preserve">• </w:t>
-      </w:r>
-      <w:r>
-        <w:rPr>
-          <w:b/>
-          <w:sz w:val="22"/>
-        </w:rPr>
-        <w:t xml:space="preserve">1. Dockerfile: </w:t>
-      </w:r>
-      <w:r>
-        <w:rPr>
-          <w:sz w:val="22"/>
-        </w:rPr>
-        <w:t>Мультистейдж Dockerfile: на первом этапе (builder) образ eclipse-temurin:21-jdk-alpine выполняет компиляцию и сборку JAR-архива. На втором этапе (runtime) легковесный JRE запускает приложение от имени непривилегированного пользователя appuser, обеспечивая безопасность среды исполнения;</w:t>
+      <w:pPr>
+        <w:rPr>
+          <w:sz w:val="22"/>
+        </w:rPr>
+      </w:pPr>
+      <w:r>
+        <w:rPr>
+          <w:sz w:val="22"/>
+        </w:rPr>
+        <w:t>Такой подход позволяет возвращать ошибки в одном формате для всех REST-</w:t>
+      </w:r>
+      <w:proofErr w:type="spellStart"/>
+      <w:r>
+        <w:rPr>
+          <w:sz w:val="22"/>
+        </w:rPr>
+        <w:t>эндпоинтов</w:t>
+      </w:r>
+      <w:proofErr w:type="spellEnd"/>
+      <w:r>
+        <w:rPr>
+          <w:sz w:val="22"/>
+        </w:rPr>
+        <w:t xml:space="preserve"> и не дублировать обработку исключений в каждом контроллере.</w:t>
       </w:r>
     </w:p>
     <w:p>
       <w:r>
-        <w:rPr>
-          <w:sz w:val="22"/>
-        </w:rPr>
-        <w:t xml:space="preserve">• </w:t>
-      </w:r>
-      <w:r>
-        <w:rPr>
-          <w:b/>
-          <w:sz w:val="22"/>
-        </w:rPr>
-        <w:t xml:space="preserve">2. Docker Compose: </w:t>
-      </w:r>
-      <w:r>
-        <w:rPr>
-          <w:sz w:val="22"/>
-        </w:rPr>
-        <w:t>Файл compose.yaml описывает единый стек: СУБД PostgreSQL 16 (с монтированием тома postgres_data для сохранности данных и проверкой готовности healthcheck через pg_isready) и контейнер бэкенда, ожидающий полной готовности БД перед запуском.</w:t>
+        <w:t>Контейнеризация сервиса выполнена на двух уровнях:</w:t>
       </w:r>
     </w:p>
     <w:p>
-      <w:r>
-        <w:t>Управление жизненным циклом контейнеров осуществляется командами:</w:t>
+      <w:pPr>
+        <w:pStyle w:val="a7"/>
+        <w:numPr>
+          <w:ilvl w:val="0"/>
+          <w:numId w:val="32"/>
+        </w:numPr>
+        <w:spacing w:after="240" w:afterAutospacing="0"/>
+        <w:ind w:left="360"/>
+      </w:pPr>
+      <w:proofErr w:type="spellStart"/>
+      <w:r>
+        <w:rPr>
+          <w:b/>
+          <w:sz w:val="22"/>
+        </w:rPr>
+        <w:t>Dockerfile</w:t>
+      </w:r>
+      <w:proofErr w:type="spellEnd"/>
+      <w:r>
+        <w:rPr>
+          <w:b/>
+          <w:sz w:val="22"/>
+        </w:rPr>
+        <w:t xml:space="preserve">: </w:t>
+      </w:r>
+      <w:proofErr w:type="spellStart"/>
+      <w:r>
+        <w:rPr>
+          <w:sz w:val="22"/>
+        </w:rPr>
+        <w:t>Мультистейдж</w:t>
+      </w:r>
+      <w:proofErr w:type="spellEnd"/>
+      <w:r>
+        <w:rPr>
+          <w:sz w:val="22"/>
+        </w:rPr>
+        <w:t xml:space="preserve"> </w:t>
+      </w:r>
+      <w:proofErr w:type="spellStart"/>
+      <w:r>
+        <w:rPr>
+          <w:sz w:val="22"/>
+        </w:rPr>
+        <w:t>Dockerfile</w:t>
+      </w:r>
+      <w:proofErr w:type="spellEnd"/>
+      <w:r>
+        <w:rPr>
+          <w:sz w:val="22"/>
+        </w:rPr>
+        <w:t>: на</w:t>
+      </w:r>
+      <w:r>
+        <w:rPr>
+          <w:sz w:val="22"/>
+        </w:rPr>
+        <w:t xml:space="preserve"> первом этапе проект компилируется и собирается в JAR-архив</w:t>
+      </w:r>
+      <w:r>
+        <w:rPr>
+          <w:sz w:val="22"/>
+        </w:rPr>
+        <w:t>.</w:t>
+      </w:r>
+      <w:r>
+        <w:rPr>
+          <w:sz w:val="22"/>
+        </w:rPr>
+        <w:t xml:space="preserve"> </w:t>
+      </w:r>
+      <w:r>
+        <w:rPr>
+          <w:sz w:val="22"/>
+        </w:rPr>
+        <w:t>На втором этапе используется более легковесный JRE-образ.</w:t>
       </w:r>
     </w:p>
     <w:p>
-      <w:r>
-        <w:rPr>
-          <w:sz w:val="22"/>
-        </w:rPr>
-        <w:t>• docker compose up --build — сборка и запуск системы в контейнерах;</w:t>
-      </w:r>
+      <w:pPr>
+        <w:pStyle w:val="a7"/>
+        <w:spacing w:after="240" w:afterAutospacing="0"/>
+        <w:ind w:left="360"/>
+      </w:pPr>
     </w:p>
     <w:p>
-      <w:r>
-        <w:rPr>
-          <w:sz w:val="22"/>
-        </w:rPr>
-        <w:t>• docker compose stop — временная приостановка работы контейнеров;</w:t>
+      <w:pPr>
+        <w:pStyle w:val="a7"/>
+        <w:numPr>
+          <w:ilvl w:val="0"/>
+          <w:numId w:val="32"/>
+        </w:numPr>
+        <w:spacing w:after="240" w:afterAutospacing="0"/>
+        <w:ind w:left="360"/>
+      </w:pPr>
+      <w:proofErr w:type="spellStart"/>
+      <w:r>
+        <w:rPr>
+          <w:b/>
+          <w:sz w:val="22"/>
+        </w:rPr>
+        <w:t>Docker</w:t>
+      </w:r>
+      <w:proofErr w:type="spellEnd"/>
+      <w:r>
+        <w:rPr>
+          <w:b/>
+          <w:sz w:val="22"/>
+        </w:rPr>
+        <w:t xml:space="preserve"> </w:t>
+      </w:r>
+      <w:proofErr w:type="spellStart"/>
+      <w:r>
+        <w:rPr>
+          <w:b/>
+          <w:sz w:val="22"/>
+        </w:rPr>
+        <w:t>Compose</w:t>
+      </w:r>
+      <w:proofErr w:type="spellEnd"/>
+      <w:r>
+        <w:rPr>
+          <w:b/>
+          <w:sz w:val="22"/>
+        </w:rPr>
+        <w:t xml:space="preserve">: </w:t>
+      </w:r>
+      <w:r>
+        <w:rPr>
+          <w:sz w:val="22"/>
+        </w:rPr>
+        <w:t xml:space="preserve">Файл </w:t>
+      </w:r>
+      <w:proofErr w:type="spellStart"/>
+      <w:r>
+        <w:rPr>
+          <w:sz w:val="22"/>
+        </w:rPr>
+        <w:t>compose.yaml</w:t>
+      </w:r>
+      <w:proofErr w:type="spellEnd"/>
+      <w:r>
+        <w:rPr>
+          <w:sz w:val="22"/>
+        </w:rPr>
+        <w:t xml:space="preserve"> описывает единый стек: СУБД PostgreSQL 16 (с монтированием тома postgres_data для сохранности данных и проверкой готовности healthcheck через pg_isready) и контейнер бэкенда, ожидающий полной готовности БД перед запуском.</w:t>
       </w:r>
     </w:p>
     <w:p>
       <w:r>
-        <w:rPr>
-          <w:sz w:val="22"/>
-        </w:rPr>
-        <w:t>• docker compose down — штатная остановка и удаление контейнеров (с сохранением базы данных);</w:t>
+        <w:t>Управление жизненным циклом контейнеров осуществляется командами:</w:t>
       </w:r>
     </w:p>
     <w:p>
       <w:pPr>
-        <w:rPr>
-          <w:sz w:val="22"/>
-        </w:rPr>
-      </w:pPr>
-      <w:r>
-        <w:rPr>
-          <w:sz w:val="22"/>
-        </w:rPr>
-        <w:t>• docker compose down -v — полная остановка с очисткой томов данных (полный сброс БД).</w:t>
+        <w:pStyle w:val="a7"/>
+        <w:numPr>
+          <w:ilvl w:val="0"/>
+          <w:numId w:val="35"/>
+        </w:numPr>
+        <w:spacing w:before="240" w:beforeAutospacing="0" w:after="240" w:afterAutospacing="0" w:line="360" w:lineRule="auto"/>
+        <w:ind w:left="360"/>
+      </w:pPr>
+      <w:proofErr w:type="spellStart"/>
+      <w:r>
+        <w:rPr>
+          <w:sz w:val="22"/>
+        </w:rPr>
+        <w:t>docker</w:t>
+      </w:r>
+      <w:proofErr w:type="spellEnd"/>
+      <w:r>
+        <w:rPr>
+          <w:sz w:val="22"/>
+        </w:rPr>
+        <w:t xml:space="preserve"> </w:t>
+      </w:r>
+      <w:proofErr w:type="spellStart"/>
+      <w:r>
+        <w:rPr>
+          <w:sz w:val="22"/>
+        </w:rPr>
+        <w:t>compose</w:t>
+      </w:r>
+      <w:proofErr w:type="spellEnd"/>
+      <w:r>
+        <w:rPr>
+          <w:sz w:val="22"/>
+        </w:rPr>
+        <w:t xml:space="preserve"> </w:t>
+      </w:r>
+      <w:proofErr w:type="spellStart"/>
+      <w:r>
+        <w:rPr>
+          <w:sz w:val="22"/>
+        </w:rPr>
+        <w:t>up</w:t>
+      </w:r>
+      <w:proofErr w:type="spellEnd"/>
+      <w:r>
+        <w:rPr>
+          <w:sz w:val="22"/>
+        </w:rPr>
+        <w:t xml:space="preserve"> --</w:t>
+      </w:r>
+      <w:proofErr w:type="spellStart"/>
+      <w:r>
+        <w:rPr>
+          <w:sz w:val="22"/>
+        </w:rPr>
+        <w:t>build</w:t>
+      </w:r>
+      <w:proofErr w:type="spellEnd"/>
+      <w:r>
+        <w:rPr>
+          <w:sz w:val="22"/>
+        </w:rPr>
+        <w:t xml:space="preserve"> — сборка и запуск системы в контейнерах;</w:t>
       </w:r>
     </w:p>
     <w:p>
       <w:pPr>
-        <w:pStyle w:val="a0"/>
-      </w:pPr>
+        <w:pStyle w:val="a7"/>
+        <w:numPr>
+          <w:ilvl w:val="0"/>
+          <w:numId w:val="35"/>
+        </w:numPr>
+        <w:spacing w:before="240" w:beforeAutospacing="0" w:after="240" w:afterAutospacing="0" w:line="360" w:lineRule="auto"/>
+        <w:ind w:left="360"/>
+      </w:pPr>
+      <w:proofErr w:type="spellStart"/>
+      <w:r>
+        <w:rPr>
+          <w:sz w:val="22"/>
+        </w:rPr>
+        <w:t>docker</w:t>
+      </w:r>
+      <w:proofErr w:type="spellEnd"/>
+      <w:r>
+        <w:rPr>
+          <w:sz w:val="22"/>
+        </w:rPr>
+        <w:t xml:space="preserve"> </w:t>
+      </w:r>
+      <w:proofErr w:type="spellStart"/>
+      <w:r>
+        <w:rPr>
+          <w:sz w:val="22"/>
+        </w:rPr>
+        <w:t>compose</w:t>
+      </w:r>
+      <w:proofErr w:type="spellEnd"/>
+      <w:r>
+        <w:rPr>
+          <w:sz w:val="22"/>
+        </w:rPr>
+        <w:t xml:space="preserve"> </w:t>
+      </w:r>
+      <w:proofErr w:type="spellStart"/>
+      <w:r>
+        <w:rPr>
+          <w:sz w:val="22"/>
+        </w:rPr>
+        <w:t>stop</w:t>
+      </w:r>
+      <w:proofErr w:type="spellEnd"/>
+      <w:r>
+        <w:rPr>
+          <w:sz w:val="22"/>
+        </w:rPr>
+        <w:t xml:space="preserve"> — временная приостановка работы контейнеров;</w:t>
+      </w:r>
     </w:p>
     <w:p>
       <w:pPr>
+        <w:pStyle w:val="a7"/>
+        <w:numPr>
+          <w:ilvl w:val="0"/>
+          <w:numId w:val="35"/>
+        </w:numPr>
+        <w:spacing w:before="240" w:beforeAutospacing="0" w:after="240" w:afterAutospacing="0" w:line="360" w:lineRule="auto"/>
+        <w:ind w:left="360"/>
+      </w:pPr>
+      <w:proofErr w:type="spellStart"/>
+      <w:r>
+        <w:rPr>
+          <w:sz w:val="22"/>
+        </w:rPr>
+        <w:lastRenderedPageBreak/>
+        <w:t>docker</w:t>
+      </w:r>
+      <w:proofErr w:type="spellEnd"/>
+      <w:r>
+        <w:rPr>
+          <w:sz w:val="22"/>
+        </w:rPr>
+        <w:t xml:space="preserve"> </w:t>
+      </w:r>
+      <w:proofErr w:type="spellStart"/>
+      <w:r>
+        <w:rPr>
+          <w:sz w:val="22"/>
+        </w:rPr>
+        <w:t>compose</w:t>
+      </w:r>
+      <w:proofErr w:type="spellEnd"/>
+      <w:r>
+        <w:rPr>
+          <w:sz w:val="22"/>
+        </w:rPr>
+        <w:t xml:space="preserve"> </w:t>
+      </w:r>
+      <w:proofErr w:type="spellStart"/>
+      <w:r>
+        <w:rPr>
+          <w:sz w:val="22"/>
+        </w:rPr>
+        <w:t>down</w:t>
+      </w:r>
+      <w:proofErr w:type="spellEnd"/>
+      <w:r>
+        <w:rPr>
+          <w:sz w:val="22"/>
+        </w:rPr>
+        <w:t xml:space="preserve"> — штатная остановка и удаление контейнеров (с сохранением базы данных);</w:t>
+      </w:r>
+    </w:p>
+    <w:p>
+      <w:pPr>
+        <w:pStyle w:val="a7"/>
+        <w:numPr>
+          <w:ilvl w:val="0"/>
+          <w:numId w:val="35"/>
+        </w:numPr>
+        <w:spacing w:before="240" w:beforeAutospacing="0" w:after="240" w:afterAutospacing="0" w:line="360" w:lineRule="auto"/>
+        <w:ind w:left="360"/>
+        <w:rPr>
+          <w:sz w:val="22"/>
+        </w:rPr>
+      </w:pPr>
+      <w:proofErr w:type="spellStart"/>
+      <w:r>
+        <w:rPr>
+          <w:sz w:val="22"/>
+        </w:rPr>
+        <w:t>docker</w:t>
+      </w:r>
+      <w:proofErr w:type="spellEnd"/>
+      <w:r>
+        <w:rPr>
+          <w:sz w:val="22"/>
+        </w:rPr>
+        <w:t xml:space="preserve"> </w:t>
+      </w:r>
+      <w:proofErr w:type="spellStart"/>
+      <w:r>
+        <w:rPr>
+          <w:sz w:val="22"/>
+        </w:rPr>
+        <w:t>compose</w:t>
+      </w:r>
+      <w:proofErr w:type="spellEnd"/>
+      <w:r>
+        <w:rPr>
+          <w:sz w:val="22"/>
+        </w:rPr>
+        <w:t xml:space="preserve"> </w:t>
+      </w:r>
+      <w:proofErr w:type="spellStart"/>
+      <w:r>
+        <w:rPr>
+          <w:sz w:val="22"/>
+        </w:rPr>
+        <w:t>down</w:t>
+      </w:r>
+      <w:proofErr w:type="spellEnd"/>
+      <w:r>
+        <w:rPr>
+          <w:sz w:val="22"/>
+        </w:rPr>
+        <w:t xml:space="preserve"> -v — полная остановка с очисткой томов данных (полный сброс БД).</w:t>
+      </w:r>
+      <w:r>
+        <w:rPr>
+          <w:sz w:val="22"/>
+        </w:rPr>
+        <w:t xml:space="preserve"> //нам это не нужно</w:t>
+      </w:r>
+    </w:p>
+    <w:p/>
+    <w:p>
+      <w:pPr>
         <w:pStyle w:val="1"/>
       </w:pPr>
-      <w:bookmarkStart w:id="9" w:name="_Toc241174463"/>
+      <w:bookmarkStart w:id="9" w:name="_Toc241201289"/>
       <w:r>
         <w:t>7. Тестирование программного обеспечения</w:t>
       </w:r>
@@ -7422,838 +8608,297 @@
     </w:p>
     <w:p>
       <w:r>
-        <w:t>Стратегия обеспечения качества включает модульное и интеграционное тестирование с применением современных библиотек экосистемы Spring:</w:t>
+        <w:t>Для проверки качества проекта используются два основных вида тестирования: модульное и интеграционное.</w:t>
       </w:r>
     </w:p>
     <w:p>
-      <w:r>
-        <w:rPr>
-          <w:sz w:val="22"/>
-        </w:rPr>
-        <w:t>• Модульные тесты (Unit Tests): написаны с использованием JUnit 5 (Jupiter) и Mockito. Тестируют бизнес-логику изолированно от базы данных с подменой репозиториев фиктивными объектами (@Mock, @InjectMocks);</w:t>
+      <w:pPr>
+        <w:pStyle w:val="a7"/>
+        <w:numPr>
+          <w:ilvl w:val="1"/>
+          <w:numId w:val="27"/>
+        </w:numPr>
+        <w:ind w:left="360"/>
+      </w:pPr>
+      <w:r>
+        <w:rPr>
+          <w:sz w:val="22"/>
+        </w:rPr>
+        <w:t xml:space="preserve">Модульные тесты (Unit </w:t>
+      </w:r>
+      <w:proofErr w:type="spellStart"/>
+      <w:r>
+        <w:rPr>
+          <w:sz w:val="22"/>
+        </w:rPr>
+        <w:t>Tests</w:t>
+      </w:r>
+      <w:proofErr w:type="spellEnd"/>
+      <w:r>
+        <w:rPr>
+          <w:sz w:val="22"/>
+        </w:rPr>
+        <w:t xml:space="preserve">): написаны с использованием </w:t>
+      </w:r>
+      <w:proofErr w:type="spellStart"/>
+      <w:r>
+        <w:rPr>
+          <w:sz w:val="22"/>
+        </w:rPr>
+        <w:t>JUnit</w:t>
+      </w:r>
+      <w:proofErr w:type="spellEnd"/>
+      <w:r>
+        <w:rPr>
+          <w:sz w:val="22"/>
+        </w:rPr>
+        <w:t xml:space="preserve"> 5 (</w:t>
+      </w:r>
+      <w:proofErr w:type="spellStart"/>
+      <w:r>
+        <w:rPr>
+          <w:sz w:val="22"/>
+        </w:rPr>
+        <w:t>Jupiter</w:t>
+      </w:r>
+      <w:proofErr w:type="spellEnd"/>
+      <w:r>
+        <w:rPr>
+          <w:sz w:val="22"/>
+        </w:rPr>
+        <w:t xml:space="preserve">) и </w:t>
+      </w:r>
+      <w:proofErr w:type="spellStart"/>
+      <w:r>
+        <w:rPr>
+          <w:sz w:val="22"/>
+        </w:rPr>
+        <w:t>Mockito</w:t>
+      </w:r>
+      <w:proofErr w:type="spellEnd"/>
+      <w:r>
+        <w:rPr>
+          <w:sz w:val="22"/>
+        </w:rPr>
+        <w:t>. Тестируют бизнес-логику изолированно от базы данных с подменой репозиториев фиктивными объектами (@Mock, @InjectMocks)</w:t>
+      </w:r>
+      <w:r>
+        <w:rPr>
+          <w:sz w:val="22"/>
+        </w:rPr>
+        <w:t xml:space="preserve">. </w:t>
+      </w:r>
+      <w:r>
+        <w:rPr>
+          <w:sz w:val="22"/>
+        </w:rPr>
+        <w:t xml:space="preserve">Это позволяет тестировать различные сценарии работы сервисов без необходимости запускать </w:t>
+      </w:r>
+      <w:proofErr w:type="spellStart"/>
+      <w:r>
+        <w:rPr>
+          <w:sz w:val="22"/>
+        </w:rPr>
+        <w:t>PostgreSQL</w:t>
+      </w:r>
+      <w:proofErr w:type="spellEnd"/>
+      <w:r>
+        <w:rPr>
+          <w:sz w:val="22"/>
+        </w:rPr>
+        <w:t>.</w:t>
       </w:r>
     </w:p>
     <w:p>
-      <w:r>
-        <w:rPr>
-          <w:sz w:val="22"/>
-        </w:rPr>
-        <w:t>• Интеграционные тесты (Integration Tests): класс Lab1ApplicationTests использует библиотеку Testcontainers. В ходе выполнения теста автоматически поднимается реальный Docker-контейнер с PostgreSQL, запускается полный цикл миграций Flyway и верифицируется корректность загрузки ApplicationContext Spring Boot.</w:t>
-      </w:r>
+      <w:pPr>
+        <w:pStyle w:val="a7"/>
+        <w:ind w:left="360"/>
+      </w:pPr>
     </w:p>
     <w:p>
-      <w:r>
-        <w:t>В Таблице 4 представлены результаты прогона тестового набора проекта.</w:t>
+      <w:pPr>
+        <w:pStyle w:val="a7"/>
+        <w:numPr>
+          <w:ilvl w:val="1"/>
+          <w:numId w:val="27"/>
+        </w:numPr>
+        <w:ind w:left="360"/>
+      </w:pPr>
+      <w:r>
+        <w:rPr>
+          <w:sz w:val="22"/>
+        </w:rPr>
+        <w:t>Интеграционные тесты (</w:t>
+      </w:r>
+      <w:proofErr w:type="spellStart"/>
+      <w:r>
+        <w:rPr>
+          <w:sz w:val="22"/>
+        </w:rPr>
+        <w:t>Integration</w:t>
+      </w:r>
+      <w:proofErr w:type="spellEnd"/>
+      <w:r>
+        <w:rPr>
+          <w:sz w:val="22"/>
+        </w:rPr>
+        <w:t xml:space="preserve"> </w:t>
+      </w:r>
+      <w:proofErr w:type="spellStart"/>
+      <w:r>
+        <w:rPr>
+          <w:sz w:val="22"/>
+        </w:rPr>
+        <w:t>Tests</w:t>
+      </w:r>
+      <w:proofErr w:type="spellEnd"/>
+      <w:r>
+        <w:rPr>
+          <w:sz w:val="22"/>
+        </w:rPr>
+        <w:t xml:space="preserve">) реализованы с использованием библиотеки </w:t>
+      </w:r>
+      <w:proofErr w:type="spellStart"/>
+      <w:r>
+        <w:rPr>
+          <w:sz w:val="22"/>
+        </w:rPr>
+        <w:t>Testcontainers</w:t>
+      </w:r>
+      <w:proofErr w:type="spellEnd"/>
+      <w:r>
+        <w:rPr>
+          <w:sz w:val="22"/>
+        </w:rPr>
+        <w:t xml:space="preserve">. В классе Lab1ApplicationTests во время выполнения теста автоматически запускается реальный </w:t>
+      </w:r>
+      <w:proofErr w:type="spellStart"/>
+      <w:r>
+        <w:rPr>
+          <w:sz w:val="22"/>
+        </w:rPr>
+        <w:t>Docker</w:t>
+      </w:r>
+      <w:proofErr w:type="spellEnd"/>
+      <w:r>
+        <w:rPr>
+          <w:sz w:val="22"/>
+        </w:rPr>
+        <w:t xml:space="preserve">-контейнер с </w:t>
+      </w:r>
+      <w:proofErr w:type="spellStart"/>
+      <w:r>
+        <w:rPr>
+          <w:sz w:val="22"/>
+        </w:rPr>
+        <w:t>PostgreSQL</w:t>
+      </w:r>
+      <w:proofErr w:type="spellEnd"/>
+      <w:r>
+        <w:rPr>
+          <w:sz w:val="22"/>
+        </w:rPr>
+        <w:t xml:space="preserve">. После этого выполняются миграции </w:t>
+      </w:r>
+      <w:proofErr w:type="spellStart"/>
+      <w:r>
+        <w:rPr>
+          <w:sz w:val="22"/>
+        </w:rPr>
+        <w:t>Flyway</w:t>
+      </w:r>
+      <w:proofErr w:type="spellEnd"/>
+      <w:r>
+        <w:rPr>
+          <w:sz w:val="22"/>
+        </w:rPr>
+        <w:t xml:space="preserve"> и проверяется, что приложение Spring Boot корректно запускает и загружает весь </w:t>
+      </w:r>
+      <w:proofErr w:type="spellStart"/>
+      <w:r>
+        <w:rPr>
+          <w:sz w:val="22"/>
+        </w:rPr>
+        <w:t>ApplicationContext</w:t>
+      </w:r>
+      <w:proofErr w:type="spellEnd"/>
+      <w:r>
+        <w:rPr>
+          <w:sz w:val="22"/>
+        </w:rPr>
+        <w:t>.</w:t>
       </w:r>
     </w:p>
-    <w:tbl>
-      <w:tblPr>
-        <w:tblW w:w="10685" w:type="dxa"/>
-        <w:jc w:val="center"/>
-        <w:tblBorders>
-          <w:top w:val="single" w:sz="4" w:space="0" w:color="CCCCCC"/>
-          <w:bottom w:val="single" w:sz="6" w:space="0" w:color="999999"/>
-          <w:insideH w:val="single" w:sz="4" w:space="0" w:color="E0E0E0"/>
-        </w:tblBorders>
-        <w:tblLook w:val="04A0" w:firstRow="1" w:lastRow="0" w:firstColumn="1" w:lastColumn="0" w:noHBand="0" w:noVBand="1"/>
-      </w:tblPr>
-      <w:tblGrid>
-        <w:gridCol w:w="2490"/>
-        <w:gridCol w:w="4457"/>
-        <w:gridCol w:w="2299"/>
-        <w:gridCol w:w="1439"/>
-      </w:tblGrid>
-      <w:tr>
-        <w:trPr>
-          <w:trHeight w:val="282"/>
-          <w:jc w:val="center"/>
-        </w:trPr>
-        <w:tc>
-          <w:tcPr>
-            <w:tcW w:w="2490" w:type="dxa"/>
-            <w:shd w:val="clear" w:color="auto" w:fill="EAECEE"/>
-            <w:tcMar>
-              <w:top w:w="120" w:type="dxa"/>
-              <w:left w:w="150" w:type="dxa"/>
-              <w:bottom w:w="120" w:type="dxa"/>
-              <w:right w:w="150" w:type="dxa"/>
-            </w:tcMar>
-          </w:tcPr>
-          <w:p>
-            <w:pPr>
-              <w:jc w:val="center"/>
-            </w:pPr>
-            <w:r>
-              <w:rPr>
-                <w:b/>
-                <w:sz w:val="20"/>
-              </w:rPr>
-              <w:t>Тестовый класс</w:t>
-            </w:r>
-          </w:p>
-        </w:tc>
-        <w:tc>
-          <w:tcPr>
-            <w:tcW w:w="4457" w:type="dxa"/>
-            <w:shd w:val="clear" w:color="auto" w:fill="EAECEE"/>
-            <w:tcMar>
-              <w:top w:w="120" w:type="dxa"/>
-              <w:left w:w="150" w:type="dxa"/>
-              <w:bottom w:w="120" w:type="dxa"/>
-              <w:right w:w="150" w:type="dxa"/>
-            </w:tcMar>
-          </w:tcPr>
-          <w:p>
-            <w:pPr>
-              <w:jc w:val="center"/>
-            </w:pPr>
-            <w:r>
-              <w:rPr>
-                <w:b/>
-                <w:sz w:val="20"/>
-              </w:rPr>
-              <w:t>Метод теста</w:t>
-            </w:r>
-          </w:p>
-        </w:tc>
-        <w:tc>
-          <w:tcPr>
-            <w:tcW w:w="2299" w:type="dxa"/>
-            <w:shd w:val="clear" w:color="auto" w:fill="EAECEE"/>
-            <w:tcMar>
-              <w:top w:w="120" w:type="dxa"/>
-              <w:left w:w="150" w:type="dxa"/>
-              <w:bottom w:w="120" w:type="dxa"/>
-              <w:right w:w="150" w:type="dxa"/>
-            </w:tcMar>
-          </w:tcPr>
-          <w:p>
-            <w:pPr>
-              <w:jc w:val="center"/>
-            </w:pPr>
-            <w:r>
-              <w:rPr>
-                <w:b/>
-                <w:sz w:val="20"/>
-              </w:rPr>
-              <w:t>Тип теста</w:t>
-            </w:r>
-          </w:p>
-        </w:tc>
-        <w:tc>
-          <w:tcPr>
-            <w:tcW w:w="1439" w:type="dxa"/>
-            <w:shd w:val="clear" w:color="auto" w:fill="EAECEE"/>
-            <w:tcMar>
-              <w:top w:w="120" w:type="dxa"/>
-              <w:left w:w="150" w:type="dxa"/>
-              <w:bottom w:w="120" w:type="dxa"/>
-              <w:right w:w="150" w:type="dxa"/>
-            </w:tcMar>
-          </w:tcPr>
-          <w:p>
-            <w:pPr>
-              <w:jc w:val="center"/>
-            </w:pPr>
-            <w:r>
-              <w:rPr>
-                <w:b/>
-                <w:sz w:val="20"/>
-              </w:rPr>
-              <w:t>Результат</w:t>
-            </w:r>
-          </w:p>
-        </w:tc>
-      </w:tr>
-      <w:tr>
-        <w:trPr>
-          <w:trHeight w:val="564"/>
-          <w:jc w:val="center"/>
-        </w:trPr>
-        <w:tc>
-          <w:tcPr>
-            <w:tcW w:w="2490" w:type="dxa"/>
-            <w:shd w:val="clear" w:color="auto" w:fill="FDFEFE"/>
-            <w:tcMar>
-              <w:top w:w="100" w:type="dxa"/>
-              <w:left w:w="150" w:type="dxa"/>
-              <w:bottom w:w="100" w:type="dxa"/>
-              <w:right w:w="150" w:type="dxa"/>
-            </w:tcMar>
-          </w:tcPr>
-          <w:p>
-            <w:pPr>
-              <w:spacing w:line="252" w:lineRule="auto"/>
-            </w:pPr>
-            <w:r>
-              <w:rPr>
-                <w:sz w:val="19"/>
-              </w:rPr>
-              <w:t>Lab1ApplicationTests</w:t>
-            </w:r>
-          </w:p>
-        </w:tc>
-        <w:tc>
-          <w:tcPr>
-            <w:tcW w:w="4457" w:type="dxa"/>
-            <w:shd w:val="clear" w:color="auto" w:fill="FDFEFE"/>
-            <w:tcMar>
-              <w:top w:w="100" w:type="dxa"/>
-              <w:left w:w="150" w:type="dxa"/>
-              <w:bottom w:w="100" w:type="dxa"/>
-              <w:right w:w="150" w:type="dxa"/>
-            </w:tcMar>
-          </w:tcPr>
-          <w:p>
-            <w:pPr>
-              <w:spacing w:line="252" w:lineRule="auto"/>
-            </w:pPr>
-            <w:r>
-              <w:rPr>
-                <w:sz w:val="19"/>
-              </w:rPr>
-              <w:t>contextLoads()</w:t>
-            </w:r>
-          </w:p>
-        </w:tc>
-        <w:tc>
-          <w:tcPr>
-            <w:tcW w:w="2299" w:type="dxa"/>
-            <w:shd w:val="clear" w:color="auto" w:fill="FDFEFE"/>
-            <w:tcMar>
-              <w:top w:w="100" w:type="dxa"/>
-              <w:left w:w="150" w:type="dxa"/>
-              <w:bottom w:w="100" w:type="dxa"/>
-              <w:right w:w="150" w:type="dxa"/>
-            </w:tcMar>
-          </w:tcPr>
-          <w:p>
-            <w:pPr>
-              <w:spacing w:line="252" w:lineRule="auto"/>
-            </w:pPr>
-            <w:r>
-              <w:rPr>
-                <w:sz w:val="19"/>
-              </w:rPr>
-              <w:t>Интеграционный (Testcontainers)</w:t>
-            </w:r>
-          </w:p>
-        </w:tc>
-        <w:tc>
-          <w:tcPr>
-            <w:tcW w:w="1439" w:type="dxa"/>
-            <w:shd w:val="clear" w:color="auto" w:fill="FDFEFE"/>
-            <w:tcMar>
-              <w:top w:w="100" w:type="dxa"/>
-              <w:left w:w="150" w:type="dxa"/>
-              <w:bottom w:w="100" w:type="dxa"/>
-              <w:right w:w="150" w:type="dxa"/>
-            </w:tcMar>
-          </w:tcPr>
-          <w:p>
-            <w:pPr>
-              <w:spacing w:line="252" w:lineRule="auto"/>
-            </w:pPr>
-            <w:r>
-              <w:rPr>
-                <w:sz w:val="19"/>
-              </w:rPr>
-              <w:t>PASSED (Успешно)</w:t>
-            </w:r>
-          </w:p>
-        </w:tc>
-      </w:tr>
-      <w:tr>
-        <w:trPr>
-          <w:trHeight w:val="564"/>
-          <w:jc w:val="center"/>
-        </w:trPr>
-        <w:tc>
-          <w:tcPr>
-            <w:tcW w:w="2490" w:type="dxa"/>
-            <w:shd w:val="clear" w:color="auto" w:fill="F8F9F9"/>
-            <w:tcMar>
-              <w:top w:w="100" w:type="dxa"/>
-              <w:left w:w="150" w:type="dxa"/>
-              <w:bottom w:w="100" w:type="dxa"/>
-              <w:right w:w="150" w:type="dxa"/>
-            </w:tcMar>
-          </w:tcPr>
-          <w:p>
-            <w:pPr>
-              <w:spacing w:line="252" w:lineRule="auto"/>
-            </w:pPr>
-            <w:r>
-              <w:rPr>
-                <w:sz w:val="19"/>
-              </w:rPr>
-              <w:t>CompanyServiceTest</w:t>
-            </w:r>
-          </w:p>
-        </w:tc>
-        <w:tc>
-          <w:tcPr>
-            <w:tcW w:w="4457" w:type="dxa"/>
-            <w:shd w:val="clear" w:color="auto" w:fill="F8F9F9"/>
-            <w:tcMar>
-              <w:top w:w="100" w:type="dxa"/>
-              <w:left w:w="150" w:type="dxa"/>
-              <w:bottom w:w="100" w:type="dxa"/>
-              <w:right w:w="150" w:type="dxa"/>
-            </w:tcMar>
-          </w:tcPr>
-          <w:p>
-            <w:pPr>
-              <w:spacing w:line="252" w:lineRule="auto"/>
-            </w:pPr>
-            <w:r>
-              <w:rPr>
-                <w:sz w:val="19"/>
-              </w:rPr>
-              <w:t>create_Success()</w:t>
-            </w:r>
-          </w:p>
-        </w:tc>
-        <w:tc>
-          <w:tcPr>
-            <w:tcW w:w="2299" w:type="dxa"/>
-            <w:shd w:val="clear" w:color="auto" w:fill="F8F9F9"/>
-            <w:tcMar>
-              <w:top w:w="100" w:type="dxa"/>
-              <w:left w:w="150" w:type="dxa"/>
-              <w:bottom w:w="100" w:type="dxa"/>
-              <w:right w:w="150" w:type="dxa"/>
-            </w:tcMar>
-          </w:tcPr>
-          <w:p>
-            <w:pPr>
-              <w:spacing w:line="252" w:lineRule="auto"/>
-            </w:pPr>
-            <w:r>
-              <w:rPr>
-                <w:sz w:val="19"/>
-              </w:rPr>
-              <w:t>Модульный (Mockito)</w:t>
-            </w:r>
-          </w:p>
-        </w:tc>
-        <w:tc>
-          <w:tcPr>
-            <w:tcW w:w="1439" w:type="dxa"/>
-            <w:shd w:val="clear" w:color="auto" w:fill="F8F9F9"/>
-            <w:tcMar>
-              <w:top w:w="100" w:type="dxa"/>
-              <w:left w:w="150" w:type="dxa"/>
-              <w:bottom w:w="100" w:type="dxa"/>
-              <w:right w:w="150" w:type="dxa"/>
-            </w:tcMar>
-          </w:tcPr>
-          <w:p>
-            <w:pPr>
-              <w:spacing w:line="252" w:lineRule="auto"/>
-            </w:pPr>
-            <w:r>
-              <w:rPr>
-                <w:sz w:val="19"/>
-              </w:rPr>
-              <w:t>PASSED (Успешно)</w:t>
-            </w:r>
-          </w:p>
-        </w:tc>
-      </w:tr>
-      <w:tr>
-        <w:trPr>
-          <w:trHeight w:val="564"/>
-          <w:jc w:val="center"/>
-        </w:trPr>
-        <w:tc>
-          <w:tcPr>
-            <w:tcW w:w="2490" w:type="dxa"/>
-            <w:shd w:val="clear" w:color="auto" w:fill="FDFEFE"/>
-            <w:tcMar>
-              <w:top w:w="100" w:type="dxa"/>
-              <w:left w:w="150" w:type="dxa"/>
-              <w:bottom w:w="100" w:type="dxa"/>
-              <w:right w:w="150" w:type="dxa"/>
-            </w:tcMar>
-          </w:tcPr>
-          <w:p>
-            <w:pPr>
-              <w:spacing w:line="252" w:lineRule="auto"/>
-            </w:pPr>
-            <w:r>
-              <w:rPr>
-                <w:sz w:val="19"/>
-              </w:rPr>
-              <w:t>CompanyServiceTest</w:t>
-            </w:r>
-          </w:p>
-        </w:tc>
-        <w:tc>
-          <w:tcPr>
-            <w:tcW w:w="4457" w:type="dxa"/>
-            <w:shd w:val="clear" w:color="auto" w:fill="FDFEFE"/>
-            <w:tcMar>
-              <w:top w:w="100" w:type="dxa"/>
-              <w:left w:w="150" w:type="dxa"/>
-              <w:bottom w:w="100" w:type="dxa"/>
-              <w:right w:w="150" w:type="dxa"/>
-            </w:tcMar>
-          </w:tcPr>
-          <w:p>
-            <w:pPr>
-              <w:spacing w:line="252" w:lineRule="auto"/>
-            </w:pPr>
-            <w:r>
-              <w:rPr>
-                <w:sz w:val="19"/>
-              </w:rPr>
-              <w:t>getById_NotFound()</w:t>
-            </w:r>
-          </w:p>
-        </w:tc>
-        <w:tc>
-          <w:tcPr>
-            <w:tcW w:w="2299" w:type="dxa"/>
-            <w:shd w:val="clear" w:color="auto" w:fill="FDFEFE"/>
-            <w:tcMar>
-              <w:top w:w="100" w:type="dxa"/>
-              <w:left w:w="150" w:type="dxa"/>
-              <w:bottom w:w="100" w:type="dxa"/>
-              <w:right w:w="150" w:type="dxa"/>
-            </w:tcMar>
-          </w:tcPr>
-          <w:p>
-            <w:pPr>
-              <w:spacing w:line="252" w:lineRule="auto"/>
-            </w:pPr>
-            <w:r>
-              <w:rPr>
-                <w:sz w:val="19"/>
-              </w:rPr>
-              <w:t>Модульный (Mockito)</w:t>
-            </w:r>
-          </w:p>
-        </w:tc>
-        <w:tc>
-          <w:tcPr>
-            <w:tcW w:w="1439" w:type="dxa"/>
-            <w:shd w:val="clear" w:color="auto" w:fill="FDFEFE"/>
-            <w:tcMar>
-              <w:top w:w="100" w:type="dxa"/>
-              <w:left w:w="150" w:type="dxa"/>
-              <w:bottom w:w="100" w:type="dxa"/>
-              <w:right w:w="150" w:type="dxa"/>
-            </w:tcMar>
-          </w:tcPr>
-          <w:p>
-            <w:pPr>
-              <w:spacing w:line="252" w:lineRule="auto"/>
-            </w:pPr>
-            <w:r>
-              <w:rPr>
-                <w:sz w:val="19"/>
-              </w:rPr>
-              <w:t>PASSED (Успешно)</w:t>
-            </w:r>
-          </w:p>
-        </w:tc>
-      </w:tr>
-      <w:tr>
-        <w:trPr>
-          <w:trHeight w:val="826"/>
-          <w:jc w:val="center"/>
-        </w:trPr>
-        <w:tc>
-          <w:tcPr>
-            <w:tcW w:w="2490" w:type="dxa"/>
-            <w:shd w:val="clear" w:color="auto" w:fill="F8F9F9"/>
-            <w:tcMar>
-              <w:top w:w="100" w:type="dxa"/>
-              <w:left w:w="150" w:type="dxa"/>
-              <w:bottom w:w="100" w:type="dxa"/>
-              <w:right w:w="150" w:type="dxa"/>
-            </w:tcMar>
-          </w:tcPr>
-          <w:p>
-            <w:pPr>
-              <w:spacing w:line="252" w:lineRule="auto"/>
-            </w:pPr>
-            <w:r>
-              <w:rPr>
-                <w:sz w:val="19"/>
-              </w:rPr>
-              <w:t>ShiftServiceTest</w:t>
-            </w:r>
-          </w:p>
-        </w:tc>
-        <w:tc>
-          <w:tcPr>
-            <w:tcW w:w="4457" w:type="dxa"/>
-            <w:shd w:val="clear" w:color="auto" w:fill="F8F9F9"/>
-            <w:tcMar>
-              <w:top w:w="100" w:type="dxa"/>
-              <w:left w:w="150" w:type="dxa"/>
-              <w:bottom w:w="100" w:type="dxa"/>
-              <w:right w:w="150" w:type="dxa"/>
-            </w:tcMar>
-          </w:tcPr>
-          <w:p>
-            <w:pPr>
-              <w:spacing w:line="252" w:lineRule="auto"/>
-            </w:pPr>
-            <w:r>
-              <w:rPr>
-                <w:sz w:val="19"/>
-              </w:rPr>
-              <w:t>assignEmployee_Success()</w:t>
-            </w:r>
-          </w:p>
-        </w:tc>
-        <w:tc>
-          <w:tcPr>
-            <w:tcW w:w="2299" w:type="dxa"/>
-            <w:shd w:val="clear" w:color="auto" w:fill="F8F9F9"/>
-            <w:tcMar>
-              <w:top w:w="100" w:type="dxa"/>
-              <w:left w:w="150" w:type="dxa"/>
-              <w:bottom w:w="100" w:type="dxa"/>
-              <w:right w:w="150" w:type="dxa"/>
-            </w:tcMar>
-          </w:tcPr>
-          <w:p>
-            <w:pPr>
-              <w:spacing w:line="252" w:lineRule="auto"/>
-            </w:pPr>
-            <w:r>
-              <w:rPr>
-                <w:sz w:val="19"/>
-              </w:rPr>
-              <w:t>Модульный (Транзакционный сценарий 1)</w:t>
-            </w:r>
-          </w:p>
-        </w:tc>
-        <w:tc>
-          <w:tcPr>
-            <w:tcW w:w="1439" w:type="dxa"/>
-            <w:shd w:val="clear" w:color="auto" w:fill="F8F9F9"/>
-            <w:tcMar>
-              <w:top w:w="100" w:type="dxa"/>
-              <w:left w:w="150" w:type="dxa"/>
-              <w:bottom w:w="100" w:type="dxa"/>
-              <w:right w:w="150" w:type="dxa"/>
-            </w:tcMar>
-          </w:tcPr>
-          <w:p>
-            <w:pPr>
-              <w:spacing w:line="252" w:lineRule="auto"/>
-            </w:pPr>
-            <w:r>
-              <w:rPr>
-                <w:sz w:val="19"/>
-              </w:rPr>
-              <w:t>PASSED (Успешно)</w:t>
-            </w:r>
-          </w:p>
-        </w:tc>
-      </w:tr>
-      <w:tr>
-        <w:trPr>
-          <w:trHeight w:val="564"/>
-          <w:jc w:val="center"/>
-        </w:trPr>
-        <w:tc>
-          <w:tcPr>
-            <w:tcW w:w="2490" w:type="dxa"/>
-            <w:shd w:val="clear" w:color="auto" w:fill="FDFEFE"/>
-            <w:tcMar>
-              <w:top w:w="100" w:type="dxa"/>
-              <w:left w:w="150" w:type="dxa"/>
-              <w:bottom w:w="100" w:type="dxa"/>
-              <w:right w:w="150" w:type="dxa"/>
-            </w:tcMar>
-          </w:tcPr>
-          <w:p>
-            <w:pPr>
-              <w:spacing w:line="252" w:lineRule="auto"/>
-            </w:pPr>
-            <w:r>
-              <w:rPr>
-                <w:sz w:val="19"/>
-              </w:rPr>
-              <w:t>ShiftServiceTest</w:t>
-            </w:r>
-          </w:p>
-        </w:tc>
-        <w:tc>
-          <w:tcPr>
-            <w:tcW w:w="4457" w:type="dxa"/>
-            <w:shd w:val="clear" w:color="auto" w:fill="FDFEFE"/>
-            <w:tcMar>
-              <w:top w:w="100" w:type="dxa"/>
-              <w:left w:w="150" w:type="dxa"/>
-              <w:bottom w:w="100" w:type="dxa"/>
-              <w:right w:w="150" w:type="dxa"/>
-            </w:tcMar>
-          </w:tcPr>
-          <w:p>
-            <w:pPr>
-              <w:spacing w:line="252" w:lineRule="auto"/>
-            </w:pPr>
-            <w:r>
-              <w:rPr>
-                <w:sz w:val="19"/>
-              </w:rPr>
-              <w:t>assignEmployee_WhenInVacation_Throws()</w:t>
-            </w:r>
-          </w:p>
-        </w:tc>
-        <w:tc>
-          <w:tcPr>
-            <w:tcW w:w="2299" w:type="dxa"/>
-            <w:shd w:val="clear" w:color="auto" w:fill="FDFEFE"/>
-            <w:tcMar>
-              <w:top w:w="100" w:type="dxa"/>
-              <w:left w:w="150" w:type="dxa"/>
-              <w:bottom w:w="100" w:type="dxa"/>
-              <w:right w:w="150" w:type="dxa"/>
-            </w:tcMar>
-          </w:tcPr>
-          <w:p>
-            <w:pPr>
-              <w:spacing w:line="252" w:lineRule="auto"/>
-            </w:pPr>
-            <w:r>
-              <w:rPr>
-                <w:sz w:val="19"/>
-              </w:rPr>
-              <w:t>Модульный (Проверка отпуска)</w:t>
-            </w:r>
-          </w:p>
-        </w:tc>
-        <w:tc>
-          <w:tcPr>
-            <w:tcW w:w="1439" w:type="dxa"/>
-            <w:shd w:val="clear" w:color="auto" w:fill="FDFEFE"/>
-            <w:tcMar>
-              <w:top w:w="100" w:type="dxa"/>
-              <w:left w:w="150" w:type="dxa"/>
-              <w:bottom w:w="100" w:type="dxa"/>
-              <w:right w:w="150" w:type="dxa"/>
-            </w:tcMar>
-          </w:tcPr>
-          <w:p>
-            <w:pPr>
-              <w:spacing w:line="252" w:lineRule="auto"/>
-            </w:pPr>
-            <w:r>
-              <w:rPr>
-                <w:sz w:val="19"/>
-              </w:rPr>
-              <w:t>PASSED (Успешно)</w:t>
-            </w:r>
-          </w:p>
-        </w:tc>
-      </w:tr>
-      <w:tr>
-        <w:trPr>
-          <w:trHeight w:val="845"/>
-          <w:jc w:val="center"/>
-        </w:trPr>
-        <w:tc>
-          <w:tcPr>
-            <w:tcW w:w="2490" w:type="dxa"/>
-            <w:shd w:val="clear" w:color="auto" w:fill="F8F9F9"/>
-            <w:tcMar>
-              <w:top w:w="100" w:type="dxa"/>
-              <w:left w:w="150" w:type="dxa"/>
-              <w:bottom w:w="100" w:type="dxa"/>
-              <w:right w:w="150" w:type="dxa"/>
-            </w:tcMar>
-          </w:tcPr>
-          <w:p>
-            <w:pPr>
-              <w:spacing w:line="252" w:lineRule="auto"/>
-            </w:pPr>
-            <w:r>
-              <w:rPr>
-                <w:sz w:val="19"/>
-              </w:rPr>
-              <w:t>RequestServiceTest</w:t>
-            </w:r>
-          </w:p>
-        </w:tc>
-        <w:tc>
-          <w:tcPr>
-            <w:tcW w:w="4457" w:type="dxa"/>
-            <w:shd w:val="clear" w:color="auto" w:fill="F8F9F9"/>
-            <w:tcMar>
-              <w:top w:w="100" w:type="dxa"/>
-              <w:left w:w="150" w:type="dxa"/>
-              <w:bottom w:w="100" w:type="dxa"/>
-              <w:right w:w="150" w:type="dxa"/>
-            </w:tcMar>
-          </w:tcPr>
-          <w:p>
-            <w:pPr>
-              <w:spacing w:line="252" w:lineRule="auto"/>
-            </w:pPr>
-            <w:r>
-              <w:rPr>
-                <w:sz w:val="19"/>
-              </w:rPr>
-              <w:t>processRequest_ApproveVacation_Success()</w:t>
-            </w:r>
-          </w:p>
-        </w:tc>
-        <w:tc>
-          <w:tcPr>
-            <w:tcW w:w="2299" w:type="dxa"/>
-            <w:shd w:val="clear" w:color="auto" w:fill="F8F9F9"/>
-            <w:tcMar>
-              <w:top w:w="100" w:type="dxa"/>
-              <w:left w:w="150" w:type="dxa"/>
-              <w:bottom w:w="100" w:type="dxa"/>
-              <w:right w:w="150" w:type="dxa"/>
-            </w:tcMar>
-          </w:tcPr>
-          <w:p>
-            <w:pPr>
-              <w:spacing w:line="252" w:lineRule="auto"/>
-            </w:pPr>
-            <w:r>
-              <w:rPr>
-                <w:sz w:val="19"/>
-              </w:rPr>
-              <w:t>Модульный (Транзакционный сценарий 2)</w:t>
-            </w:r>
-          </w:p>
-        </w:tc>
-        <w:tc>
-          <w:tcPr>
-            <w:tcW w:w="1439" w:type="dxa"/>
-            <w:shd w:val="clear" w:color="auto" w:fill="F8F9F9"/>
-            <w:tcMar>
-              <w:top w:w="100" w:type="dxa"/>
-              <w:left w:w="150" w:type="dxa"/>
-              <w:bottom w:w="100" w:type="dxa"/>
-              <w:right w:w="150" w:type="dxa"/>
-            </w:tcMar>
-          </w:tcPr>
-          <w:p>
-            <w:pPr>
-              <w:spacing w:line="252" w:lineRule="auto"/>
-            </w:pPr>
-            <w:r>
-              <w:rPr>
-                <w:sz w:val="19"/>
-              </w:rPr>
-              <w:t>PASSED (Успешно)</w:t>
-            </w:r>
-          </w:p>
-        </w:tc>
-      </w:tr>
-      <w:tr>
-        <w:trPr>
-          <w:trHeight w:val="1148"/>
-          <w:jc w:val="center"/>
-        </w:trPr>
-        <w:tc>
-          <w:tcPr>
-            <w:tcW w:w="2490" w:type="dxa"/>
-            <w:shd w:val="clear" w:color="auto" w:fill="FDFEFE"/>
-            <w:tcMar>
-              <w:top w:w="100" w:type="dxa"/>
-              <w:left w:w="150" w:type="dxa"/>
-              <w:bottom w:w="100" w:type="dxa"/>
-              <w:right w:w="150" w:type="dxa"/>
-            </w:tcMar>
-          </w:tcPr>
-          <w:p>
-            <w:pPr>
-              <w:spacing w:line="252" w:lineRule="auto"/>
-            </w:pPr>
-            <w:proofErr w:type="spellStart"/>
-            <w:r>
-              <w:rPr>
-                <w:sz w:val="19"/>
-              </w:rPr>
-              <w:t>RequestServiceTest</w:t>
-            </w:r>
-            <w:proofErr w:type="spellEnd"/>
-          </w:p>
-        </w:tc>
-        <w:tc>
-          <w:tcPr>
-            <w:tcW w:w="4457" w:type="dxa"/>
-            <w:shd w:val="clear" w:color="auto" w:fill="FDFEFE"/>
-            <w:tcMar>
-              <w:top w:w="100" w:type="dxa"/>
-              <w:left w:w="150" w:type="dxa"/>
-              <w:bottom w:w="100" w:type="dxa"/>
-              <w:right w:w="150" w:type="dxa"/>
-            </w:tcMar>
-          </w:tcPr>
-          <w:p>
-            <w:pPr>
-              <w:spacing w:line="252" w:lineRule="auto"/>
-            </w:pPr>
-            <w:r>
-              <w:rPr>
-                <w:sz w:val="19"/>
-              </w:rPr>
-              <w:t>processRequest_AlreadyProcessed_Throws()</w:t>
-            </w:r>
-          </w:p>
-        </w:tc>
-        <w:tc>
-          <w:tcPr>
-            <w:tcW w:w="2299" w:type="dxa"/>
-            <w:shd w:val="clear" w:color="auto" w:fill="FDFEFE"/>
-            <w:tcMar>
-              <w:top w:w="100" w:type="dxa"/>
-              <w:left w:w="150" w:type="dxa"/>
-              <w:bottom w:w="100" w:type="dxa"/>
-              <w:right w:w="150" w:type="dxa"/>
-            </w:tcMar>
-          </w:tcPr>
-          <w:p>
-            <w:pPr>
-              <w:spacing w:line="252" w:lineRule="auto"/>
-            </w:pPr>
-            <w:r>
-              <w:rPr>
-                <w:sz w:val="19"/>
-              </w:rPr>
-              <w:t>Модульный (Защита от повтора)</w:t>
-            </w:r>
-          </w:p>
-        </w:tc>
-        <w:tc>
-          <w:tcPr>
-            <w:tcW w:w="1439" w:type="dxa"/>
-            <w:shd w:val="clear" w:color="auto" w:fill="FDFEFE"/>
-            <w:tcMar>
-              <w:top w:w="100" w:type="dxa"/>
-              <w:left w:w="150" w:type="dxa"/>
-              <w:bottom w:w="100" w:type="dxa"/>
-              <w:right w:w="150" w:type="dxa"/>
-            </w:tcMar>
-          </w:tcPr>
-          <w:p>
-            <w:pPr>
-              <w:spacing w:line="252" w:lineRule="auto"/>
-            </w:pPr>
-            <w:r>
-              <w:rPr>
-                <w:sz w:val="19"/>
-              </w:rPr>
-              <w:t>PASSED (Успешно)</w:t>
-            </w:r>
-          </w:p>
-        </w:tc>
-      </w:tr>
-    </w:tbl>
+    <w:p>
+      <w:pPr>
+        <w:spacing w:after="80" w:line="276" w:lineRule="auto"/>
+        <w:jc w:val="both"/>
+        <w:rPr>
+          <w:szCs w:val="28"/>
+        </w:rPr>
+      </w:pPr>
+      <w:r>
+        <w:rPr>
+          <w:szCs w:val="28"/>
+        </w:rPr>
+        <w:t>Такое разделение позволяет отдельно проверять бизнес-логику и взаимодействие основных компонентов приложения с реальной инфраструктурой.</w:t>
+      </w:r>
+      <w:r>
+        <w:rPr>
+          <w:szCs w:val="28"/>
+        </w:rPr>
+        <w:t xml:space="preserve"> </w:t>
+      </w:r>
+    </w:p>
+    <w:p>
+      <w:pPr>
+        <w:spacing w:after="80" w:line="276" w:lineRule="auto"/>
+        <w:jc w:val="both"/>
+        <w:rPr>
+          <w:szCs w:val="28"/>
+        </w:rPr>
+      </w:pPr>
+      <w:r>
+        <w:rPr>
+          <w:noProof/>
+        </w:rPr>
+        <w:drawing>
+          <wp:inline distT="0" distB="0" distL="0" distR="0" wp14:anchorId="716D0A07" wp14:editId="7F269989">
+            <wp:extent cx="6120130" cy="1402715"/>
+            <wp:effectExtent l="0" t="0" r="1270" b="0"/>
+            <wp:docPr id="21788710" name="Рисунок 1"/>
+            <wp:cNvGraphicFramePr>
+              <a:graphicFrameLocks xmlns:a="http://schemas.openxmlformats.org/drawingml/2006/main" noChangeAspect="1"/>
+            </wp:cNvGraphicFramePr>
+            <a:graphic xmlns:a="http://schemas.openxmlformats.org/drawingml/2006/main">
+              <a:graphicData uri="http://schemas.openxmlformats.org/drawingml/2006/picture">
+                <pic:pic xmlns:pic="http://schemas.openxmlformats.org/drawingml/2006/picture">
+                  <pic:nvPicPr>
+                    <pic:cNvPr id="21788710" name=""/>
+                    <pic:cNvPicPr/>
+                  </pic:nvPicPr>
+                  <pic:blipFill>
+                    <a:blip r:embed="rId14"/>
+                    <a:stretch>
+                      <a:fillRect/>
+                    </a:stretch>
+                  </pic:blipFill>
+                  <pic:spPr>
+                    <a:xfrm>
+                      <a:off x="0" y="0"/>
+                      <a:ext cx="6120130" cy="1402715"/>
+                    </a:xfrm>
+                    <a:prstGeom prst="rect">
+                      <a:avLst/>
+                    </a:prstGeom>
+                  </pic:spPr>
+                </pic:pic>
+              </a:graphicData>
+            </a:graphic>
+          </wp:inline>
+        </w:drawing>
+      </w:r>
+    </w:p>
     <w:p>
       <w:pPr>
         <w:keepNext/>
@@ -8265,8 +8910,59 @@
           <w:i/>
           <w:sz w:val="20"/>
         </w:rPr>
-        <w:t>Таблица 4. Результаты выполнения автоматизированного тестового набора</w:t>
-      </w:r>
+        <w:t xml:space="preserve">Рисунок </w:t>
+      </w:r>
+      <w:r>
+        <w:rPr>
+          <w:i/>
+          <w:sz w:val="20"/>
+        </w:rPr>
+        <w:t>2</w:t>
+      </w:r>
+      <w:r>
+        <w:rPr>
+          <w:i/>
+          <w:sz w:val="20"/>
+        </w:rPr>
+        <w:t xml:space="preserve">. </w:t>
+      </w:r>
+      <w:r>
+        <w:rPr>
+          <w:i/>
+          <w:sz w:val="20"/>
+        </w:rPr>
+        <w:t>Результат прохождения тестов</w:t>
+      </w:r>
+    </w:p>
+    <w:p>
+      <w:r>
+        <w:t>Все разработанные модульные и интеграционные тесты успешно проходят без ошибок, что подтверждает корректность реализованной функциональности и стабильность приложения</w:t>
+      </w:r>
+    </w:p>
+    <w:p/>
+    <w:p>
+      <w:pPr>
+        <w:rPr>
+          <w:b/>
+          <w:bCs/>
+          <w:sz w:val="36"/>
+          <w:szCs w:val="36"/>
+        </w:rPr>
+      </w:pPr>
+      <w:r>
+        <w:br w:type="page"/>
+      </w:r>
+    </w:p>
+    <w:p>
+      <w:pPr>
+        <w:pStyle w:val="1"/>
+      </w:pPr>
+      <w:bookmarkStart w:id="10" w:name="_Toc241201290"/>
+      <w:r>
+        <w:lastRenderedPageBreak/>
+        <w:t>8. Выводы</w:t>
+      </w:r>
+      <w:bookmarkEnd w:id="10"/>
     </w:p>
     <w:p>
       <w:pPr>
@@ -8274,7 +8970,6 @@
         <w:ind w:firstLine="576"/>
         <w:jc w:val="both"/>
         <w:rPr>
-          <w:sz w:val="28"/>
           <w:szCs w:val="28"/>
         </w:rPr>
       </w:pPr>
@@ -8282,64 +8977,135 @@
         <w:rPr>
           <w:szCs w:val="28"/>
         </w:rPr>
-        <w:t xml:space="preserve">Все </w:t>
+        <w:t>В ходе лабораторной работы было разработано монолитное веб-приложение на базе Spring Boot для управления сотрудниками, филиалами, сменами, рабочим временем и заявками.</w:t>
       </w:r>
       <w:r>
         <w:rPr>
           <w:szCs w:val="28"/>
         </w:rPr>
-        <w:t>тесты проходят</w:t>
-      </w:r>
-      <w:r>
-        <w:rPr>
-          <w:szCs w:val="28"/>
-        </w:rPr>
-        <w:t xml:space="preserve"> …</w:t>
+        <w:t xml:space="preserve"> </w:t>
       </w:r>
     </w:p>
     <w:p>
-      <w:pPr>
-        <w:pStyle w:val="1"/>
-      </w:pPr>
-      <w:bookmarkStart w:id="10" w:name="_Toc241174464"/>
-      <w:r>
-        <w:t>8. Выводы</w:t>
-      </w:r>
-      <w:bookmarkEnd w:id="10"/>
+      <w:r>
+        <w:t xml:space="preserve">Для взаимодействия с приложением реализован REST API с корректными HTTP-статусами, валидацией входных данных и пагинацией. Для хранения данных используется </w:t>
+      </w:r>
+      <w:proofErr w:type="spellStart"/>
+      <w:r>
+        <w:t>PostgreSQL</w:t>
+      </w:r>
+      <w:proofErr w:type="spellEnd"/>
+      <w:r>
+        <w:t xml:space="preserve">, а структура базы управляется с помощью </w:t>
+      </w:r>
+      <w:proofErr w:type="spellStart"/>
+      <w:r>
+        <w:t>Flyway</w:t>
+      </w:r>
+      <w:proofErr w:type="spellEnd"/>
+      <w:r>
+        <w:t>.</w:t>
+      </w:r>
+      <w:r>
+        <w:t xml:space="preserve"> </w:t>
+      </w:r>
+      <w:r>
+        <w:t>Реализованы транзакционные сценарии назначения сотрудников на смены и обработки заявок на отпуск, в которых несколько связанных операций выполняются атомарно. Для защиты целостности данных используются проверки пересечений смен, периодов отсутствия и других бизнес-ограничений.</w:t>
+      </w:r>
     </w:p>
     <w:p>
-      <w:pPr>
-        <w:spacing w:after="80" w:line="276" w:lineRule="auto"/>
-        <w:ind w:firstLine="576"/>
-        <w:jc w:val="both"/>
-        <w:rPr>
-          <w:sz w:val="28"/>
-          <w:szCs w:val="28"/>
-        </w:rPr>
-      </w:pPr>
-      <w:r>
-        <w:rPr>
-          <w:szCs w:val="28"/>
-        </w:rPr>
-        <w:lastRenderedPageBreak/>
-        <w:t xml:space="preserve">В ходе выполнения лабораторной работы </w:t>
-      </w:r>
-      <w:r>
-        <w:rPr>
-          <w:szCs w:val="28"/>
-        </w:rPr>
-        <w:t>…</w:t>
+      <w:r>
+        <w:t xml:space="preserve">Для проверки работоспособности проекта были разработаны модульные и интеграционные тесты с использованием </w:t>
+      </w:r>
+      <w:proofErr w:type="spellStart"/>
+      <w:r>
+        <w:t>JUnit</w:t>
+      </w:r>
+      <w:proofErr w:type="spellEnd"/>
+      <w:r>
+        <w:t xml:space="preserve"> 5, </w:t>
+      </w:r>
+      <w:proofErr w:type="spellStart"/>
+      <w:r>
+        <w:t>Mockito</w:t>
+      </w:r>
+      <w:proofErr w:type="spellEnd"/>
+      <w:r>
+        <w:t xml:space="preserve"> и </w:t>
+      </w:r>
+      <w:proofErr w:type="spellStart"/>
+      <w:r>
+        <w:t>Testcontainers</w:t>
+      </w:r>
+      <w:proofErr w:type="spellEnd"/>
+      <w:r>
+        <w:t>. Все разработанные тесты проходят успешно без ошибок, что подтверждает корректность основных сценариев и стабильность реализованной системы.</w:t>
       </w:r>
     </w:p>
     <w:p>
-      <w:pPr>
-        <w:spacing w:after="80" w:line="276" w:lineRule="auto"/>
-        <w:ind w:firstLine="576"/>
-        <w:jc w:val="both"/>
-      </w:pPr>
+      <w:r>
+        <w:t xml:space="preserve">Приложение </w:t>
+      </w:r>
+      <w:r>
+        <w:t xml:space="preserve">запускается </w:t>
+      </w:r>
+      <w:r>
+        <w:t xml:space="preserve">в контейнерах с помощью </w:t>
+      </w:r>
+      <w:proofErr w:type="spellStart"/>
+      <w:r>
+        <w:t>Docker</w:t>
+      </w:r>
+      <w:proofErr w:type="spellEnd"/>
+      <w:r>
+        <w:t xml:space="preserve"> и </w:t>
+      </w:r>
+      <w:proofErr w:type="spellStart"/>
+      <w:r>
+        <w:t>Docker</w:t>
+      </w:r>
+      <w:proofErr w:type="spellEnd"/>
+      <w:r>
+        <w:t xml:space="preserve"> </w:t>
+      </w:r>
+      <w:proofErr w:type="spellStart"/>
+      <w:r>
+        <w:t>Compose</w:t>
+      </w:r>
+      <w:proofErr w:type="spellEnd"/>
+      <w:r>
+        <w:t xml:space="preserve">. В состав стека входят </w:t>
+      </w:r>
+      <w:proofErr w:type="spellStart"/>
+      <w:r>
+        <w:t>backend</w:t>
+      </w:r>
+      <w:proofErr w:type="spellEnd"/>
+      <w:r>
+        <w:t xml:space="preserve"> и </w:t>
+      </w:r>
+      <w:proofErr w:type="spellStart"/>
+      <w:r>
+        <w:t>PostgreSQL</w:t>
+      </w:r>
+      <w:proofErr w:type="spellEnd"/>
+      <w:r>
+        <w:t xml:space="preserve">, база данных сохраняется в отдельном </w:t>
+      </w:r>
+      <w:proofErr w:type="spellStart"/>
+      <w:r>
+        <w:t>Docker</w:t>
+      </w:r>
+      <w:proofErr w:type="spellEnd"/>
+      <w:r>
+        <w:t>-томе, а запуск приложения выполняется только после проверки готовности БД.</w:t>
+      </w:r>
+      <w:r>
+        <w:br/>
+      </w:r>
     </w:p>
     <w:sectPr>
-      <w:footerReference w:type="first" r:id="rId13"/>
+      <w:footerReference w:type="first" r:id="rId15"/>
       <w:pgSz w:w="11906" w:h="16838"/>
       <w:pgMar w:top="1134" w:right="1134" w:bottom="998" w:left="1134" w:header="708" w:footer="708" w:gutter="0"/>
       <w:cols w:space="708"/>
@@ -8749,6 +9515,119 @@
     </w:lvl>
   </w:abstractNum>
   <w:abstractNum w:abstractNumId="3" w15:restartNumberingAfterBreak="0">
+    <w:nsid w:val="0D344388"/>
+    <w:multiLevelType w:val="hybridMultilevel"/>
+    <w:tmpl w:val="0958D176"/>
+    <w:lvl w:ilvl="0" w:tplc="04190001">
+      <w:start w:val="1"/>
+      <w:numFmt w:val="bullet"/>
+      <w:lvlText w:val=""/>
+      <w:lvlJc w:val="left"/>
+      <w:pPr>
+        <w:ind w:left="720" w:hanging="360"/>
+      </w:pPr>
+      <w:rPr>
+        <w:rFonts w:ascii="Symbol" w:hAnsi="Symbol" w:hint="default"/>
+      </w:rPr>
+    </w:lvl>
+    <w:lvl w:ilvl="1" w:tplc="04190003" w:tentative="1">
+      <w:start w:val="1"/>
+      <w:numFmt w:val="bullet"/>
+      <w:lvlText w:val="o"/>
+      <w:lvlJc w:val="left"/>
+      <w:pPr>
+        <w:ind w:left="1440" w:hanging="360"/>
+      </w:pPr>
+      <w:rPr>
+        <w:rFonts w:ascii="Courier New" w:hAnsi="Courier New" w:cs="Courier New" w:hint="default"/>
+      </w:rPr>
+    </w:lvl>
+    <w:lvl w:ilvl="2" w:tplc="04190005" w:tentative="1">
+      <w:start w:val="1"/>
+      <w:numFmt w:val="bullet"/>
+      <w:lvlText w:val=""/>
+      <w:lvlJc w:val="left"/>
+      <w:pPr>
+        <w:ind w:left="2160" w:hanging="360"/>
+      </w:pPr>
+      <w:rPr>
+        <w:rFonts w:ascii="Wingdings" w:hAnsi="Wingdings" w:hint="default"/>
+      </w:rPr>
+    </w:lvl>
+    <w:lvl w:ilvl="3" w:tplc="04190001" w:tentative="1">
+      <w:start w:val="1"/>
+      <w:numFmt w:val="bullet"/>
+      <w:lvlText w:val=""/>
+      <w:lvlJc w:val="left"/>
+      <w:pPr>
+        <w:ind w:left="2880" w:hanging="360"/>
+      </w:pPr>
+      <w:rPr>
+        <w:rFonts w:ascii="Symbol" w:hAnsi="Symbol" w:hint="default"/>
+      </w:rPr>
+    </w:lvl>
+    <w:lvl w:ilvl="4" w:tplc="04190003" w:tentative="1">
+      <w:start w:val="1"/>
+      <w:numFmt w:val="bullet"/>
+      <w:lvlText w:val="o"/>
+      <w:lvlJc w:val="left"/>
+      <w:pPr>
+        <w:ind w:left="3600" w:hanging="360"/>
+      </w:pPr>
+      <w:rPr>
+        <w:rFonts w:ascii="Courier New" w:hAnsi="Courier New" w:cs="Courier New" w:hint="default"/>
+      </w:rPr>
+    </w:lvl>
+    <w:lvl w:ilvl="5" w:tplc="04190005" w:tentative="1">
+      <w:start w:val="1"/>
+      <w:numFmt w:val="bullet"/>
+      <w:lvlText w:val=""/>
+      <w:lvlJc w:val="left"/>
+      <w:pPr>
+        <w:ind w:left="4320" w:hanging="360"/>
+      </w:pPr>
+      <w:rPr>
+        <w:rFonts w:ascii="Wingdings" w:hAnsi="Wingdings" w:hint="default"/>
+      </w:rPr>
+    </w:lvl>
+    <w:lvl w:ilvl="6" w:tplc="04190001" w:tentative="1">
+      <w:start w:val="1"/>
+      <w:numFmt w:val="bullet"/>
+      <w:lvlText w:val=""/>
+      <w:lvlJc w:val="left"/>
+      <w:pPr>
+        <w:ind w:left="5040" w:hanging="360"/>
+      </w:pPr>
+      <w:rPr>
+        <w:rFonts w:ascii="Symbol" w:hAnsi="Symbol" w:hint="default"/>
+      </w:rPr>
+    </w:lvl>
+    <w:lvl w:ilvl="7" w:tplc="04190003" w:tentative="1">
+      <w:start w:val="1"/>
+      <w:numFmt w:val="bullet"/>
+      <w:lvlText w:val="o"/>
+      <w:lvlJc w:val="left"/>
+      <w:pPr>
+        <w:ind w:left="5760" w:hanging="360"/>
+      </w:pPr>
+      <w:rPr>
+        <w:rFonts w:ascii="Courier New" w:hAnsi="Courier New" w:cs="Courier New" w:hint="default"/>
+      </w:rPr>
+    </w:lvl>
+    <w:lvl w:ilvl="8" w:tplc="04190005" w:tentative="1">
+      <w:start w:val="1"/>
+      <w:numFmt w:val="bullet"/>
+      <w:lvlText w:val=""/>
+      <w:lvlJc w:val="left"/>
+      <w:pPr>
+        <w:ind w:left="6480" w:hanging="360"/>
+      </w:pPr>
+      <w:rPr>
+        <w:rFonts w:ascii="Wingdings" w:hAnsi="Wingdings" w:hint="default"/>
+      </w:rPr>
+    </w:lvl>
+  </w:abstractNum>
+  <w:abstractNum w:abstractNumId="4" w15:restartNumberingAfterBreak="0">
     <w:nsid w:val="13862D9A"/>
     <w:multiLevelType w:val="hybridMultilevel"/>
     <w:tmpl w:val="61CAEDD0"/>
@@ -8834,7 +9713,156 @@
       </w:pPr>
     </w:lvl>
   </w:abstractNum>
-  <w:abstractNum w:abstractNumId="4" w15:restartNumberingAfterBreak="0">
+  <w:abstractNum w:abstractNumId="5" w15:restartNumberingAfterBreak="0">
+    <w:nsid w:val="14467B33"/>
+    <w:multiLevelType w:val="multilevel"/>
+    <w:tmpl w:val="602259BE"/>
+    <w:lvl w:ilvl="0">
+      <w:start w:val="1"/>
+      <w:numFmt w:val="bullet"/>
+      <w:lvlText w:val=""/>
+      <w:lvlJc w:val="left"/>
+      <w:pPr>
+        <w:tabs>
+          <w:tab w:val="num" w:pos="720"/>
+        </w:tabs>
+        <w:ind w:left="720" w:hanging="360"/>
+      </w:pPr>
+      <w:rPr>
+        <w:rFonts w:ascii="Symbol" w:hAnsi="Symbol" w:hint="default"/>
+        <w:sz w:val="20"/>
+      </w:rPr>
+    </w:lvl>
+    <w:lvl w:ilvl="1" w:tentative="1">
+      <w:start w:val="1"/>
+      <w:numFmt w:val="bullet"/>
+      <w:lvlText w:val="o"/>
+      <w:lvlJc w:val="left"/>
+      <w:pPr>
+        <w:tabs>
+          <w:tab w:val="num" w:pos="1440"/>
+        </w:tabs>
+        <w:ind w:left="1440" w:hanging="360"/>
+      </w:pPr>
+      <w:rPr>
+        <w:rFonts w:ascii="Courier New" w:hAnsi="Courier New" w:hint="default"/>
+        <w:sz w:val="20"/>
+      </w:rPr>
+    </w:lvl>
+    <w:lvl w:ilvl="2" w:tentative="1">
+      <w:start w:val="1"/>
+      <w:numFmt w:val="bullet"/>
+      <w:lvlText w:val=""/>
+      <w:lvlJc w:val="left"/>
+      <w:pPr>
+        <w:tabs>
+          <w:tab w:val="num" w:pos="2160"/>
+        </w:tabs>
+        <w:ind w:left="2160" w:hanging="360"/>
+      </w:pPr>
+      <w:rPr>
+        <w:rFonts w:ascii="Wingdings" w:hAnsi="Wingdings" w:hint="default"/>
+        <w:sz w:val="20"/>
+      </w:rPr>
+    </w:lvl>
+    <w:lvl w:ilvl="3" w:tentative="1">
+      <w:start w:val="1"/>
+      <w:numFmt w:val="bullet"/>
+      <w:lvlText w:val=""/>
+      <w:lvlJc w:val="left"/>
+      <w:pPr>
+        <w:tabs>
+          <w:tab w:val="num" w:pos="2880"/>
+        </w:tabs>
+        <w:ind w:left="2880" w:hanging="360"/>
+      </w:pPr>
+      <w:rPr>
+        <w:rFonts w:ascii="Wingdings" w:hAnsi="Wingdings" w:hint="default"/>
+        <w:sz w:val="20"/>
+      </w:rPr>
+    </w:lvl>
+    <w:lvl w:ilvl="4" w:tentative="1">
+      <w:start w:val="1"/>
+      <w:numFmt w:val="bullet"/>
+      <w:lvlText w:val=""/>
+      <w:lvlJc w:val="left"/>
+      <w:pPr>
+        <w:tabs>
+          <w:tab w:val="num" w:pos="3600"/>
+        </w:tabs>
+        <w:ind w:left="3600" w:hanging="360"/>
+      </w:pPr>
+      <w:rPr>
+        <w:rFonts w:ascii="Wingdings" w:hAnsi="Wingdings" w:hint="default"/>
+        <w:sz w:val="20"/>
+      </w:rPr>
+    </w:lvl>
+    <w:lvl w:ilvl="5" w:tentative="1">
+      <w:start w:val="1"/>
+      <w:numFmt w:val="bullet"/>
+      <w:lvlText w:val=""/>
+      <w:lvlJc w:val="left"/>
+      <w:pPr>
+        <w:tabs>
+          <w:tab w:val="num" w:pos="4320"/>
+        </w:tabs>
+        <w:ind w:left="4320" w:hanging="360"/>
+      </w:pPr>
+      <w:rPr>
+        <w:rFonts w:ascii="Wingdings" w:hAnsi="Wingdings" w:hint="default"/>
+        <w:sz w:val="20"/>
+      </w:rPr>
+    </w:lvl>
+    <w:lvl w:ilvl="6" w:tentative="1">
+      <w:start w:val="1"/>
+      <w:numFmt w:val="bullet"/>
+      <w:lvlText w:val=""/>
+      <w:lvlJc w:val="left"/>
+      <w:pPr>
+        <w:tabs>
+          <w:tab w:val="num" w:pos="5040"/>
+        </w:tabs>
+        <w:ind w:left="5040" w:hanging="360"/>
+      </w:pPr>
+      <w:rPr>
+        <w:rFonts w:ascii="Wingdings" w:hAnsi="Wingdings" w:hint="default"/>
+        <w:sz w:val="20"/>
+      </w:rPr>
+    </w:lvl>
+    <w:lvl w:ilvl="7" w:tentative="1">
+      <w:start w:val="1"/>
+      <w:numFmt w:val="bullet"/>
+      <w:lvlText w:val=""/>
+      <w:lvlJc w:val="left"/>
+      <w:pPr>
+        <w:tabs>
+          <w:tab w:val="num" w:pos="5760"/>
+        </w:tabs>
+        <w:ind w:left="5760" w:hanging="360"/>
+      </w:pPr>
+      <w:rPr>
+        <w:rFonts w:ascii="Wingdings" w:hAnsi="Wingdings" w:hint="default"/>
+        <w:sz w:val="20"/>
+      </w:rPr>
+    </w:lvl>
+    <w:lvl w:ilvl="8" w:tentative="1">
+      <w:start w:val="1"/>
+      <w:numFmt w:val="bullet"/>
+      <w:lvlText w:val=""/>
+      <w:lvlJc w:val="left"/>
+      <w:pPr>
+        <w:tabs>
+          <w:tab w:val="num" w:pos="6480"/>
+        </w:tabs>
+        <w:ind w:left="6480" w:hanging="360"/>
+      </w:pPr>
+      <w:rPr>
+        <w:rFonts w:ascii="Wingdings" w:hAnsi="Wingdings" w:hint="default"/>
+        <w:sz w:val="20"/>
+      </w:rPr>
+    </w:lvl>
+  </w:abstractNum>
+  <w:abstractNum w:abstractNumId="6" w15:restartNumberingAfterBreak="0">
     <w:nsid w:val="1AA1557A"/>
     <w:multiLevelType w:val="multilevel"/>
     <w:tmpl w:val="CB32FA06"/>
@@ -8983,7 +10011,7 @@
       </w:rPr>
     </w:lvl>
   </w:abstractNum>
-  <w:abstractNum w:abstractNumId="5" w15:restartNumberingAfterBreak="0">
+  <w:abstractNum w:abstractNumId="7" w15:restartNumberingAfterBreak="0">
     <w:nsid w:val="1C21470A"/>
     <w:multiLevelType w:val="hybridMultilevel"/>
     <w:tmpl w:val="3A2ACF0E"/>
@@ -9069,7 +10097,98 @@
       </w:pPr>
     </w:lvl>
   </w:abstractNum>
-  <w:abstractNum w:abstractNumId="6" w15:restartNumberingAfterBreak="0">
+  <w:abstractNum w:abstractNumId="8" w15:restartNumberingAfterBreak="0">
+    <w:nsid w:val="1EF72C4F"/>
+    <w:multiLevelType w:val="hybridMultilevel"/>
+    <w:tmpl w:val="42A2B5F2"/>
+    <w:lvl w:ilvl="0" w:tplc="E3CA3D38">
+      <w:start w:val="1"/>
+      <w:numFmt w:val="decimal"/>
+      <w:lvlText w:val="%1."/>
+      <w:lvlJc w:val="left"/>
+      <w:pPr>
+        <w:ind w:left="1440" w:hanging="360"/>
+      </w:pPr>
+      <w:rPr>
+        <w:rFonts w:hint="default"/>
+        <w:b/>
+        <w:sz w:val="22"/>
+      </w:rPr>
+    </w:lvl>
+    <w:lvl w:ilvl="1" w:tplc="04190019">
+      <w:start w:val="1"/>
+      <w:numFmt w:val="lowerLetter"/>
+      <w:lvlText w:val="%2."/>
+      <w:lvlJc w:val="left"/>
+      <w:pPr>
+        <w:ind w:left="1440" w:hanging="360"/>
+      </w:pPr>
+    </w:lvl>
+    <w:lvl w:ilvl="2" w:tplc="0419001B" w:tentative="1">
+      <w:start w:val="1"/>
+      <w:numFmt w:val="lowerRoman"/>
+      <w:lvlText w:val="%3."/>
+      <w:lvlJc w:val="right"/>
+      <w:pPr>
+        <w:ind w:left="2160" w:hanging="180"/>
+      </w:pPr>
+    </w:lvl>
+    <w:lvl w:ilvl="3" w:tplc="0419000F" w:tentative="1">
+      <w:start w:val="1"/>
+      <w:numFmt w:val="decimal"/>
+      <w:lvlText w:val="%4."/>
+      <w:lvlJc w:val="left"/>
+      <w:pPr>
+        <w:ind w:left="2880" w:hanging="360"/>
+      </w:pPr>
+    </w:lvl>
+    <w:lvl w:ilvl="4" w:tplc="04190019" w:tentative="1">
+      <w:start w:val="1"/>
+      <w:numFmt w:val="lowerLetter"/>
+      <w:lvlText w:val="%5."/>
+      <w:lvlJc w:val="left"/>
+      <w:pPr>
+        <w:ind w:left="3600" w:hanging="360"/>
+      </w:pPr>
+    </w:lvl>
+    <w:lvl w:ilvl="5" w:tplc="0419001B" w:tentative="1">
+      <w:start w:val="1"/>
+      <w:numFmt w:val="lowerRoman"/>
+      <w:lvlText w:val="%6."/>
+      <w:lvlJc w:val="right"/>
+      <w:pPr>
+        <w:ind w:left="4320" w:hanging="180"/>
+      </w:pPr>
+    </w:lvl>
+    <w:lvl w:ilvl="6" w:tplc="0419000F" w:tentative="1">
+      <w:start w:val="1"/>
+      <w:numFmt w:val="decimal"/>
+      <w:lvlText w:val="%7."/>
+      <w:lvlJc w:val="left"/>
+      <w:pPr>
+        <w:ind w:left="5040" w:hanging="360"/>
+      </w:pPr>
+    </w:lvl>
+    <w:lvl w:ilvl="7" w:tplc="04190019" w:tentative="1">
+      <w:start w:val="1"/>
+      <w:numFmt w:val="lowerLetter"/>
+      <w:lvlText w:val="%8."/>
+      <w:lvlJc w:val="left"/>
+      <w:pPr>
+        <w:ind w:left="5760" w:hanging="360"/>
+      </w:pPr>
+    </w:lvl>
+    <w:lvl w:ilvl="8" w:tplc="0419001B" w:tentative="1">
+      <w:start w:val="1"/>
+      <w:numFmt w:val="lowerRoman"/>
+      <w:lvlText w:val="%9."/>
+      <w:lvlJc w:val="right"/>
+      <w:pPr>
+        <w:ind w:left="6480" w:hanging="180"/>
+      </w:pPr>
+    </w:lvl>
+  </w:abstractNum>
+  <w:abstractNum w:abstractNumId="9" w15:restartNumberingAfterBreak="0">
     <w:nsid w:val="2099573B"/>
     <w:multiLevelType w:val="multilevel"/>
     <w:tmpl w:val="6DCA390C"/>
@@ -9218,7 +10337,7 @@
       </w:rPr>
     </w:lvl>
   </w:abstractNum>
-  <w:abstractNum w:abstractNumId="7" w15:restartNumberingAfterBreak="0">
+  <w:abstractNum w:abstractNumId="10" w15:restartNumberingAfterBreak="0">
     <w:nsid w:val="22DB53C7"/>
     <w:multiLevelType w:val="multilevel"/>
     <w:tmpl w:val="85AC95C2"/>
@@ -9367,7 +10486,7 @@
       </w:rPr>
     </w:lvl>
   </w:abstractNum>
-  <w:abstractNum w:abstractNumId="8" w15:restartNumberingAfterBreak="0">
+  <w:abstractNum w:abstractNumId="11" w15:restartNumberingAfterBreak="0">
     <w:nsid w:val="27701FF4"/>
     <w:multiLevelType w:val="hybridMultilevel"/>
     <w:tmpl w:val="1424F0FC"/>
@@ -9453,7 +10572,7 @@
       </w:pPr>
     </w:lvl>
   </w:abstractNum>
-  <w:abstractNum w:abstractNumId="9" w15:restartNumberingAfterBreak="0">
+  <w:abstractNum w:abstractNumId="12" w15:restartNumberingAfterBreak="0">
     <w:nsid w:val="294E5BED"/>
     <w:multiLevelType w:val="multilevel"/>
     <w:tmpl w:val="9ABA38BE"/>
@@ -9602,7 +10721,120 @@
       </w:rPr>
     </w:lvl>
   </w:abstractNum>
-  <w:abstractNum w:abstractNumId="10" w15:restartNumberingAfterBreak="0">
+  <w:abstractNum w:abstractNumId="13" w15:restartNumberingAfterBreak="0">
+    <w:nsid w:val="2A065486"/>
+    <w:multiLevelType w:val="hybridMultilevel"/>
+    <w:tmpl w:val="A89E61B4"/>
+    <w:lvl w:ilvl="0" w:tplc="04190001">
+      <w:start w:val="1"/>
+      <w:numFmt w:val="bullet"/>
+      <w:lvlText w:val=""/>
+      <w:lvlJc w:val="left"/>
+      <w:pPr>
+        <w:ind w:left="1800" w:hanging="360"/>
+      </w:pPr>
+      <w:rPr>
+        <w:rFonts w:ascii="Symbol" w:hAnsi="Symbol" w:hint="default"/>
+      </w:rPr>
+    </w:lvl>
+    <w:lvl w:ilvl="1" w:tplc="04190003" w:tentative="1">
+      <w:start w:val="1"/>
+      <w:numFmt w:val="bullet"/>
+      <w:lvlText w:val="o"/>
+      <w:lvlJc w:val="left"/>
+      <w:pPr>
+        <w:ind w:left="2520" w:hanging="360"/>
+      </w:pPr>
+      <w:rPr>
+        <w:rFonts w:ascii="Courier New" w:hAnsi="Courier New" w:cs="Courier New" w:hint="default"/>
+      </w:rPr>
+    </w:lvl>
+    <w:lvl w:ilvl="2" w:tplc="04190005" w:tentative="1">
+      <w:start w:val="1"/>
+      <w:numFmt w:val="bullet"/>
+      <w:lvlText w:val=""/>
+      <w:lvlJc w:val="left"/>
+      <w:pPr>
+        <w:ind w:left="3240" w:hanging="360"/>
+      </w:pPr>
+      <w:rPr>
+        <w:rFonts w:ascii="Wingdings" w:hAnsi="Wingdings" w:hint="default"/>
+      </w:rPr>
+    </w:lvl>
+    <w:lvl w:ilvl="3" w:tplc="04190001" w:tentative="1">
+      <w:start w:val="1"/>
+      <w:numFmt w:val="bullet"/>
+      <w:lvlText w:val=""/>
+      <w:lvlJc w:val="left"/>
+      <w:pPr>
+        <w:ind w:left="3960" w:hanging="360"/>
+      </w:pPr>
+      <w:rPr>
+        <w:rFonts w:ascii="Symbol" w:hAnsi="Symbol" w:hint="default"/>
+      </w:rPr>
+    </w:lvl>
+    <w:lvl w:ilvl="4" w:tplc="04190003" w:tentative="1">
+      <w:start w:val="1"/>
+      <w:numFmt w:val="bullet"/>
+      <w:lvlText w:val="o"/>
+      <w:lvlJc w:val="left"/>
+      <w:pPr>
+        <w:ind w:left="4680" w:hanging="360"/>
+      </w:pPr>
+      <w:rPr>
+        <w:rFonts w:ascii="Courier New" w:hAnsi="Courier New" w:cs="Courier New" w:hint="default"/>
+      </w:rPr>
+    </w:lvl>
+    <w:lvl w:ilvl="5" w:tplc="04190005" w:tentative="1">
+      <w:start w:val="1"/>
+      <w:numFmt w:val="bullet"/>
+      <w:lvlText w:val=""/>
+      <w:lvlJc w:val="left"/>
+      <w:pPr>
+        <w:ind w:left="5400" w:hanging="360"/>
+      </w:pPr>
+      <w:rPr>
+        <w:rFonts w:ascii="Wingdings" w:hAnsi="Wingdings" w:hint="default"/>
+      </w:rPr>
+    </w:lvl>
+    <w:lvl w:ilvl="6" w:tplc="04190001" w:tentative="1">
+      <w:start w:val="1"/>
+      <w:numFmt w:val="bullet"/>
+      <w:lvlText w:val=""/>
+      <w:lvlJc w:val="left"/>
+      <w:pPr>
+        <w:ind w:left="6120" w:hanging="360"/>
+      </w:pPr>
+      <w:rPr>
+        <w:rFonts w:ascii="Symbol" w:hAnsi="Symbol" w:hint="default"/>
+      </w:rPr>
+    </w:lvl>
+    <w:lvl w:ilvl="7" w:tplc="04190003" w:tentative="1">
+      <w:start w:val="1"/>
+      <w:numFmt w:val="bullet"/>
+      <w:lvlText w:val="o"/>
+      <w:lvlJc w:val="left"/>
+      <w:pPr>
+        <w:ind w:left="6840" w:hanging="360"/>
+      </w:pPr>
+      <w:rPr>
+        <w:rFonts w:ascii="Courier New" w:hAnsi="Courier New" w:cs="Courier New" w:hint="default"/>
+      </w:rPr>
+    </w:lvl>
+    <w:lvl w:ilvl="8" w:tplc="04190005" w:tentative="1">
+      <w:start w:val="1"/>
+      <w:numFmt w:val="bullet"/>
+      <w:lvlText w:val=""/>
+      <w:lvlJc w:val="left"/>
+      <w:pPr>
+        <w:ind w:left="7560" w:hanging="360"/>
+      </w:pPr>
+      <w:rPr>
+        <w:rFonts w:ascii="Wingdings" w:hAnsi="Wingdings" w:hint="default"/>
+      </w:rPr>
+    </w:lvl>
+  </w:abstractNum>
+  <w:abstractNum w:abstractNumId="14" w15:restartNumberingAfterBreak="0">
     <w:nsid w:val="2C027256"/>
     <w:multiLevelType w:val="hybridMultilevel"/>
     <w:tmpl w:val="5DA87B22"/>
@@ -9688,7 +10920,212 @@
       </w:pPr>
     </w:lvl>
   </w:abstractNum>
-  <w:abstractNum w:abstractNumId="11" w15:restartNumberingAfterBreak="0">
+  <w:abstractNum w:abstractNumId="15" w15:restartNumberingAfterBreak="0">
+    <w:nsid w:val="2D9016FA"/>
+    <w:multiLevelType w:val="hybridMultilevel"/>
+    <w:tmpl w:val="BE7C5014"/>
+    <w:lvl w:ilvl="0" w:tplc="7B68E660">
+      <w:start w:val="1"/>
+      <w:numFmt w:val="decimal"/>
+      <w:lvlText w:val="%1."/>
+      <w:lvlJc w:val="left"/>
+      <w:pPr>
+        <w:ind w:left="1440" w:hanging="360"/>
+      </w:pPr>
+      <w:rPr>
+        <w:rFonts w:hint="default"/>
+        <w:b w:val="0"/>
+        <w:bCs/>
+        <w:sz w:val="22"/>
+      </w:rPr>
+    </w:lvl>
+    <w:lvl w:ilvl="1" w:tplc="04190019" w:tentative="1">
+      <w:start w:val="1"/>
+      <w:numFmt w:val="lowerLetter"/>
+      <w:lvlText w:val="%2."/>
+      <w:lvlJc w:val="left"/>
+      <w:pPr>
+        <w:ind w:left="1440" w:hanging="360"/>
+      </w:pPr>
+    </w:lvl>
+    <w:lvl w:ilvl="2" w:tplc="0419001B" w:tentative="1">
+      <w:start w:val="1"/>
+      <w:numFmt w:val="lowerRoman"/>
+      <w:lvlText w:val="%3."/>
+      <w:lvlJc w:val="right"/>
+      <w:pPr>
+        <w:ind w:left="2160" w:hanging="180"/>
+      </w:pPr>
+    </w:lvl>
+    <w:lvl w:ilvl="3" w:tplc="0419000F" w:tentative="1">
+      <w:start w:val="1"/>
+      <w:numFmt w:val="decimal"/>
+      <w:lvlText w:val="%4."/>
+      <w:lvlJc w:val="left"/>
+      <w:pPr>
+        <w:ind w:left="2880" w:hanging="360"/>
+      </w:pPr>
+    </w:lvl>
+    <w:lvl w:ilvl="4" w:tplc="04190019" w:tentative="1">
+      <w:start w:val="1"/>
+      <w:numFmt w:val="lowerLetter"/>
+      <w:lvlText w:val="%5."/>
+      <w:lvlJc w:val="left"/>
+      <w:pPr>
+        <w:ind w:left="3600" w:hanging="360"/>
+      </w:pPr>
+    </w:lvl>
+    <w:lvl w:ilvl="5" w:tplc="0419001B" w:tentative="1">
+      <w:start w:val="1"/>
+      <w:numFmt w:val="lowerRoman"/>
+      <w:lvlText w:val="%6."/>
+      <w:lvlJc w:val="right"/>
+      <w:pPr>
+        <w:ind w:left="4320" w:hanging="180"/>
+      </w:pPr>
+    </w:lvl>
+    <w:lvl w:ilvl="6" w:tplc="0419000F" w:tentative="1">
+      <w:start w:val="1"/>
+      <w:numFmt w:val="decimal"/>
+      <w:lvlText w:val="%7."/>
+      <w:lvlJc w:val="left"/>
+      <w:pPr>
+        <w:ind w:left="5040" w:hanging="360"/>
+      </w:pPr>
+    </w:lvl>
+    <w:lvl w:ilvl="7" w:tplc="04190019" w:tentative="1">
+      <w:start w:val="1"/>
+      <w:numFmt w:val="lowerLetter"/>
+      <w:lvlText w:val="%8."/>
+      <w:lvlJc w:val="left"/>
+      <w:pPr>
+        <w:ind w:left="5760" w:hanging="360"/>
+      </w:pPr>
+    </w:lvl>
+    <w:lvl w:ilvl="8" w:tplc="0419001B" w:tentative="1">
+      <w:start w:val="1"/>
+      <w:numFmt w:val="lowerRoman"/>
+      <w:lvlText w:val="%9."/>
+      <w:lvlJc w:val="right"/>
+      <w:pPr>
+        <w:ind w:left="6480" w:hanging="180"/>
+      </w:pPr>
+    </w:lvl>
+  </w:abstractNum>
+  <w:abstractNum w:abstractNumId="16" w15:restartNumberingAfterBreak="0">
+    <w:nsid w:val="32603CA4"/>
+    <w:multiLevelType w:val="hybridMultilevel"/>
+    <w:tmpl w:val="272C48A0"/>
+    <w:lvl w:ilvl="0" w:tplc="04190001">
+      <w:start w:val="1"/>
+      <w:numFmt w:val="bullet"/>
+      <w:lvlText w:val=""/>
+      <w:lvlJc w:val="left"/>
+      <w:pPr>
+        <w:ind w:left="720" w:hanging="360"/>
+      </w:pPr>
+      <w:rPr>
+        <w:rFonts w:ascii="Symbol" w:hAnsi="Symbol" w:hint="default"/>
+      </w:rPr>
+    </w:lvl>
+    <w:lvl w:ilvl="1" w:tplc="04190003" w:tentative="1">
+      <w:start w:val="1"/>
+      <w:numFmt w:val="bullet"/>
+      <w:lvlText w:val="o"/>
+      <w:lvlJc w:val="left"/>
+      <w:pPr>
+        <w:ind w:left="1440" w:hanging="360"/>
+      </w:pPr>
+      <w:rPr>
+        <w:rFonts w:ascii="Courier New" w:hAnsi="Courier New" w:cs="Courier New" w:hint="default"/>
+      </w:rPr>
+    </w:lvl>
+    <w:lvl w:ilvl="2" w:tplc="04190005" w:tentative="1">
+      <w:start w:val="1"/>
+      <w:numFmt w:val="bullet"/>
+      <w:lvlText w:val=""/>
+      <w:lvlJc w:val="left"/>
+      <w:pPr>
+        <w:ind w:left="2160" w:hanging="360"/>
+      </w:pPr>
+      <w:rPr>
+        <w:rFonts w:ascii="Wingdings" w:hAnsi="Wingdings" w:hint="default"/>
+      </w:rPr>
+    </w:lvl>
+    <w:lvl w:ilvl="3" w:tplc="04190001" w:tentative="1">
+      <w:start w:val="1"/>
+      <w:numFmt w:val="bullet"/>
+      <w:lvlText w:val=""/>
+      <w:lvlJc w:val="left"/>
+      <w:pPr>
+        <w:ind w:left="2880" w:hanging="360"/>
+      </w:pPr>
+      <w:rPr>
+        <w:rFonts w:ascii="Symbol" w:hAnsi="Symbol" w:hint="default"/>
+      </w:rPr>
+    </w:lvl>
+    <w:lvl w:ilvl="4" w:tplc="04190003" w:tentative="1">
+      <w:start w:val="1"/>
+      <w:numFmt w:val="bullet"/>
+      <w:lvlText w:val="o"/>
+      <w:lvlJc w:val="left"/>
+      <w:pPr>
+        <w:ind w:left="3600" w:hanging="360"/>
+      </w:pPr>
+      <w:rPr>
+        <w:rFonts w:ascii="Courier New" w:hAnsi="Courier New" w:cs="Courier New" w:hint="default"/>
+      </w:rPr>
+    </w:lvl>
+    <w:lvl w:ilvl="5" w:tplc="04190005" w:tentative="1">
+      <w:start w:val="1"/>
+      <w:numFmt w:val="bullet"/>
+      <w:lvlText w:val=""/>
+      <w:lvlJc w:val="left"/>
+      <w:pPr>
+        <w:ind w:left="4320" w:hanging="360"/>
+      </w:pPr>
+      <w:rPr>
+        <w:rFonts w:ascii="Wingdings" w:hAnsi="Wingdings" w:hint="default"/>
+      </w:rPr>
+    </w:lvl>
+    <w:lvl w:ilvl="6" w:tplc="04190001" w:tentative="1">
+      <w:start w:val="1"/>
+      <w:numFmt w:val="bullet"/>
+      <w:lvlText w:val=""/>
+      <w:lvlJc w:val="left"/>
+      <w:pPr>
+        <w:ind w:left="5040" w:hanging="360"/>
+      </w:pPr>
+      <w:rPr>
+        <w:rFonts w:ascii="Symbol" w:hAnsi="Symbol" w:hint="default"/>
+      </w:rPr>
+    </w:lvl>
+    <w:lvl w:ilvl="7" w:tplc="04190003" w:tentative="1">
+      <w:start w:val="1"/>
+      <w:numFmt w:val="bullet"/>
+      <w:lvlText w:val="o"/>
+      <w:lvlJc w:val="left"/>
+      <w:pPr>
+        <w:ind w:left="5760" w:hanging="360"/>
+      </w:pPr>
+      <w:rPr>
+        <w:rFonts w:ascii="Courier New" w:hAnsi="Courier New" w:cs="Courier New" w:hint="default"/>
+      </w:rPr>
+    </w:lvl>
+    <w:lvl w:ilvl="8" w:tplc="04190005" w:tentative="1">
+      <w:start w:val="1"/>
+      <w:numFmt w:val="bullet"/>
+      <w:lvlText w:val=""/>
+      <w:lvlJc w:val="left"/>
+      <w:pPr>
+        <w:ind w:left="6480" w:hanging="360"/>
+      </w:pPr>
+      <w:rPr>
+        <w:rFonts w:ascii="Wingdings" w:hAnsi="Wingdings" w:hint="default"/>
+      </w:rPr>
+    </w:lvl>
+  </w:abstractNum>
+  <w:abstractNum w:abstractNumId="17" w15:restartNumberingAfterBreak="0">
     <w:nsid w:val="349A2B6B"/>
     <w:multiLevelType w:val="multilevel"/>
     <w:tmpl w:val="E1947748"/>
@@ -9837,7 +11274,7 @@
       </w:rPr>
     </w:lvl>
   </w:abstractNum>
-  <w:abstractNum w:abstractNumId="12" w15:restartNumberingAfterBreak="0">
+  <w:abstractNum w:abstractNumId="18" w15:restartNumberingAfterBreak="0">
     <w:nsid w:val="35DE518E"/>
     <w:multiLevelType w:val="multilevel"/>
     <w:tmpl w:val="DCA41C02"/>
@@ -9986,7 +11423,7 @@
       </w:rPr>
     </w:lvl>
   </w:abstractNum>
-  <w:abstractNum w:abstractNumId="13" w15:restartNumberingAfterBreak="0">
+  <w:abstractNum w:abstractNumId="19" w15:restartNumberingAfterBreak="0">
     <w:nsid w:val="36953010"/>
     <w:multiLevelType w:val="hybridMultilevel"/>
     <w:tmpl w:val="2F1A4080"/>
@@ -10072,10 +11509,10 @@
       </w:pPr>
     </w:lvl>
   </w:abstractNum>
-  <w:abstractNum w:abstractNumId="14" w15:restartNumberingAfterBreak="0">
+  <w:abstractNum w:abstractNumId="20" w15:restartNumberingAfterBreak="0">
     <w:nsid w:val="39292745"/>
     <w:multiLevelType w:val="hybridMultilevel"/>
-    <w:tmpl w:val="6CA6BA6E"/>
+    <w:tmpl w:val="B7D863B6"/>
     <w:lvl w:ilvl="0" w:tplc="04190001">
       <w:start w:val="1"/>
       <w:numFmt w:val="bullet"/>
@@ -10088,104 +11525,104 @@
         <w:rFonts w:ascii="Symbol" w:hAnsi="Symbol" w:hint="default"/>
       </w:rPr>
     </w:lvl>
-    <w:lvl w:ilvl="1" w:tplc="04190003" w:tentative="1">
+    <w:lvl w:ilvl="1" w:tplc="D5FE2796">
+      <w:numFmt w:val="bullet"/>
+      <w:lvlText w:val="•"/>
+      <w:lvlJc w:val="left"/>
+      <w:pPr>
+        <w:ind w:left="1440" w:hanging="360"/>
+      </w:pPr>
+      <w:rPr>
+        <w:rFonts w:ascii="PT Serif" w:eastAsia="Times New Roman" w:hAnsi="PT Serif" w:cs="Times New Roman" w:hint="default"/>
+        <w:sz w:val="22"/>
+      </w:rPr>
+    </w:lvl>
+    <w:lvl w:ilvl="2" w:tplc="04190005" w:tentative="1">
+      <w:start w:val="1"/>
+      <w:numFmt w:val="bullet"/>
+      <w:lvlText w:val=""/>
+      <w:lvlJc w:val="left"/>
+      <w:pPr>
+        <w:ind w:left="2160" w:hanging="360"/>
+      </w:pPr>
+      <w:rPr>
+        <w:rFonts w:ascii="Wingdings" w:hAnsi="Wingdings" w:hint="default"/>
+      </w:rPr>
+    </w:lvl>
+    <w:lvl w:ilvl="3" w:tplc="04190001" w:tentative="1">
+      <w:start w:val="1"/>
+      <w:numFmt w:val="bullet"/>
+      <w:lvlText w:val=""/>
+      <w:lvlJc w:val="left"/>
+      <w:pPr>
+        <w:ind w:left="2880" w:hanging="360"/>
+      </w:pPr>
+      <w:rPr>
+        <w:rFonts w:ascii="Symbol" w:hAnsi="Symbol" w:hint="default"/>
+      </w:rPr>
+    </w:lvl>
+    <w:lvl w:ilvl="4" w:tplc="04190003" w:tentative="1">
       <w:start w:val="1"/>
       <w:numFmt w:val="bullet"/>
       <w:lvlText w:val="o"/>
       <w:lvlJc w:val="left"/>
       <w:pPr>
-        <w:ind w:left="1440" w:hanging="360"/>
+        <w:ind w:left="3600" w:hanging="360"/>
       </w:pPr>
       <w:rPr>
         <w:rFonts w:ascii="Courier New" w:hAnsi="Courier New" w:cs="Courier New" w:hint="default"/>
       </w:rPr>
     </w:lvl>
-    <w:lvl w:ilvl="2" w:tplc="04190005" w:tentative="1">
+    <w:lvl w:ilvl="5" w:tplc="04190005" w:tentative="1">
       <w:start w:val="1"/>
       <w:numFmt w:val="bullet"/>
       <w:lvlText w:val=""/>
       <w:lvlJc w:val="left"/>
       <w:pPr>
-        <w:ind w:left="2160" w:hanging="360"/>
+        <w:ind w:left="4320" w:hanging="360"/>
       </w:pPr>
       <w:rPr>
         <w:rFonts w:ascii="Wingdings" w:hAnsi="Wingdings" w:hint="default"/>
       </w:rPr>
     </w:lvl>
-    <w:lvl w:ilvl="3" w:tplc="04190001" w:tentative="1">
+    <w:lvl w:ilvl="6" w:tplc="04190001" w:tentative="1">
       <w:start w:val="1"/>
       <w:numFmt w:val="bullet"/>
       <w:lvlText w:val=""/>
       <w:lvlJc w:val="left"/>
       <w:pPr>
-        <w:ind w:left="2880" w:hanging="360"/>
+        <w:ind w:left="5040" w:hanging="360"/>
       </w:pPr>
       <w:rPr>
         <w:rFonts w:ascii="Symbol" w:hAnsi="Symbol" w:hint="default"/>
       </w:rPr>
     </w:lvl>
-    <w:lvl w:ilvl="4" w:tplc="04190003" w:tentative="1">
+    <w:lvl w:ilvl="7" w:tplc="04190003" w:tentative="1">
       <w:start w:val="1"/>
       <w:numFmt w:val="bullet"/>
       <w:lvlText w:val="o"/>
       <w:lvlJc w:val="left"/>
       <w:pPr>
-        <w:ind w:left="3600" w:hanging="360"/>
+        <w:ind w:left="5760" w:hanging="360"/>
       </w:pPr>
       <w:rPr>
         <w:rFonts w:ascii="Courier New" w:hAnsi="Courier New" w:cs="Courier New" w:hint="default"/>
       </w:rPr>
     </w:lvl>
-    <w:lvl w:ilvl="5" w:tplc="04190005" w:tentative="1">
+    <w:lvl w:ilvl="8" w:tplc="04190005" w:tentative="1">
       <w:start w:val="1"/>
       <w:numFmt w:val="bullet"/>
       <w:lvlText w:val=""/>
       <w:lvlJc w:val="left"/>
       <w:pPr>
-        <w:ind w:left="4320" w:hanging="360"/>
+        <w:ind w:left="6480" w:hanging="360"/>
       </w:pPr>
       <w:rPr>
         <w:rFonts w:ascii="Wingdings" w:hAnsi="Wingdings" w:hint="default"/>
       </w:rPr>
     </w:lvl>
-    <w:lvl w:ilvl="6" w:tplc="04190001" w:tentative="1">
-      <w:start w:val="1"/>
-      <w:numFmt w:val="bullet"/>
-      <w:lvlText w:val=""/>
-      <w:lvlJc w:val="left"/>
-      <w:pPr>
-        <w:ind w:left="5040" w:hanging="360"/>
-      </w:pPr>
-      <w:rPr>
-        <w:rFonts w:ascii="Symbol" w:hAnsi="Symbol" w:hint="default"/>
-      </w:rPr>
-    </w:lvl>
-    <w:lvl w:ilvl="7" w:tplc="04190003" w:tentative="1">
-      <w:start w:val="1"/>
-      <w:numFmt w:val="bullet"/>
-      <w:lvlText w:val="o"/>
-      <w:lvlJc w:val="left"/>
-      <w:pPr>
-        <w:ind w:left="5760" w:hanging="360"/>
-      </w:pPr>
-      <w:rPr>
-        <w:rFonts w:ascii="Courier New" w:hAnsi="Courier New" w:cs="Courier New" w:hint="default"/>
-      </w:rPr>
-    </w:lvl>
-    <w:lvl w:ilvl="8" w:tplc="04190005" w:tentative="1">
-      <w:start w:val="1"/>
-      <w:numFmt w:val="bullet"/>
-      <w:lvlText w:val=""/>
-      <w:lvlJc w:val="left"/>
-      <w:pPr>
-        <w:ind w:left="6480" w:hanging="360"/>
-      </w:pPr>
-      <w:rPr>
-        <w:rFonts w:ascii="Wingdings" w:hAnsi="Wingdings" w:hint="default"/>
-      </w:rPr>
-    </w:lvl>
   </w:abstractNum>
-  <w:abstractNum w:abstractNumId="15" w15:restartNumberingAfterBreak="0">
+  <w:abstractNum w:abstractNumId="21" w15:restartNumberingAfterBreak="0">
     <w:nsid w:val="3D1A4E9F"/>
     <w:multiLevelType w:val="hybridMultilevel"/>
     <w:tmpl w:val="D4CC4DA6"/>
@@ -10298,7 +11735,120 @@
       </w:rPr>
     </w:lvl>
   </w:abstractNum>
-  <w:abstractNum w:abstractNumId="16" w15:restartNumberingAfterBreak="0">
+  <w:abstractNum w:abstractNumId="22" w15:restartNumberingAfterBreak="0">
+    <w:nsid w:val="3EBB3CB0"/>
+    <w:multiLevelType w:val="hybridMultilevel"/>
+    <w:tmpl w:val="CEF064D4"/>
+    <w:lvl w:ilvl="0" w:tplc="04190001">
+      <w:start w:val="1"/>
+      <w:numFmt w:val="bullet"/>
+      <w:lvlText w:val=""/>
+      <w:lvlJc w:val="left"/>
+      <w:pPr>
+        <w:ind w:left="720" w:hanging="360"/>
+      </w:pPr>
+      <w:rPr>
+        <w:rFonts w:ascii="Symbol" w:hAnsi="Symbol" w:hint="default"/>
+      </w:rPr>
+    </w:lvl>
+    <w:lvl w:ilvl="1" w:tplc="04190003" w:tentative="1">
+      <w:start w:val="1"/>
+      <w:numFmt w:val="bullet"/>
+      <w:lvlText w:val="o"/>
+      <w:lvlJc w:val="left"/>
+      <w:pPr>
+        <w:ind w:left="1440" w:hanging="360"/>
+      </w:pPr>
+      <w:rPr>
+        <w:rFonts w:ascii="Courier New" w:hAnsi="Courier New" w:cs="Courier New" w:hint="default"/>
+      </w:rPr>
+    </w:lvl>
+    <w:lvl w:ilvl="2" w:tplc="04190005" w:tentative="1">
+      <w:start w:val="1"/>
+      <w:numFmt w:val="bullet"/>
+      <w:lvlText w:val=""/>
+      <w:lvlJc w:val="left"/>
+      <w:pPr>
+        <w:ind w:left="2160" w:hanging="360"/>
+      </w:pPr>
+      <w:rPr>
+        <w:rFonts w:ascii="Wingdings" w:hAnsi="Wingdings" w:hint="default"/>
+      </w:rPr>
+    </w:lvl>
+    <w:lvl w:ilvl="3" w:tplc="04190001" w:tentative="1">
+      <w:start w:val="1"/>
+      <w:numFmt w:val="bullet"/>
+      <w:lvlText w:val=""/>
+      <w:lvlJc w:val="left"/>
+      <w:pPr>
+        <w:ind w:left="2880" w:hanging="360"/>
+      </w:pPr>
+      <w:rPr>
+        <w:rFonts w:ascii="Symbol" w:hAnsi="Symbol" w:hint="default"/>
+      </w:rPr>
+    </w:lvl>
+    <w:lvl w:ilvl="4" w:tplc="04190003" w:tentative="1">
+      <w:start w:val="1"/>
+      <w:numFmt w:val="bullet"/>
+      <w:lvlText w:val="o"/>
+      <w:lvlJc w:val="left"/>
+      <w:pPr>
+        <w:ind w:left="3600" w:hanging="360"/>
+      </w:pPr>
+      <w:rPr>
+        <w:rFonts w:ascii="Courier New" w:hAnsi="Courier New" w:cs="Courier New" w:hint="default"/>
+      </w:rPr>
+    </w:lvl>
+    <w:lvl w:ilvl="5" w:tplc="04190005" w:tentative="1">
+      <w:start w:val="1"/>
+      <w:numFmt w:val="bullet"/>
+      <w:lvlText w:val=""/>
+      <w:lvlJc w:val="left"/>
+      <w:pPr>
+        <w:ind w:left="4320" w:hanging="360"/>
+      </w:pPr>
+      <w:rPr>
+        <w:rFonts w:ascii="Wingdings" w:hAnsi="Wingdings" w:hint="default"/>
+      </w:rPr>
+    </w:lvl>
+    <w:lvl w:ilvl="6" w:tplc="04190001" w:tentative="1">
+      <w:start w:val="1"/>
+      <w:numFmt w:val="bullet"/>
+      <w:lvlText w:val=""/>
+      <w:lvlJc w:val="left"/>
+      <w:pPr>
+        <w:ind w:left="5040" w:hanging="360"/>
+      </w:pPr>
+      <w:rPr>
+        <w:rFonts w:ascii="Symbol" w:hAnsi="Symbol" w:hint="default"/>
+      </w:rPr>
+    </w:lvl>
+    <w:lvl w:ilvl="7" w:tplc="04190003" w:tentative="1">
+      <w:start w:val="1"/>
+      <w:numFmt w:val="bullet"/>
+      <w:lvlText w:val="o"/>
+      <w:lvlJc w:val="left"/>
+      <w:pPr>
+        <w:ind w:left="5760" w:hanging="360"/>
+      </w:pPr>
+      <w:rPr>
+        <w:rFonts w:ascii="Courier New" w:hAnsi="Courier New" w:cs="Courier New" w:hint="default"/>
+      </w:rPr>
+    </w:lvl>
+    <w:lvl w:ilvl="8" w:tplc="04190005" w:tentative="1">
+      <w:start w:val="1"/>
+      <w:numFmt w:val="bullet"/>
+      <w:lvlText w:val=""/>
+      <w:lvlJc w:val="left"/>
+      <w:pPr>
+        <w:ind w:left="6480" w:hanging="360"/>
+      </w:pPr>
+      <w:rPr>
+        <w:rFonts w:ascii="Wingdings" w:hAnsi="Wingdings" w:hint="default"/>
+      </w:rPr>
+    </w:lvl>
+  </w:abstractNum>
+  <w:abstractNum w:abstractNumId="23" w15:restartNumberingAfterBreak="0">
     <w:nsid w:val="40CE6667"/>
     <w:multiLevelType w:val="multilevel"/>
     <w:tmpl w:val="A8566CDA"/>
@@ -10447,7 +11997,663 @@
       </w:rPr>
     </w:lvl>
   </w:abstractNum>
-  <w:abstractNum w:abstractNumId="17" w15:restartNumberingAfterBreak="0">
+  <w:abstractNum w:abstractNumId="24" w15:restartNumberingAfterBreak="0">
+    <w:nsid w:val="4199459F"/>
+    <w:multiLevelType w:val="hybridMultilevel"/>
+    <w:tmpl w:val="52E0D98A"/>
+    <w:lvl w:ilvl="0" w:tplc="04190001">
+      <w:start w:val="1"/>
+      <w:numFmt w:val="bullet"/>
+      <w:lvlText w:val=""/>
+      <w:lvlJc w:val="left"/>
+      <w:pPr>
+        <w:ind w:left="720" w:hanging="360"/>
+      </w:pPr>
+      <w:rPr>
+        <w:rFonts w:ascii="Symbol" w:hAnsi="Symbol" w:hint="default"/>
+      </w:rPr>
+    </w:lvl>
+    <w:lvl w:ilvl="1" w:tplc="04190003" w:tentative="1">
+      <w:start w:val="1"/>
+      <w:numFmt w:val="bullet"/>
+      <w:lvlText w:val="o"/>
+      <w:lvlJc w:val="left"/>
+      <w:pPr>
+        <w:ind w:left="1440" w:hanging="360"/>
+      </w:pPr>
+      <w:rPr>
+        <w:rFonts w:ascii="Courier New" w:hAnsi="Courier New" w:cs="Courier New" w:hint="default"/>
+      </w:rPr>
+    </w:lvl>
+    <w:lvl w:ilvl="2" w:tplc="04190005" w:tentative="1">
+      <w:start w:val="1"/>
+      <w:numFmt w:val="bullet"/>
+      <w:lvlText w:val=""/>
+      <w:lvlJc w:val="left"/>
+      <w:pPr>
+        <w:ind w:left="2160" w:hanging="360"/>
+      </w:pPr>
+      <w:rPr>
+        <w:rFonts w:ascii="Wingdings" w:hAnsi="Wingdings" w:hint="default"/>
+      </w:rPr>
+    </w:lvl>
+    <w:lvl w:ilvl="3" w:tplc="04190001" w:tentative="1">
+      <w:start w:val="1"/>
+      <w:numFmt w:val="bullet"/>
+      <w:lvlText w:val=""/>
+      <w:lvlJc w:val="left"/>
+      <w:pPr>
+        <w:ind w:left="2880" w:hanging="360"/>
+      </w:pPr>
+      <w:rPr>
+        <w:rFonts w:ascii="Symbol" w:hAnsi="Symbol" w:hint="default"/>
+      </w:rPr>
+    </w:lvl>
+    <w:lvl w:ilvl="4" w:tplc="04190003" w:tentative="1">
+      <w:start w:val="1"/>
+      <w:numFmt w:val="bullet"/>
+      <w:lvlText w:val="o"/>
+      <w:lvlJc w:val="left"/>
+      <w:pPr>
+        <w:ind w:left="3600" w:hanging="360"/>
+      </w:pPr>
+      <w:rPr>
+        <w:rFonts w:ascii="Courier New" w:hAnsi="Courier New" w:cs="Courier New" w:hint="default"/>
+      </w:rPr>
+    </w:lvl>
+    <w:lvl w:ilvl="5" w:tplc="04190005" w:tentative="1">
+      <w:start w:val="1"/>
+      <w:numFmt w:val="bullet"/>
+      <w:lvlText w:val=""/>
+      <w:lvlJc w:val="left"/>
+      <w:pPr>
+        <w:ind w:left="4320" w:hanging="360"/>
+      </w:pPr>
+      <w:rPr>
+        <w:rFonts w:ascii="Wingdings" w:hAnsi="Wingdings" w:hint="default"/>
+      </w:rPr>
+    </w:lvl>
+    <w:lvl w:ilvl="6" w:tplc="04190001" w:tentative="1">
+      <w:start w:val="1"/>
+      <w:numFmt w:val="bullet"/>
+      <w:lvlText w:val=""/>
+      <w:lvlJc w:val="left"/>
+      <w:pPr>
+        <w:ind w:left="5040" w:hanging="360"/>
+      </w:pPr>
+      <w:rPr>
+        <w:rFonts w:ascii="Symbol" w:hAnsi="Symbol" w:hint="default"/>
+      </w:rPr>
+    </w:lvl>
+    <w:lvl w:ilvl="7" w:tplc="04190003" w:tentative="1">
+      <w:start w:val="1"/>
+      <w:numFmt w:val="bullet"/>
+      <w:lvlText w:val="o"/>
+      <w:lvlJc w:val="left"/>
+      <w:pPr>
+        <w:ind w:left="5760" w:hanging="360"/>
+      </w:pPr>
+      <w:rPr>
+        <w:rFonts w:ascii="Courier New" w:hAnsi="Courier New" w:cs="Courier New" w:hint="default"/>
+      </w:rPr>
+    </w:lvl>
+    <w:lvl w:ilvl="8" w:tplc="04190005" w:tentative="1">
+      <w:start w:val="1"/>
+      <w:numFmt w:val="bullet"/>
+      <w:lvlText w:val=""/>
+      <w:lvlJc w:val="left"/>
+      <w:pPr>
+        <w:ind w:left="6480" w:hanging="360"/>
+      </w:pPr>
+      <w:rPr>
+        <w:rFonts w:ascii="Wingdings" w:hAnsi="Wingdings" w:hint="default"/>
+      </w:rPr>
+    </w:lvl>
+  </w:abstractNum>
+  <w:abstractNum w:abstractNumId="25" w15:restartNumberingAfterBreak="0">
+    <w:nsid w:val="45AA47F5"/>
+    <w:multiLevelType w:val="hybridMultilevel"/>
+    <w:tmpl w:val="8A5A10C4"/>
+    <w:lvl w:ilvl="0" w:tplc="04190001">
+      <w:start w:val="1"/>
+      <w:numFmt w:val="bullet"/>
+      <w:lvlText w:val=""/>
+      <w:lvlJc w:val="left"/>
+      <w:pPr>
+        <w:ind w:left="1080" w:hanging="360"/>
+      </w:pPr>
+      <w:rPr>
+        <w:rFonts w:ascii="Symbol" w:hAnsi="Symbol" w:hint="default"/>
+      </w:rPr>
+    </w:lvl>
+    <w:lvl w:ilvl="1" w:tplc="04190003" w:tentative="1">
+      <w:start w:val="1"/>
+      <w:numFmt w:val="bullet"/>
+      <w:lvlText w:val="o"/>
+      <w:lvlJc w:val="left"/>
+      <w:pPr>
+        <w:ind w:left="1800" w:hanging="360"/>
+      </w:pPr>
+      <w:rPr>
+        <w:rFonts w:ascii="Courier New" w:hAnsi="Courier New" w:cs="Courier New" w:hint="default"/>
+      </w:rPr>
+    </w:lvl>
+    <w:lvl w:ilvl="2" w:tplc="04190005" w:tentative="1">
+      <w:start w:val="1"/>
+      <w:numFmt w:val="bullet"/>
+      <w:lvlText w:val=""/>
+      <w:lvlJc w:val="left"/>
+      <w:pPr>
+        <w:ind w:left="2520" w:hanging="360"/>
+      </w:pPr>
+      <w:rPr>
+        <w:rFonts w:ascii="Wingdings" w:hAnsi="Wingdings" w:hint="default"/>
+      </w:rPr>
+    </w:lvl>
+    <w:lvl w:ilvl="3" w:tplc="04190001" w:tentative="1">
+      <w:start w:val="1"/>
+      <w:numFmt w:val="bullet"/>
+      <w:lvlText w:val=""/>
+      <w:lvlJc w:val="left"/>
+      <w:pPr>
+        <w:ind w:left="3240" w:hanging="360"/>
+      </w:pPr>
+      <w:rPr>
+        <w:rFonts w:ascii="Symbol" w:hAnsi="Symbol" w:hint="default"/>
+      </w:rPr>
+    </w:lvl>
+    <w:lvl w:ilvl="4" w:tplc="04190003" w:tentative="1">
+      <w:start w:val="1"/>
+      <w:numFmt w:val="bullet"/>
+      <w:lvlText w:val="o"/>
+      <w:lvlJc w:val="left"/>
+      <w:pPr>
+        <w:ind w:left="3960" w:hanging="360"/>
+      </w:pPr>
+      <w:rPr>
+        <w:rFonts w:ascii="Courier New" w:hAnsi="Courier New" w:cs="Courier New" w:hint="default"/>
+      </w:rPr>
+    </w:lvl>
+    <w:lvl w:ilvl="5" w:tplc="04190005" w:tentative="1">
+      <w:start w:val="1"/>
+      <w:numFmt w:val="bullet"/>
+      <w:lvlText w:val=""/>
+      <w:lvlJc w:val="left"/>
+      <w:pPr>
+        <w:ind w:left="4680" w:hanging="360"/>
+      </w:pPr>
+      <w:rPr>
+        <w:rFonts w:ascii="Wingdings" w:hAnsi="Wingdings" w:hint="default"/>
+      </w:rPr>
+    </w:lvl>
+    <w:lvl w:ilvl="6" w:tplc="04190001" w:tentative="1">
+      <w:start w:val="1"/>
+      <w:numFmt w:val="bullet"/>
+      <w:lvlText w:val=""/>
+      <w:lvlJc w:val="left"/>
+      <w:pPr>
+        <w:ind w:left="5400" w:hanging="360"/>
+      </w:pPr>
+      <w:rPr>
+        <w:rFonts w:ascii="Symbol" w:hAnsi="Symbol" w:hint="default"/>
+      </w:rPr>
+    </w:lvl>
+    <w:lvl w:ilvl="7" w:tplc="04190003" w:tentative="1">
+      <w:start w:val="1"/>
+      <w:numFmt w:val="bullet"/>
+      <w:lvlText w:val="o"/>
+      <w:lvlJc w:val="left"/>
+      <w:pPr>
+        <w:ind w:left="6120" w:hanging="360"/>
+      </w:pPr>
+      <w:rPr>
+        <w:rFonts w:ascii="Courier New" w:hAnsi="Courier New" w:cs="Courier New" w:hint="default"/>
+      </w:rPr>
+    </w:lvl>
+    <w:lvl w:ilvl="8" w:tplc="04190005" w:tentative="1">
+      <w:start w:val="1"/>
+      <w:numFmt w:val="bullet"/>
+      <w:lvlText w:val=""/>
+      <w:lvlJc w:val="left"/>
+      <w:pPr>
+        <w:ind w:left="6840" w:hanging="360"/>
+      </w:pPr>
+      <w:rPr>
+        <w:rFonts w:ascii="Wingdings" w:hAnsi="Wingdings" w:hint="default"/>
+      </w:rPr>
+    </w:lvl>
+  </w:abstractNum>
+  <w:abstractNum w:abstractNumId="26" w15:restartNumberingAfterBreak="0">
+    <w:nsid w:val="46131649"/>
+    <w:multiLevelType w:val="hybridMultilevel"/>
+    <w:tmpl w:val="62A023A4"/>
+    <w:lvl w:ilvl="0" w:tplc="04190001">
+      <w:start w:val="1"/>
+      <w:numFmt w:val="bullet"/>
+      <w:lvlText w:val=""/>
+      <w:lvlJc w:val="left"/>
+      <w:pPr>
+        <w:ind w:left="1800" w:hanging="360"/>
+      </w:pPr>
+      <w:rPr>
+        <w:rFonts w:ascii="Symbol" w:hAnsi="Symbol" w:hint="default"/>
+      </w:rPr>
+    </w:lvl>
+    <w:lvl w:ilvl="1" w:tplc="04190003" w:tentative="1">
+      <w:start w:val="1"/>
+      <w:numFmt w:val="bullet"/>
+      <w:lvlText w:val="o"/>
+      <w:lvlJc w:val="left"/>
+      <w:pPr>
+        <w:ind w:left="2520" w:hanging="360"/>
+      </w:pPr>
+      <w:rPr>
+        <w:rFonts w:ascii="Courier New" w:hAnsi="Courier New" w:cs="Courier New" w:hint="default"/>
+      </w:rPr>
+    </w:lvl>
+    <w:lvl w:ilvl="2" w:tplc="04190005" w:tentative="1">
+      <w:start w:val="1"/>
+      <w:numFmt w:val="bullet"/>
+      <w:lvlText w:val=""/>
+      <w:lvlJc w:val="left"/>
+      <w:pPr>
+        <w:ind w:left="3240" w:hanging="360"/>
+      </w:pPr>
+      <w:rPr>
+        <w:rFonts w:ascii="Wingdings" w:hAnsi="Wingdings" w:hint="default"/>
+      </w:rPr>
+    </w:lvl>
+    <w:lvl w:ilvl="3" w:tplc="04190001" w:tentative="1">
+      <w:start w:val="1"/>
+      <w:numFmt w:val="bullet"/>
+      <w:lvlText w:val=""/>
+      <w:lvlJc w:val="left"/>
+      <w:pPr>
+        <w:ind w:left="3960" w:hanging="360"/>
+      </w:pPr>
+      <w:rPr>
+        <w:rFonts w:ascii="Symbol" w:hAnsi="Symbol" w:hint="default"/>
+      </w:rPr>
+    </w:lvl>
+    <w:lvl w:ilvl="4" w:tplc="04190003" w:tentative="1">
+      <w:start w:val="1"/>
+      <w:numFmt w:val="bullet"/>
+      <w:lvlText w:val="o"/>
+      <w:lvlJc w:val="left"/>
+      <w:pPr>
+        <w:ind w:left="4680" w:hanging="360"/>
+      </w:pPr>
+      <w:rPr>
+        <w:rFonts w:ascii="Courier New" w:hAnsi="Courier New" w:cs="Courier New" w:hint="default"/>
+      </w:rPr>
+    </w:lvl>
+    <w:lvl w:ilvl="5" w:tplc="04190005" w:tentative="1">
+      <w:start w:val="1"/>
+      <w:numFmt w:val="bullet"/>
+      <w:lvlText w:val=""/>
+      <w:lvlJc w:val="left"/>
+      <w:pPr>
+        <w:ind w:left="5400" w:hanging="360"/>
+      </w:pPr>
+      <w:rPr>
+        <w:rFonts w:ascii="Wingdings" w:hAnsi="Wingdings" w:hint="default"/>
+      </w:rPr>
+    </w:lvl>
+    <w:lvl w:ilvl="6" w:tplc="04190001" w:tentative="1">
+      <w:start w:val="1"/>
+      <w:numFmt w:val="bullet"/>
+      <w:lvlText w:val=""/>
+      <w:lvlJc w:val="left"/>
+      <w:pPr>
+        <w:ind w:left="6120" w:hanging="360"/>
+      </w:pPr>
+      <w:rPr>
+        <w:rFonts w:ascii="Symbol" w:hAnsi="Symbol" w:hint="default"/>
+      </w:rPr>
+    </w:lvl>
+    <w:lvl w:ilvl="7" w:tplc="04190003" w:tentative="1">
+      <w:start w:val="1"/>
+      <w:numFmt w:val="bullet"/>
+      <w:lvlText w:val="o"/>
+      <w:lvlJc w:val="left"/>
+      <w:pPr>
+        <w:ind w:left="6840" w:hanging="360"/>
+      </w:pPr>
+      <w:rPr>
+        <w:rFonts w:ascii="Courier New" w:hAnsi="Courier New" w:cs="Courier New" w:hint="default"/>
+      </w:rPr>
+    </w:lvl>
+    <w:lvl w:ilvl="8" w:tplc="04190005" w:tentative="1">
+      <w:start w:val="1"/>
+      <w:numFmt w:val="bullet"/>
+      <w:lvlText w:val=""/>
+      <w:lvlJc w:val="left"/>
+      <w:pPr>
+        <w:ind w:left="7560" w:hanging="360"/>
+      </w:pPr>
+      <w:rPr>
+        <w:rFonts w:ascii="Wingdings" w:hAnsi="Wingdings" w:hint="default"/>
+      </w:rPr>
+    </w:lvl>
+  </w:abstractNum>
+  <w:abstractNum w:abstractNumId="27" w15:restartNumberingAfterBreak="0">
+    <w:nsid w:val="49132460"/>
+    <w:multiLevelType w:val="hybridMultilevel"/>
+    <w:tmpl w:val="42B4802A"/>
+    <w:lvl w:ilvl="0" w:tplc="04190001">
+      <w:start w:val="1"/>
+      <w:numFmt w:val="bullet"/>
+      <w:lvlText w:val=""/>
+      <w:lvlJc w:val="left"/>
+      <w:pPr>
+        <w:ind w:left="720" w:hanging="360"/>
+      </w:pPr>
+      <w:rPr>
+        <w:rFonts w:ascii="Symbol" w:hAnsi="Symbol" w:hint="default"/>
+      </w:rPr>
+    </w:lvl>
+    <w:lvl w:ilvl="1" w:tplc="04190003" w:tentative="1">
+      <w:start w:val="1"/>
+      <w:numFmt w:val="bullet"/>
+      <w:lvlText w:val="o"/>
+      <w:lvlJc w:val="left"/>
+      <w:pPr>
+        <w:ind w:left="1440" w:hanging="360"/>
+      </w:pPr>
+      <w:rPr>
+        <w:rFonts w:ascii="Courier New" w:hAnsi="Courier New" w:cs="Courier New" w:hint="default"/>
+      </w:rPr>
+    </w:lvl>
+    <w:lvl w:ilvl="2" w:tplc="04190005" w:tentative="1">
+      <w:start w:val="1"/>
+      <w:numFmt w:val="bullet"/>
+      <w:lvlText w:val=""/>
+      <w:lvlJc w:val="left"/>
+      <w:pPr>
+        <w:ind w:left="2160" w:hanging="360"/>
+      </w:pPr>
+      <w:rPr>
+        <w:rFonts w:ascii="Wingdings" w:hAnsi="Wingdings" w:hint="default"/>
+      </w:rPr>
+    </w:lvl>
+    <w:lvl w:ilvl="3" w:tplc="04190001" w:tentative="1">
+      <w:start w:val="1"/>
+      <w:numFmt w:val="bullet"/>
+      <w:lvlText w:val=""/>
+      <w:lvlJc w:val="left"/>
+      <w:pPr>
+        <w:ind w:left="2880" w:hanging="360"/>
+      </w:pPr>
+      <w:rPr>
+        <w:rFonts w:ascii="Symbol" w:hAnsi="Symbol" w:hint="default"/>
+      </w:rPr>
+    </w:lvl>
+    <w:lvl w:ilvl="4" w:tplc="04190003" w:tentative="1">
+      <w:start w:val="1"/>
+      <w:numFmt w:val="bullet"/>
+      <w:lvlText w:val="o"/>
+      <w:lvlJc w:val="left"/>
+      <w:pPr>
+        <w:ind w:left="3600" w:hanging="360"/>
+      </w:pPr>
+      <w:rPr>
+        <w:rFonts w:ascii="Courier New" w:hAnsi="Courier New" w:cs="Courier New" w:hint="default"/>
+      </w:rPr>
+    </w:lvl>
+    <w:lvl w:ilvl="5" w:tplc="04190005" w:tentative="1">
+      <w:start w:val="1"/>
+      <w:numFmt w:val="bullet"/>
+      <w:lvlText w:val=""/>
+      <w:lvlJc w:val="left"/>
+      <w:pPr>
+        <w:ind w:left="4320" w:hanging="360"/>
+      </w:pPr>
+      <w:rPr>
+        <w:rFonts w:ascii="Wingdings" w:hAnsi="Wingdings" w:hint="default"/>
+      </w:rPr>
+    </w:lvl>
+    <w:lvl w:ilvl="6" w:tplc="04190001" w:tentative="1">
+      <w:start w:val="1"/>
+      <w:numFmt w:val="bullet"/>
+      <w:lvlText w:val=""/>
+      <w:lvlJc w:val="left"/>
+      <w:pPr>
+        <w:ind w:left="5040" w:hanging="360"/>
+      </w:pPr>
+      <w:rPr>
+        <w:rFonts w:ascii="Symbol" w:hAnsi="Symbol" w:hint="default"/>
+      </w:rPr>
+    </w:lvl>
+    <w:lvl w:ilvl="7" w:tplc="04190003" w:tentative="1">
+      <w:start w:val="1"/>
+      <w:numFmt w:val="bullet"/>
+      <w:lvlText w:val="o"/>
+      <w:lvlJc w:val="left"/>
+      <w:pPr>
+        <w:ind w:left="5760" w:hanging="360"/>
+      </w:pPr>
+      <w:rPr>
+        <w:rFonts w:ascii="Courier New" w:hAnsi="Courier New" w:cs="Courier New" w:hint="default"/>
+      </w:rPr>
+    </w:lvl>
+    <w:lvl w:ilvl="8" w:tplc="04190005" w:tentative="1">
+      <w:start w:val="1"/>
+      <w:numFmt w:val="bullet"/>
+      <w:lvlText w:val=""/>
+      <w:lvlJc w:val="left"/>
+      <w:pPr>
+        <w:ind w:left="6480" w:hanging="360"/>
+      </w:pPr>
+      <w:rPr>
+        <w:rFonts w:ascii="Wingdings" w:hAnsi="Wingdings" w:hint="default"/>
+      </w:rPr>
+    </w:lvl>
+  </w:abstractNum>
+  <w:abstractNum w:abstractNumId="28" w15:restartNumberingAfterBreak="0">
+    <w:nsid w:val="4C8B35FC"/>
+    <w:multiLevelType w:val="hybridMultilevel"/>
+    <w:tmpl w:val="136EA7D6"/>
+    <w:lvl w:ilvl="0" w:tplc="E3CA3D38">
+      <w:start w:val="1"/>
+      <w:numFmt w:val="decimal"/>
+      <w:lvlText w:val="%1."/>
+      <w:lvlJc w:val="left"/>
+      <w:pPr>
+        <w:ind w:left="1440" w:hanging="360"/>
+      </w:pPr>
+      <w:rPr>
+        <w:rFonts w:hint="default"/>
+        <w:b/>
+        <w:sz w:val="22"/>
+      </w:rPr>
+    </w:lvl>
+    <w:lvl w:ilvl="1" w:tplc="04190019" w:tentative="1">
+      <w:start w:val="1"/>
+      <w:numFmt w:val="lowerLetter"/>
+      <w:lvlText w:val="%2."/>
+      <w:lvlJc w:val="left"/>
+      <w:pPr>
+        <w:ind w:left="2160" w:hanging="360"/>
+      </w:pPr>
+    </w:lvl>
+    <w:lvl w:ilvl="2" w:tplc="0419001B" w:tentative="1">
+      <w:start w:val="1"/>
+      <w:numFmt w:val="lowerRoman"/>
+      <w:lvlText w:val="%3."/>
+      <w:lvlJc w:val="right"/>
+      <w:pPr>
+        <w:ind w:left="2880" w:hanging="180"/>
+      </w:pPr>
+    </w:lvl>
+    <w:lvl w:ilvl="3" w:tplc="0419000F" w:tentative="1">
+      <w:start w:val="1"/>
+      <w:numFmt w:val="decimal"/>
+      <w:lvlText w:val="%4."/>
+      <w:lvlJc w:val="left"/>
+      <w:pPr>
+        <w:ind w:left="3600" w:hanging="360"/>
+      </w:pPr>
+    </w:lvl>
+    <w:lvl w:ilvl="4" w:tplc="04190019" w:tentative="1">
+      <w:start w:val="1"/>
+      <w:numFmt w:val="lowerLetter"/>
+      <w:lvlText w:val="%5."/>
+      <w:lvlJc w:val="left"/>
+      <w:pPr>
+        <w:ind w:left="4320" w:hanging="360"/>
+      </w:pPr>
+    </w:lvl>
+    <w:lvl w:ilvl="5" w:tplc="0419001B" w:tentative="1">
+      <w:start w:val="1"/>
+      <w:numFmt w:val="lowerRoman"/>
+      <w:lvlText w:val="%6."/>
+      <w:lvlJc w:val="right"/>
+      <w:pPr>
+        <w:ind w:left="5040" w:hanging="180"/>
+      </w:pPr>
+    </w:lvl>
+    <w:lvl w:ilvl="6" w:tplc="0419000F" w:tentative="1">
+      <w:start w:val="1"/>
+      <w:numFmt w:val="decimal"/>
+      <w:lvlText w:val="%7."/>
+      <w:lvlJc w:val="left"/>
+      <w:pPr>
+        <w:ind w:left="5760" w:hanging="360"/>
+      </w:pPr>
+    </w:lvl>
+    <w:lvl w:ilvl="7" w:tplc="04190019" w:tentative="1">
+      <w:start w:val="1"/>
+      <w:numFmt w:val="lowerLetter"/>
+      <w:lvlText w:val="%8."/>
+      <w:lvlJc w:val="left"/>
+      <w:pPr>
+        <w:ind w:left="6480" w:hanging="360"/>
+      </w:pPr>
+    </w:lvl>
+    <w:lvl w:ilvl="8" w:tplc="0419001B" w:tentative="1">
+      <w:start w:val="1"/>
+      <w:numFmt w:val="lowerRoman"/>
+      <w:lvlText w:val="%9."/>
+      <w:lvlJc w:val="right"/>
+      <w:pPr>
+        <w:ind w:left="7200" w:hanging="180"/>
+      </w:pPr>
+    </w:lvl>
+  </w:abstractNum>
+  <w:abstractNum w:abstractNumId="29" w15:restartNumberingAfterBreak="0">
+    <w:nsid w:val="4D503A7E"/>
+    <w:multiLevelType w:val="hybridMultilevel"/>
+    <w:tmpl w:val="5E6A69C2"/>
+    <w:lvl w:ilvl="0" w:tplc="04190001">
+      <w:start w:val="1"/>
+      <w:numFmt w:val="bullet"/>
+      <w:lvlText w:val=""/>
+      <w:lvlJc w:val="left"/>
+      <w:pPr>
+        <w:ind w:left="720" w:hanging="360"/>
+      </w:pPr>
+      <w:rPr>
+        <w:rFonts w:ascii="Symbol" w:hAnsi="Symbol" w:hint="default"/>
+      </w:rPr>
+    </w:lvl>
+    <w:lvl w:ilvl="1" w:tplc="04190003" w:tentative="1">
+      <w:start w:val="1"/>
+      <w:numFmt w:val="bullet"/>
+      <w:lvlText w:val="o"/>
+      <w:lvlJc w:val="left"/>
+      <w:pPr>
+        <w:ind w:left="1440" w:hanging="360"/>
+      </w:pPr>
+      <w:rPr>
+        <w:rFonts w:ascii="Courier New" w:hAnsi="Courier New" w:cs="Courier New" w:hint="default"/>
+      </w:rPr>
+    </w:lvl>
+    <w:lvl w:ilvl="2" w:tplc="04190005" w:tentative="1">
+      <w:start w:val="1"/>
+      <w:numFmt w:val="bullet"/>
+      <w:lvlText w:val=""/>
+      <w:lvlJc w:val="left"/>
+      <w:pPr>
+        <w:ind w:left="2160" w:hanging="360"/>
+      </w:pPr>
+      <w:rPr>
+        <w:rFonts w:ascii="Wingdings" w:hAnsi="Wingdings" w:hint="default"/>
+      </w:rPr>
+    </w:lvl>
+    <w:lvl w:ilvl="3" w:tplc="04190001" w:tentative="1">
+      <w:start w:val="1"/>
+      <w:numFmt w:val="bullet"/>
+      <w:lvlText w:val=""/>
+      <w:lvlJc w:val="left"/>
+      <w:pPr>
+        <w:ind w:left="2880" w:hanging="360"/>
+      </w:pPr>
+      <w:rPr>
+        <w:rFonts w:ascii="Symbol" w:hAnsi="Symbol" w:hint="default"/>
+      </w:rPr>
+    </w:lvl>
+    <w:lvl w:ilvl="4" w:tplc="04190003" w:tentative="1">
+      <w:start w:val="1"/>
+      <w:numFmt w:val="bullet"/>
+      <w:lvlText w:val="o"/>
+      <w:lvlJc w:val="left"/>
+      <w:pPr>
+        <w:ind w:left="3600" w:hanging="360"/>
+      </w:pPr>
+      <w:rPr>
+        <w:rFonts w:ascii="Courier New" w:hAnsi="Courier New" w:cs="Courier New" w:hint="default"/>
+      </w:rPr>
+    </w:lvl>
+    <w:lvl w:ilvl="5" w:tplc="04190005" w:tentative="1">
+      <w:start w:val="1"/>
+      <w:numFmt w:val="bullet"/>
+      <w:lvlText w:val=""/>
+      <w:lvlJc w:val="left"/>
+      <w:pPr>
+        <w:ind w:left="4320" w:hanging="360"/>
+      </w:pPr>
+      <w:rPr>
+        <w:rFonts w:ascii="Wingdings" w:hAnsi="Wingdings" w:hint="default"/>
+      </w:rPr>
+    </w:lvl>
+    <w:lvl w:ilvl="6" w:tplc="04190001" w:tentative="1">
+      <w:start w:val="1"/>
+      <w:numFmt w:val="bullet"/>
+      <w:lvlText w:val=""/>
+      <w:lvlJc w:val="left"/>
+      <w:pPr>
+        <w:ind w:left="5040" w:hanging="360"/>
+      </w:pPr>
+      <w:rPr>
+        <w:rFonts w:ascii="Symbol" w:hAnsi="Symbol" w:hint="default"/>
+      </w:rPr>
+    </w:lvl>
+    <w:lvl w:ilvl="7" w:tplc="04190003" w:tentative="1">
+      <w:start w:val="1"/>
+      <w:numFmt w:val="bullet"/>
+      <w:lvlText w:val="o"/>
+      <w:lvlJc w:val="left"/>
+      <w:pPr>
+        <w:ind w:left="5760" w:hanging="360"/>
+      </w:pPr>
+      <w:rPr>
+        <w:rFonts w:ascii="Courier New" w:hAnsi="Courier New" w:cs="Courier New" w:hint="default"/>
+      </w:rPr>
+    </w:lvl>
+    <w:lvl w:ilvl="8" w:tplc="04190005" w:tentative="1">
+      <w:start w:val="1"/>
+      <w:numFmt w:val="bullet"/>
+      <w:lvlText w:val=""/>
+      <w:lvlJc w:val="left"/>
+      <w:pPr>
+        <w:ind w:left="6480" w:hanging="360"/>
+      </w:pPr>
+      <w:rPr>
+        <w:rFonts w:ascii="Wingdings" w:hAnsi="Wingdings" w:hint="default"/>
+      </w:rPr>
+    </w:lvl>
+  </w:abstractNum>
+  <w:abstractNum w:abstractNumId="30" w15:restartNumberingAfterBreak="0">
     <w:nsid w:val="4D9E614F"/>
     <w:multiLevelType w:val="hybridMultilevel"/>
     <w:tmpl w:val="BD1A1E0E"/>
@@ -10535,7 +12741,120 @@
       </w:pPr>
     </w:lvl>
   </w:abstractNum>
-  <w:abstractNum w:abstractNumId="18" w15:restartNumberingAfterBreak="0">
+  <w:abstractNum w:abstractNumId="31" w15:restartNumberingAfterBreak="0">
+    <w:nsid w:val="4F51215C"/>
+    <w:multiLevelType w:val="hybridMultilevel"/>
+    <w:tmpl w:val="FEF4772A"/>
+    <w:lvl w:ilvl="0" w:tplc="04190001">
+      <w:start w:val="1"/>
+      <w:numFmt w:val="bullet"/>
+      <w:lvlText w:val=""/>
+      <w:lvlJc w:val="left"/>
+      <w:pPr>
+        <w:ind w:left="1800" w:hanging="360"/>
+      </w:pPr>
+      <w:rPr>
+        <w:rFonts w:ascii="Symbol" w:hAnsi="Symbol" w:hint="default"/>
+      </w:rPr>
+    </w:lvl>
+    <w:lvl w:ilvl="1" w:tplc="04190003" w:tentative="1">
+      <w:start w:val="1"/>
+      <w:numFmt w:val="bullet"/>
+      <w:lvlText w:val="o"/>
+      <w:lvlJc w:val="left"/>
+      <w:pPr>
+        <w:ind w:left="2520" w:hanging="360"/>
+      </w:pPr>
+      <w:rPr>
+        <w:rFonts w:ascii="Courier New" w:hAnsi="Courier New" w:cs="Courier New" w:hint="default"/>
+      </w:rPr>
+    </w:lvl>
+    <w:lvl w:ilvl="2" w:tplc="04190005" w:tentative="1">
+      <w:start w:val="1"/>
+      <w:numFmt w:val="bullet"/>
+      <w:lvlText w:val=""/>
+      <w:lvlJc w:val="left"/>
+      <w:pPr>
+        <w:ind w:left="3240" w:hanging="360"/>
+      </w:pPr>
+      <w:rPr>
+        <w:rFonts w:ascii="Wingdings" w:hAnsi="Wingdings" w:hint="default"/>
+      </w:rPr>
+    </w:lvl>
+    <w:lvl w:ilvl="3" w:tplc="04190001" w:tentative="1">
+      <w:start w:val="1"/>
+      <w:numFmt w:val="bullet"/>
+      <w:lvlText w:val=""/>
+      <w:lvlJc w:val="left"/>
+      <w:pPr>
+        <w:ind w:left="3960" w:hanging="360"/>
+      </w:pPr>
+      <w:rPr>
+        <w:rFonts w:ascii="Symbol" w:hAnsi="Symbol" w:hint="default"/>
+      </w:rPr>
+    </w:lvl>
+    <w:lvl w:ilvl="4" w:tplc="04190003" w:tentative="1">
+      <w:start w:val="1"/>
+      <w:numFmt w:val="bullet"/>
+      <w:lvlText w:val="o"/>
+      <w:lvlJc w:val="left"/>
+      <w:pPr>
+        <w:ind w:left="4680" w:hanging="360"/>
+      </w:pPr>
+      <w:rPr>
+        <w:rFonts w:ascii="Courier New" w:hAnsi="Courier New" w:cs="Courier New" w:hint="default"/>
+      </w:rPr>
+    </w:lvl>
+    <w:lvl w:ilvl="5" w:tplc="04190005" w:tentative="1">
+      <w:start w:val="1"/>
+      <w:numFmt w:val="bullet"/>
+      <w:lvlText w:val=""/>
+      <w:lvlJc w:val="left"/>
+      <w:pPr>
+        <w:ind w:left="5400" w:hanging="360"/>
+      </w:pPr>
+      <w:rPr>
+        <w:rFonts w:ascii="Wingdings" w:hAnsi="Wingdings" w:hint="default"/>
+      </w:rPr>
+    </w:lvl>
+    <w:lvl w:ilvl="6" w:tplc="04190001" w:tentative="1">
+      <w:start w:val="1"/>
+      <w:numFmt w:val="bullet"/>
+      <w:lvlText w:val=""/>
+      <w:lvlJc w:val="left"/>
+      <w:pPr>
+        <w:ind w:left="6120" w:hanging="360"/>
+      </w:pPr>
+      <w:rPr>
+        <w:rFonts w:ascii="Symbol" w:hAnsi="Symbol" w:hint="default"/>
+      </w:rPr>
+    </w:lvl>
+    <w:lvl w:ilvl="7" w:tplc="04190003" w:tentative="1">
+      <w:start w:val="1"/>
+      <w:numFmt w:val="bullet"/>
+      <w:lvlText w:val="o"/>
+      <w:lvlJc w:val="left"/>
+      <w:pPr>
+        <w:ind w:left="6840" w:hanging="360"/>
+      </w:pPr>
+      <w:rPr>
+        <w:rFonts w:ascii="Courier New" w:hAnsi="Courier New" w:cs="Courier New" w:hint="default"/>
+      </w:rPr>
+    </w:lvl>
+    <w:lvl w:ilvl="8" w:tplc="04190005" w:tentative="1">
+      <w:start w:val="1"/>
+      <w:numFmt w:val="bullet"/>
+      <w:lvlText w:val=""/>
+      <w:lvlJc w:val="left"/>
+      <w:pPr>
+        <w:ind w:left="7560" w:hanging="360"/>
+      </w:pPr>
+      <w:rPr>
+        <w:rFonts w:ascii="Wingdings" w:hAnsi="Wingdings" w:hint="default"/>
+      </w:rPr>
+    </w:lvl>
+  </w:abstractNum>
+  <w:abstractNum w:abstractNumId="32" w15:restartNumberingAfterBreak="0">
     <w:nsid w:val="50407E1C"/>
     <w:multiLevelType w:val="hybridMultilevel"/>
     <w:tmpl w:val="E3CA3988"/>
@@ -10621,7 +12940,7 @@
       </w:pPr>
     </w:lvl>
   </w:abstractNum>
-  <w:abstractNum w:abstractNumId="19" w15:restartNumberingAfterBreak="0">
+  <w:abstractNum w:abstractNumId="33" w15:restartNumberingAfterBreak="0">
     <w:nsid w:val="50966138"/>
     <w:multiLevelType w:val="hybridMultilevel"/>
     <w:tmpl w:val="C7ACBF18"/>
@@ -10707,7 +13026,7 @@
       </w:pPr>
     </w:lvl>
   </w:abstractNum>
-  <w:abstractNum w:abstractNumId="20" w15:restartNumberingAfterBreak="0">
+  <w:abstractNum w:abstractNumId="34" w15:restartNumberingAfterBreak="0">
     <w:nsid w:val="52F84611"/>
     <w:multiLevelType w:val="hybridMultilevel"/>
     <w:tmpl w:val="740EBD0E"/>
@@ -10820,7 +13139,7 @@
       </w:rPr>
     </w:lvl>
   </w:abstractNum>
-  <w:abstractNum w:abstractNumId="21" w15:restartNumberingAfterBreak="0">
+  <w:abstractNum w:abstractNumId="35" w15:restartNumberingAfterBreak="0">
     <w:nsid w:val="550A317B"/>
     <w:multiLevelType w:val="multilevel"/>
     <w:tmpl w:val="E11A4564"/>
@@ -10969,7 +13288,7 @@
       </w:rPr>
     </w:lvl>
   </w:abstractNum>
-  <w:abstractNum w:abstractNumId="22" w15:restartNumberingAfterBreak="0">
+  <w:abstractNum w:abstractNumId="36" w15:restartNumberingAfterBreak="0">
     <w:nsid w:val="570C406C"/>
     <w:multiLevelType w:val="hybridMultilevel"/>
     <w:tmpl w:val="710084EA"/>
@@ -11082,7 +13401,99 @@
       </w:rPr>
     </w:lvl>
   </w:abstractNum>
-  <w:abstractNum w:abstractNumId="23" w15:restartNumberingAfterBreak="0">
+  <w:abstractNum w:abstractNumId="37" w15:restartNumberingAfterBreak="0">
+    <w:nsid w:val="5EB87579"/>
+    <w:multiLevelType w:val="hybridMultilevel"/>
+    <w:tmpl w:val="C2C494D2"/>
+    <w:lvl w:ilvl="0" w:tplc="7B68E660">
+      <w:start w:val="1"/>
+      <w:numFmt w:val="decimal"/>
+      <w:lvlText w:val="%1."/>
+      <w:lvlJc w:val="left"/>
+      <w:pPr>
+        <w:ind w:left="1440" w:hanging="360"/>
+      </w:pPr>
+      <w:rPr>
+        <w:rFonts w:hint="default"/>
+        <w:b w:val="0"/>
+        <w:bCs/>
+        <w:sz w:val="22"/>
+      </w:rPr>
+    </w:lvl>
+    <w:lvl w:ilvl="1" w:tplc="04190019" w:tentative="1">
+      <w:start w:val="1"/>
+      <w:numFmt w:val="lowerLetter"/>
+      <w:lvlText w:val="%2."/>
+      <w:lvlJc w:val="left"/>
+      <w:pPr>
+        <w:ind w:left="1440" w:hanging="360"/>
+      </w:pPr>
+    </w:lvl>
+    <w:lvl w:ilvl="2" w:tplc="0419001B" w:tentative="1">
+      <w:start w:val="1"/>
+      <w:numFmt w:val="lowerRoman"/>
+      <w:lvlText w:val="%3."/>
+      <w:lvlJc w:val="right"/>
+      <w:pPr>
+        <w:ind w:left="2160" w:hanging="180"/>
+      </w:pPr>
+    </w:lvl>
+    <w:lvl w:ilvl="3" w:tplc="0419000F" w:tentative="1">
+      <w:start w:val="1"/>
+      <w:numFmt w:val="decimal"/>
+      <w:lvlText w:val="%4."/>
+      <w:lvlJc w:val="left"/>
+      <w:pPr>
+        <w:ind w:left="2880" w:hanging="360"/>
+      </w:pPr>
+    </w:lvl>
+    <w:lvl w:ilvl="4" w:tplc="04190019" w:tentative="1">
+      <w:start w:val="1"/>
+      <w:numFmt w:val="lowerLetter"/>
+      <w:lvlText w:val="%5."/>
+      <w:lvlJc w:val="left"/>
+      <w:pPr>
+        <w:ind w:left="3600" w:hanging="360"/>
+      </w:pPr>
+    </w:lvl>
+    <w:lvl w:ilvl="5" w:tplc="0419001B" w:tentative="1">
+      <w:start w:val="1"/>
+      <w:numFmt w:val="lowerRoman"/>
+      <w:lvlText w:val="%6."/>
+      <w:lvlJc w:val="right"/>
+      <w:pPr>
+        <w:ind w:left="4320" w:hanging="180"/>
+      </w:pPr>
+    </w:lvl>
+    <w:lvl w:ilvl="6" w:tplc="0419000F" w:tentative="1">
+      <w:start w:val="1"/>
+      <w:numFmt w:val="decimal"/>
+      <w:lvlText w:val="%7."/>
+      <w:lvlJc w:val="left"/>
+      <w:pPr>
+        <w:ind w:left="5040" w:hanging="360"/>
+      </w:pPr>
+    </w:lvl>
+    <w:lvl w:ilvl="7" w:tplc="04190019" w:tentative="1">
+      <w:start w:val="1"/>
+      <w:numFmt w:val="lowerLetter"/>
+      <w:lvlText w:val="%8."/>
+      <w:lvlJc w:val="left"/>
+      <w:pPr>
+        <w:ind w:left="5760" w:hanging="360"/>
+      </w:pPr>
+    </w:lvl>
+    <w:lvl w:ilvl="8" w:tplc="0419001B" w:tentative="1">
+      <w:start w:val="1"/>
+      <w:numFmt w:val="lowerRoman"/>
+      <w:lvlText w:val="%9."/>
+      <w:lvlJc w:val="right"/>
+      <w:pPr>
+        <w:ind w:left="6480" w:hanging="180"/>
+      </w:pPr>
+    </w:lvl>
+  </w:abstractNum>
+  <w:abstractNum w:abstractNumId="38" w15:restartNumberingAfterBreak="0">
     <w:nsid w:val="68D75E38"/>
     <w:multiLevelType w:val="hybridMultilevel"/>
     <w:tmpl w:val="C9A207F6"/>
@@ -11168,7 +13579,7 @@
       </w:pPr>
     </w:lvl>
   </w:abstractNum>
-  <w:abstractNum w:abstractNumId="24" w15:restartNumberingAfterBreak="0">
+  <w:abstractNum w:abstractNumId="39" w15:restartNumberingAfterBreak="0">
     <w:nsid w:val="69286522"/>
     <w:multiLevelType w:val="hybridMultilevel"/>
     <w:tmpl w:val="42449342"/>
@@ -11281,7 +13692,7 @@
       </w:rPr>
     </w:lvl>
   </w:abstractNum>
-  <w:abstractNum w:abstractNumId="25" w15:restartNumberingAfterBreak="0">
+  <w:abstractNum w:abstractNumId="40" w15:restartNumberingAfterBreak="0">
     <w:nsid w:val="6B6724BC"/>
     <w:multiLevelType w:val="multilevel"/>
     <w:tmpl w:val="D8C21A6E"/>
@@ -11430,7 +13841,7 @@
       </w:rPr>
     </w:lvl>
   </w:abstractNum>
-  <w:abstractNum w:abstractNumId="26" w15:restartNumberingAfterBreak="0">
+  <w:abstractNum w:abstractNumId="41" w15:restartNumberingAfterBreak="0">
     <w:nsid w:val="73DD4779"/>
     <w:multiLevelType w:val="hybridMultilevel"/>
     <w:tmpl w:val="447CC88C"/>
@@ -11516,7 +13927,7 @@
       </w:pPr>
     </w:lvl>
   </w:abstractNum>
-  <w:abstractNum w:abstractNumId="27" w15:restartNumberingAfterBreak="0">
+  <w:abstractNum w:abstractNumId="42" w15:restartNumberingAfterBreak="0">
     <w:nsid w:val="748C6F77"/>
     <w:multiLevelType w:val="hybridMultilevel"/>
     <w:tmpl w:val="CA304BA6"/>
@@ -11603,88 +14014,133 @@
     </w:lvl>
   </w:abstractNum>
   <w:num w:numId="1" w16cid:durableId="1617519918">
-    <w:abstractNumId w:val="27"/>
+    <w:abstractNumId w:val="42"/>
   </w:num>
   <w:num w:numId="2" w16cid:durableId="751508174">
     <w:abstractNumId w:val="2"/>
   </w:num>
   <w:num w:numId="3" w16cid:durableId="1176967633">
-    <w:abstractNumId w:val="5"/>
+    <w:abstractNumId w:val="7"/>
   </w:num>
   <w:num w:numId="4" w16cid:durableId="71128565">
+    <w:abstractNumId w:val="33"/>
+  </w:num>
+  <w:num w:numId="5" w16cid:durableId="1744403749">
     <w:abstractNumId w:val="19"/>
   </w:num>
-  <w:num w:numId="5" w16cid:durableId="1744403749">
-    <w:abstractNumId w:val="13"/>
-  </w:num>
   <w:num w:numId="6" w16cid:durableId="1412965468">
-    <w:abstractNumId w:val="3"/>
+    <w:abstractNumId w:val="4"/>
   </w:num>
   <w:num w:numId="7" w16cid:durableId="27264794">
-    <w:abstractNumId w:val="8"/>
+    <w:abstractNumId w:val="11"/>
   </w:num>
   <w:num w:numId="8" w16cid:durableId="1417284690">
-    <w:abstractNumId w:val="23"/>
+    <w:abstractNumId w:val="38"/>
   </w:num>
   <w:num w:numId="9" w16cid:durableId="604115514">
-    <w:abstractNumId w:val="26"/>
+    <w:abstractNumId w:val="41"/>
   </w:num>
   <w:num w:numId="10" w16cid:durableId="2011175000">
-    <w:abstractNumId w:val="10"/>
+    <w:abstractNumId w:val="14"/>
   </w:num>
   <w:num w:numId="11" w16cid:durableId="1734809696">
-    <w:abstractNumId w:val="18"/>
+    <w:abstractNumId w:val="32"/>
   </w:num>
   <w:num w:numId="12" w16cid:durableId="100494192">
     <w:abstractNumId w:val="1"/>
   </w:num>
   <w:num w:numId="13" w16cid:durableId="406877897">
-    <w:abstractNumId w:val="20"/>
+    <w:abstractNumId w:val="34"/>
   </w:num>
   <w:num w:numId="14" w16cid:durableId="926813881">
-    <w:abstractNumId w:val="21"/>
+    <w:abstractNumId w:val="35"/>
   </w:num>
   <w:num w:numId="15" w16cid:durableId="1722973727">
     <w:abstractNumId w:val="0"/>
   </w:num>
   <w:num w:numId="16" w16cid:durableId="665865221">
+    <w:abstractNumId w:val="23"/>
+  </w:num>
+  <w:num w:numId="17" w16cid:durableId="1894659398">
+    <w:abstractNumId w:val="10"/>
+  </w:num>
+  <w:num w:numId="18" w16cid:durableId="37828893">
+    <w:abstractNumId w:val="21"/>
+  </w:num>
+  <w:num w:numId="19" w16cid:durableId="464667165">
+    <w:abstractNumId w:val="40"/>
+  </w:num>
+  <w:num w:numId="20" w16cid:durableId="2030599406">
+    <w:abstractNumId w:val="9"/>
+  </w:num>
+  <w:num w:numId="21" w16cid:durableId="2024866402">
+    <w:abstractNumId w:val="18"/>
+  </w:num>
+  <w:num w:numId="22" w16cid:durableId="585116401">
+    <w:abstractNumId w:val="6"/>
+  </w:num>
+  <w:num w:numId="23" w16cid:durableId="305202815">
+    <w:abstractNumId w:val="36"/>
+  </w:num>
+  <w:num w:numId="24" w16cid:durableId="1990666852">
+    <w:abstractNumId w:val="39"/>
+  </w:num>
+  <w:num w:numId="25" w16cid:durableId="1241594796">
+    <w:abstractNumId w:val="17"/>
+  </w:num>
+  <w:num w:numId="26" w16cid:durableId="1005013757">
+    <w:abstractNumId w:val="30"/>
+  </w:num>
+  <w:num w:numId="27" w16cid:durableId="414209067">
+    <w:abstractNumId w:val="20"/>
+  </w:num>
+  <w:num w:numId="28" w16cid:durableId="433286103">
+    <w:abstractNumId w:val="12"/>
+  </w:num>
+  <w:num w:numId="29" w16cid:durableId="1375085538">
+    <w:abstractNumId w:val="22"/>
+  </w:num>
+  <w:num w:numId="30" w16cid:durableId="406461470">
+    <w:abstractNumId w:val="5"/>
+  </w:num>
+  <w:num w:numId="31" w16cid:durableId="1977834607">
+    <w:abstractNumId w:val="29"/>
+  </w:num>
+  <w:num w:numId="32" w16cid:durableId="926498240">
+    <w:abstractNumId w:val="13"/>
+  </w:num>
+  <w:num w:numId="33" w16cid:durableId="1676180244">
+    <w:abstractNumId w:val="28"/>
+  </w:num>
+  <w:num w:numId="34" w16cid:durableId="2105834217">
+    <w:abstractNumId w:val="3"/>
+  </w:num>
+  <w:num w:numId="35" w16cid:durableId="2026788444">
+    <w:abstractNumId w:val="31"/>
+  </w:num>
+  <w:num w:numId="36" w16cid:durableId="196360813">
+    <w:abstractNumId w:val="8"/>
+  </w:num>
+  <w:num w:numId="37" w16cid:durableId="2116318360">
+    <w:abstractNumId w:val="15"/>
+  </w:num>
+  <w:num w:numId="38" w16cid:durableId="1832134370">
+    <w:abstractNumId w:val="37"/>
+  </w:num>
+  <w:num w:numId="39" w16cid:durableId="1806503731">
+    <w:abstractNumId w:val="27"/>
+  </w:num>
+  <w:num w:numId="40" w16cid:durableId="438330853">
+    <w:abstractNumId w:val="24"/>
+  </w:num>
+  <w:num w:numId="41" w16cid:durableId="1387994869">
+    <w:abstractNumId w:val="26"/>
+  </w:num>
+  <w:num w:numId="42" w16cid:durableId="820074783">
     <w:abstractNumId w:val="16"/>
   </w:num>
-  <w:num w:numId="17" w16cid:durableId="1894659398">
-    <w:abstractNumId w:val="7"/>
-  </w:num>
-  <w:num w:numId="18" w16cid:durableId="37828893">
-    <w:abstractNumId w:val="15"/>
-  </w:num>
-  <w:num w:numId="19" w16cid:durableId="464667165">
+  <w:num w:numId="43" w16cid:durableId="1594122561">
     <w:abstractNumId w:val="25"/>
-  </w:num>
-  <w:num w:numId="20" w16cid:durableId="2030599406">
-    <w:abstractNumId w:val="6"/>
-  </w:num>
-  <w:num w:numId="21" w16cid:durableId="2024866402">
-    <w:abstractNumId w:val="12"/>
-  </w:num>
-  <w:num w:numId="22" w16cid:durableId="585116401">
-    <w:abstractNumId w:val="4"/>
-  </w:num>
-  <w:num w:numId="23" w16cid:durableId="305202815">
-    <w:abstractNumId w:val="22"/>
-  </w:num>
-  <w:num w:numId="24" w16cid:durableId="1990666852">
-    <w:abstractNumId w:val="24"/>
-  </w:num>
-  <w:num w:numId="25" w16cid:durableId="1241594796">
-    <w:abstractNumId w:val="11"/>
-  </w:num>
-  <w:num w:numId="26" w16cid:durableId="1005013757">
-    <w:abstractNumId w:val="17"/>
-  </w:num>
-  <w:num w:numId="27" w16cid:durableId="414209067">
-    <w:abstractNumId w:val="14"/>
-  </w:num>
-  <w:num w:numId="28" w16cid:durableId="433286103">
-    <w:abstractNumId w:val="9"/>
   </w:num>
   <w:numIdMacAtCleanup w:val="12"/>
 </w:numbering>
@@ -13590,7 +16046,12 @@
 </file>
 
 <file path=customXml/item1.xml><?xml version="1.0" encoding="utf-8"?>
-<b:Sources xmlns:b="http://schemas.openxmlformats.org/officeDocument/2006/bibliography" xmlns="http://schemas.openxmlformats.org/officeDocument/2006/bibliography" SelectedStyle="\APASixthEditionOfficeOnline.xsl" StyleName="APA" Version="6"/>
+<?mso-contentType ?>
+<FormTemplates xmlns="http://schemas.microsoft.com/sharepoint/v3/contenttype/forms">
+  <Display>DocumentLibraryForm</Display>
+  <Edit>DocumentLibraryForm</Edit>
+  <New>DocumentLibraryForm</New>
+</FormTemplates>
 </file>
 
 <file path=customXml/item2.xml><?xml version="1.0" encoding="utf-8"?>
@@ -13770,12 +16231,7 @@
 </file>
 
 <file path=customXml/item3.xml><?xml version="1.0" encoding="utf-8"?>
-<?mso-contentType ?>
-<FormTemplates xmlns="http://schemas.microsoft.com/sharepoint/v3/contenttype/forms">
-  <Display>DocumentLibraryForm</Display>
-  <Edit>DocumentLibraryForm</Edit>
-  <New>DocumentLibraryForm</New>
-</FormTemplates>
+<b:Sources xmlns:b="http://schemas.openxmlformats.org/officeDocument/2006/bibliography" xmlns="http://schemas.openxmlformats.org/officeDocument/2006/bibliography" SelectedStyle="\APASixthEditionOfficeOnline.xsl" StyleName="APA" Version="6"/>
 </file>
 
 <file path=customXml/item4.xml><?xml version="1.0" encoding="utf-8"?>
@@ -13785,9 +16241,9 @@
 </file>
 
 <file path=customXml/itemProps1.xml><?xml version="1.0" encoding="utf-8"?>
-<ds:datastoreItem xmlns:ds="http://schemas.openxmlformats.org/officeDocument/2006/customXml" ds:itemID="{9484D5D0-7CBA-47F2-873C-09EB0C2B51E2}">
+<ds:datastoreItem xmlns:ds="http://schemas.openxmlformats.org/officeDocument/2006/customXml" ds:itemID="{27A224E5-3AE3-4E19-AA3D-95E882C893FB}">
   <ds:schemaRefs>
-    <ds:schemaRef ds:uri="http://schemas.openxmlformats.org/officeDocument/2006/bibliography"/>
+    <ds:schemaRef ds:uri="http://schemas.microsoft.com/sharepoint/v3/contenttype/forms"/>
   </ds:schemaRefs>
 </ds:datastoreItem>
 </file>
@@ -13811,9 +16267,9 @@
 </file>
 
 <file path=customXml/itemProps3.xml><?xml version="1.0" encoding="utf-8"?>
-<ds:datastoreItem xmlns:ds="http://schemas.openxmlformats.org/officeDocument/2006/customXml" ds:itemID="{27A224E5-3AE3-4E19-AA3D-95E882C893FB}">
+<ds:datastoreItem xmlns:ds="http://schemas.openxmlformats.org/officeDocument/2006/customXml" ds:itemID="{9484D5D0-7CBA-47F2-873C-09EB0C2B51E2}">
   <ds:schemaRefs>
-    <ds:schemaRef ds:uri="http://schemas.microsoft.com/sharepoint/v3/contenttype/forms"/>
+    <ds:schemaRef ds:uri="http://schemas.openxmlformats.org/officeDocument/2006/bibliography"/>
   </ds:schemaRefs>
 </ds:datastoreItem>
 </file>

--- a/Отчет_ЛР1_СУС.docx
+++ b/Отчет_ЛР1_СУС.docx
@@ -2386,7 +2386,21 @@
         <w:rPr>
           <w:sz w:val="22"/>
         </w:rPr>
-        <w:t xml:space="preserve"> (настройка OpenAPI 3 Swagger и Jackson ObjectMapper с модулем JavaTimeModule для корректной сериализации дат);</w:t>
+        <w:t xml:space="preserve"> (настройка </w:t>
+      </w:r>
+      <w:proofErr w:type="spellStart"/>
+      <w:r>
+        <w:rPr>
+          <w:sz w:val="22"/>
+        </w:rPr>
+        <w:t>OpenAPI</w:t>
+      </w:r>
+      <w:proofErr w:type="spellEnd"/>
+      <w:r>
+        <w:rPr>
+          <w:sz w:val="22"/>
+        </w:rPr>
+        <w:t xml:space="preserve"> 3 Swagger и Jackson ObjectMapper с модулем JavaTimeModule для корректной сериализации дат);</w:t>
       </w:r>
     </w:p>
     <w:p>
@@ -5344,7 +5358,21 @@
         <w:rPr>
           <w:sz w:val="22"/>
         </w:rPr>
-        <w:t>В эндпоинте GET /api/attendance реализована бесконечная прокрутка на основе org.springframework.data.domain.Slice. Вместо выполнения дорогостоящего подзапроса SELECT count(*), база запрашивает N+1 записей, определяя наличие следующей страницы (hasNext). Результат оборачивается в компактный DTO SliceResponse;</w:t>
+        <w:t xml:space="preserve">В </w:t>
+      </w:r>
+      <w:proofErr w:type="spellStart"/>
+      <w:r>
+        <w:rPr>
+          <w:sz w:val="22"/>
+        </w:rPr>
+        <w:t>эндпоинте</w:t>
+      </w:r>
+      <w:proofErr w:type="spellEnd"/>
+      <w:r>
+        <w:rPr>
+          <w:sz w:val="22"/>
+        </w:rPr>
+        <w:t xml:space="preserve"> GET /api/attendance реализована бесконечная прокрутка на основе org.springframework.data.domain.Slice. Вместо выполнения дорогостоящего подзапроса SELECT count(*), база запрашивает N+1 записей, определяя наличие следующей страницы (hasNext). Результат оборачивается в компактный DTO SliceResponse;</w:t>
       </w:r>
     </w:p>
     <w:p>
@@ -7645,7 +7673,21 @@
         <w:rPr>
           <w:sz w:val="22"/>
         </w:rPr>
-        <w:t xml:space="preserve"> JPQL-запрос findOverlappingShiftsForEmployee выявляет смены, на которые сотрудник уже назначен в тот же день и интервалы времени которых накладываются друг на друга;</w:t>
+        <w:t xml:space="preserve"> JPQL-запрос </w:t>
+      </w:r>
+      <w:proofErr w:type="spellStart"/>
+      <w:r>
+        <w:rPr>
+          <w:sz w:val="22"/>
+        </w:rPr>
+        <w:t>findOverlappingShiftsForEmployee</w:t>
+      </w:r>
+      <w:proofErr w:type="spellEnd"/>
+      <w:r>
+        <w:rPr>
+          <w:sz w:val="22"/>
+        </w:rPr>
+        <w:t xml:space="preserve"> выявляет смены, на которые сотрудник уже назначен в тот же день и интервалы времени которых накладываются друг на друга;</w:t>
       </w:r>
     </w:p>
     <w:p>
@@ -8263,13 +8305,7 @@
         <w:rPr>
           <w:sz w:val="22"/>
         </w:rPr>
-        <w:t xml:space="preserve"> первом этапе проект компилируется и собирается в JAR-архив</w:t>
-      </w:r>
-      <w:r>
-        <w:rPr>
-          <w:sz w:val="22"/>
-        </w:rPr>
-        <w:t>.</w:t>
+        <w:t xml:space="preserve"> первом этапе проект компилируется и собирается в JAR-архив.</w:t>
       </w:r>
       <w:r>
         <w:rPr>
@@ -8686,13 +8722,7 @@
         <w:rPr>
           <w:sz w:val="22"/>
         </w:rPr>
-        <w:t xml:space="preserve">. </w:t>
-      </w:r>
-      <w:r>
-        <w:rPr>
-          <w:sz w:val="22"/>
-        </w:rPr>
-        <w:t xml:space="preserve">Это позволяет тестировать различные сценарии работы сервисов без необходимости запускать </w:t>
+        <w:t xml:space="preserve">. Это позволяет тестировать различные сценарии работы сервисов без необходимости запускать </w:t>
       </w:r>
       <w:proofErr w:type="spellStart"/>
       <w:r>
@@ -8852,16 +8882,67 @@
     </w:p>
     <w:p>
       <w:pPr>
-        <w:spacing w:after="80" w:line="276" w:lineRule="auto"/>
-        <w:jc w:val="both"/>
         <w:rPr>
           <w:szCs w:val="28"/>
         </w:rPr>
       </w:pPr>
       <w:r>
+        <w:drawing>
+          <wp:inline distT="0" distB="0" distL="0" distR="0" wp14:anchorId="6FDB03F9" wp14:editId="40344FAF">
+            <wp:extent cx="5893473" cy="2477729"/>
+            <wp:effectExtent l="0" t="0" r="0" b="0"/>
+            <wp:docPr id="1859383149" name="Рисунок 1"/>
+            <wp:cNvGraphicFramePr>
+              <a:graphicFrameLocks xmlns:a="http://schemas.openxmlformats.org/drawingml/2006/main" noChangeAspect="1"/>
+            </wp:cNvGraphicFramePr>
+            <a:graphic xmlns:a="http://schemas.openxmlformats.org/drawingml/2006/main">
+              <a:graphicData uri="http://schemas.openxmlformats.org/drawingml/2006/picture">
+                <pic:pic xmlns:pic="http://schemas.openxmlformats.org/drawingml/2006/picture">
+                  <pic:nvPicPr>
+                    <pic:cNvPr id="1859383149" name=""/>
+                    <pic:cNvPicPr/>
+                  </pic:nvPicPr>
+                  <pic:blipFill>
+                    <a:blip r:embed="rId14"/>
+                    <a:stretch>
+                      <a:fillRect/>
+                    </a:stretch>
+                  </pic:blipFill>
+                  <pic:spPr>
+                    <a:xfrm>
+                      <a:off x="0" y="0"/>
+                      <a:ext cx="5968711" cy="2509361"/>
+                    </a:xfrm>
+                    <a:prstGeom prst="rect">
+                      <a:avLst/>
+                    </a:prstGeom>
+                  </pic:spPr>
+                </pic:pic>
+              </a:graphicData>
+            </a:graphic>
+          </wp:inline>
+        </w:drawing>
+      </w:r>
+    </w:p>
+    <w:p>
+      <w:pPr>
+        <w:pStyle w:val="af2"/>
+      </w:pPr>
+      <w:r>
+        <w:t>Рисунок 2. Тестовое покрытие</w:t>
+      </w:r>
+    </w:p>
+    <w:p>
+      <w:pPr>
+        <w:rPr>
+          <w:szCs w:val="28"/>
+        </w:rPr>
+      </w:pPr>
+      <w:r>
         <w:rPr>
           <w:noProof/>
         </w:rPr>
+        <w:lastRenderedPageBreak/>
         <w:drawing>
           <wp:inline distT="0" distB="0" distL="0" distR="0" wp14:anchorId="716D0A07" wp14:editId="7F269989">
             <wp:extent cx="6120130" cy="1402715"/>
@@ -8878,7 +8959,7 @@
                     <pic:cNvPicPr/>
                   </pic:nvPicPr>
                   <pic:blipFill>
-                    <a:blip r:embed="rId14"/>
+                    <a:blip r:embed="rId15"/>
                     <a:stretch>
                       <a:fillRect/>
                     </a:stretch>
@@ -8901,37 +8982,16 @@
     </w:p>
     <w:p>
       <w:pPr>
-        <w:keepNext/>
-        <w:spacing w:before="80" w:after="200"/>
-        <w:jc w:val="center"/>
-      </w:pPr>
-      <w:r>
-        <w:rPr>
-          <w:i/>
-          <w:sz w:val="20"/>
-        </w:rPr>
+        <w:pStyle w:val="af2"/>
+      </w:pPr>
+      <w:r>
         <w:t xml:space="preserve">Рисунок </w:t>
       </w:r>
       <w:r>
-        <w:rPr>
-          <w:i/>
-          <w:sz w:val="20"/>
-        </w:rPr>
-        <w:t>2</w:t>
-      </w:r>
-      <w:r>
-        <w:rPr>
-          <w:i/>
-          <w:sz w:val="20"/>
-        </w:rPr>
-        <w:t xml:space="preserve">. </w:t>
-      </w:r>
-      <w:r>
-        <w:rPr>
-          <w:i/>
-          <w:sz w:val="20"/>
-        </w:rPr>
-        <w:t>Результат прохождения тестов</w:t>
+        <w:t>3</w:t>
+      </w:r>
+      <w:r>
+        <w:t>. Результат прохождения тестов</w:t>
       </w:r>
     </w:p>
     <w:p>
@@ -8939,7 +8999,6 @@
         <w:t>Все разработанные модульные и интеграционные тесты успешно проходят без ошибок, что подтверждает корректность реализованной функциональности и стабильность приложения</w:t>
       </w:r>
     </w:p>
-    <w:p/>
     <w:p>
       <w:pPr>
         <w:rPr>
@@ -8949,9 +9008,6 @@
           <w:szCs w:val="36"/>
         </w:rPr>
       </w:pPr>
-      <w:r>
-        <w:br w:type="page"/>
-      </w:r>
     </w:p>
     <w:p>
       <w:pPr>
@@ -8959,7 +9015,6 @@
       </w:pPr>
       <w:bookmarkStart w:id="10" w:name="_Toc241201290"/>
       <w:r>
-        <w:lastRenderedPageBreak/>
         <w:t>8. Выводы</w:t>
       </w:r>
       <w:bookmarkEnd w:id="10"/>
@@ -9105,7 +9160,7 @@
       </w:r>
     </w:p>
     <w:sectPr>
-      <w:footerReference w:type="first" r:id="rId15"/>
+      <w:footerReference w:type="first" r:id="rId16"/>
       <w:pgSz w:w="11906" w:h="16838"/>
       <w:pgMar w:top="1134" w:right="1134" w:bottom="998" w:left="1134" w:header="708" w:footer="708" w:gutter="0"/>
       <w:cols w:space="708"/>
@@ -14644,6 +14699,7 @@
   <w:style w:type="character" w:default="1" w:styleId="a1">
     <w:name w:val="Default Paragraph Font"/>
     <w:uiPriority w:val="1"/>
+    <w:semiHidden/>
     <w:unhideWhenUsed/>
   </w:style>
   <w:style w:type="table" w:default="1" w:styleId="a2">
@@ -16055,6 +16111,16 @@
 </file>
 
 <file path=customXml/item2.xml><?xml version="1.0" encoding="utf-8"?>
+<p:properties xmlns:p="http://schemas.microsoft.com/office/2006/metadata/properties" xmlns:xsi="http://www.w3.org/2001/XMLSchema-instance" xmlns:pc="http://schemas.microsoft.com/office/infopath/2007/PartnerControls">
+  <documentManagement/>
+</p:properties>
+</file>
+
+<file path=customXml/item3.xml><?xml version="1.0" encoding="utf-8"?>
+<b:Sources xmlns:b="http://schemas.openxmlformats.org/officeDocument/2006/bibliography" xmlns="http://schemas.openxmlformats.org/officeDocument/2006/bibliography" SelectedStyle="\APASixthEditionOfficeOnline.xsl" StyleName="APA" Version="6"/>
+</file>
+
+<file path=customXml/item4.xml><?xml version="1.0" encoding="utf-8"?>
 <ct:contentTypeSchema xmlns:ct="http://schemas.microsoft.com/office/2006/metadata/contentType" xmlns:ma="http://schemas.microsoft.com/office/2006/metadata/properties/metaAttributes" ct:_="" ma:_="" ma:contentTypeName="Документ" ma:contentTypeID="0x010100052CD5DA0C97454790DC060511AED1FE" ma:contentTypeVersion="9" ma:contentTypeDescription="Создание документа." ma:contentTypeScope="" ma:versionID="9fa5e41e5fb4c1dcc24994b92e10ffd4">
   <xsd:schema xmlns:xsd="http://www.w3.org/2001/XMLSchema" xmlns:xs="http://www.w3.org/2001/XMLSchema" xmlns:p="http://schemas.microsoft.com/office/2006/metadata/properties" xmlns:ns3="b5bd2afb-8df3-4b82-a114-8e1b04f3bac8" targetNamespace="http://schemas.microsoft.com/office/2006/metadata/properties" ma:root="true" ma:fieldsID="0dd316b6ddef4bde2718acd09ef20040" ns3:_="">
     <xsd:import namespace="b5bd2afb-8df3-4b82-a114-8e1b04f3bac8"/>
@@ -16230,16 +16296,6 @@
 </ct:contentTypeSchema>
 </file>
 
-<file path=customXml/item3.xml><?xml version="1.0" encoding="utf-8"?>
-<b:Sources xmlns:b="http://schemas.openxmlformats.org/officeDocument/2006/bibliography" xmlns="http://schemas.openxmlformats.org/officeDocument/2006/bibliography" SelectedStyle="\APASixthEditionOfficeOnline.xsl" StyleName="APA" Version="6"/>
-</file>
-
-<file path=customXml/item4.xml><?xml version="1.0" encoding="utf-8"?>
-<p:properties xmlns:p="http://schemas.microsoft.com/office/2006/metadata/properties" xmlns:xsi="http://www.w3.org/2001/XMLSchema-instance" xmlns:pc="http://schemas.microsoft.com/office/infopath/2007/PartnerControls">
-  <documentManagement/>
-</p:properties>
-</file>
-
 <file path=customXml/itemProps1.xml><?xml version="1.0" encoding="utf-8"?>
 <ds:datastoreItem xmlns:ds="http://schemas.openxmlformats.org/officeDocument/2006/customXml" ds:itemID="{27A224E5-3AE3-4E19-AA3D-95E882C893FB}">
   <ds:schemaRefs>
@@ -16249,6 +16305,23 @@
 </file>
 
 <file path=customXml/itemProps2.xml><?xml version="1.0" encoding="utf-8"?>
+<ds:datastoreItem xmlns:ds="http://schemas.openxmlformats.org/officeDocument/2006/customXml" ds:itemID="{2545F66C-9ACF-4CFE-A8D6-A0E001333455}">
+  <ds:schemaRefs>
+    <ds:schemaRef ds:uri="http://schemas.microsoft.com/office/2006/metadata/properties"/>
+    <ds:schemaRef ds:uri="http://schemas.microsoft.com/office/infopath/2007/PartnerControls"/>
+  </ds:schemaRefs>
+</ds:datastoreItem>
+</file>
+
+<file path=customXml/itemProps3.xml><?xml version="1.0" encoding="utf-8"?>
+<ds:datastoreItem xmlns:ds="http://schemas.openxmlformats.org/officeDocument/2006/customXml" ds:itemID="{9484D5D0-7CBA-47F2-873C-09EB0C2B51E2}">
+  <ds:schemaRefs>
+    <ds:schemaRef ds:uri="http://schemas.openxmlformats.org/officeDocument/2006/bibliography"/>
+  </ds:schemaRefs>
+</ds:datastoreItem>
+</file>
+
+<file path=customXml/itemProps4.xml><?xml version="1.0" encoding="utf-8"?>
 <ds:datastoreItem xmlns:ds="http://schemas.openxmlformats.org/officeDocument/2006/customXml" ds:itemID="{BCC46212-76D3-44FE-87D4-8F1562A52A29}">
   <ds:schemaRefs>
     <ds:schemaRef ds:uri="http://schemas.microsoft.com/office/2006/metadata/contentType"/>
@@ -16264,21 +16337,4 @@
     <ds:schemaRef ds:uri="http://schemas.microsoft.com/internal/obd"/>
   </ds:schemaRefs>
 </ds:datastoreItem>
-</file>
-
-<file path=customXml/itemProps3.xml><?xml version="1.0" encoding="utf-8"?>
-<ds:datastoreItem xmlns:ds="http://schemas.openxmlformats.org/officeDocument/2006/customXml" ds:itemID="{9484D5D0-7CBA-47F2-873C-09EB0C2B51E2}">
-  <ds:schemaRefs>
-    <ds:schemaRef ds:uri="http://schemas.openxmlformats.org/officeDocument/2006/bibliography"/>
-  </ds:schemaRefs>
-</ds:datastoreItem>
-</file>
-
-<file path=customXml/itemProps4.xml><?xml version="1.0" encoding="utf-8"?>
-<ds:datastoreItem xmlns:ds="http://schemas.openxmlformats.org/officeDocument/2006/customXml" ds:itemID="{2545F66C-9ACF-4CFE-A8D6-A0E001333455}">
-  <ds:schemaRefs>
-    <ds:schemaRef ds:uri="http://schemas.microsoft.com/office/2006/metadata/properties"/>
-    <ds:schemaRef ds:uri="http://schemas.microsoft.com/office/infopath/2007/PartnerControls"/>
-  </ds:schemaRefs>
-</ds:datastoreItem>
 </file>
--- a/Отчет_ЛР1_СУС.docx
+++ b/Отчет_ЛР1_СУС.docx
@@ -8887,6 +8887,9 @@
         </w:rPr>
       </w:pPr>
       <w:r>
+        <w:rPr>
+          <w:noProof/>
+        </w:rPr>
         <w:drawing>
           <wp:inline distT="0" distB="0" distL="0" distR="0" wp14:anchorId="6FDB03F9" wp14:editId="40344FAF">
             <wp:extent cx="5893473" cy="2477729"/>
@@ -9042,6 +9045,9 @@
       </w:r>
     </w:p>
     <w:p>
+      <w:pPr>
+        <w:jc w:val="both"/>
+      </w:pPr>
       <w:r>
         <w:t xml:space="preserve">Для взаимодействия с приложением реализован REST API с корректными HTTP-статусами, валидацией входных данных и пагинацией. Для хранения данных используется </w:t>
       </w:r>
@@ -9069,6 +9075,9 @@
       </w:r>
     </w:p>
     <w:p>
+      <w:pPr>
+        <w:jc w:val="both"/>
+      </w:pPr>
       <w:r>
         <w:t xml:space="preserve">Для проверки работоспособности проекта были разработаны модульные и интеграционные тесты с использованием </w:t>
       </w:r>
@@ -9098,6 +9107,9 @@
       </w:r>
     </w:p>
     <w:p>
+      <w:pPr>
+        <w:jc w:val="both"/>
+      </w:pPr>
       <w:r>
         <w:t xml:space="preserve">Приложение </w:t>
       </w:r>
@@ -16102,6 +16114,12 @@
 </file>
 
 <file path=customXml/item1.xml><?xml version="1.0" encoding="utf-8"?>
+<p:properties xmlns:p="http://schemas.microsoft.com/office/2006/metadata/properties" xmlns:xsi="http://www.w3.org/2001/XMLSchema-instance" xmlns:pc="http://schemas.microsoft.com/office/infopath/2007/PartnerControls">
+  <documentManagement/>
+</p:properties>
+</file>
+
+<file path=customXml/item2.xml><?xml version="1.0" encoding="utf-8"?>
 <?mso-contentType ?>
 <FormTemplates xmlns="http://schemas.microsoft.com/sharepoint/v3/contenttype/forms">
   <Display>DocumentLibraryForm</Display>
@@ -16110,17 +16128,7 @@
 </FormTemplates>
 </file>
 
-<file path=customXml/item2.xml><?xml version="1.0" encoding="utf-8"?>
-<p:properties xmlns:p="http://schemas.microsoft.com/office/2006/metadata/properties" xmlns:xsi="http://www.w3.org/2001/XMLSchema-instance" xmlns:pc="http://schemas.microsoft.com/office/infopath/2007/PartnerControls">
-  <documentManagement/>
-</p:properties>
-</file>
-
 <file path=customXml/item3.xml><?xml version="1.0" encoding="utf-8"?>
-<b:Sources xmlns:b="http://schemas.openxmlformats.org/officeDocument/2006/bibliography" xmlns="http://schemas.openxmlformats.org/officeDocument/2006/bibliography" SelectedStyle="\APASixthEditionOfficeOnline.xsl" StyleName="APA" Version="6"/>
-</file>
-
-<file path=customXml/item4.xml><?xml version="1.0" encoding="utf-8"?>
 <ct:contentTypeSchema xmlns:ct="http://schemas.microsoft.com/office/2006/metadata/contentType" xmlns:ma="http://schemas.microsoft.com/office/2006/metadata/properties/metaAttributes" ct:_="" ma:_="" ma:contentTypeName="Документ" ma:contentTypeID="0x010100052CD5DA0C97454790DC060511AED1FE" ma:contentTypeVersion="9" ma:contentTypeDescription="Создание документа." ma:contentTypeScope="" ma:versionID="9fa5e41e5fb4c1dcc24994b92e10ffd4">
   <xsd:schema xmlns:xsd="http://www.w3.org/2001/XMLSchema" xmlns:xs="http://www.w3.org/2001/XMLSchema" xmlns:p="http://schemas.microsoft.com/office/2006/metadata/properties" xmlns:ns3="b5bd2afb-8df3-4b82-a114-8e1b04f3bac8" targetNamespace="http://schemas.microsoft.com/office/2006/metadata/properties" ma:root="true" ma:fieldsID="0dd316b6ddef4bde2718acd09ef20040" ns3:_="">
     <xsd:import namespace="b5bd2afb-8df3-4b82-a114-8e1b04f3bac8"/>
@@ -16296,15 +16304,11 @@
 </ct:contentTypeSchema>
 </file>
 
-<file path=customXml/itemProps1.xml><?xml version="1.0" encoding="utf-8"?>
-<ds:datastoreItem xmlns:ds="http://schemas.openxmlformats.org/officeDocument/2006/customXml" ds:itemID="{27A224E5-3AE3-4E19-AA3D-95E882C893FB}">
-  <ds:schemaRefs>
-    <ds:schemaRef ds:uri="http://schemas.microsoft.com/sharepoint/v3/contenttype/forms"/>
-  </ds:schemaRefs>
-</ds:datastoreItem>
+<file path=customXml/item4.xml><?xml version="1.0" encoding="utf-8"?>
+<b:Sources xmlns:b="http://schemas.openxmlformats.org/officeDocument/2006/bibliography" xmlns="http://schemas.openxmlformats.org/officeDocument/2006/bibliography" SelectedStyle="\APASixthEditionOfficeOnline.xsl" StyleName="APA" Version="6"/>
 </file>
 
-<file path=customXml/itemProps2.xml><?xml version="1.0" encoding="utf-8"?>
+<file path=customXml/itemProps1.xml><?xml version="1.0" encoding="utf-8"?>
 <ds:datastoreItem xmlns:ds="http://schemas.openxmlformats.org/officeDocument/2006/customXml" ds:itemID="{2545F66C-9ACF-4CFE-A8D6-A0E001333455}">
   <ds:schemaRefs>
     <ds:schemaRef ds:uri="http://schemas.microsoft.com/office/2006/metadata/properties"/>
@@ -16313,15 +16317,15 @@
 </ds:datastoreItem>
 </file>
 
-<file path=customXml/itemProps3.xml><?xml version="1.0" encoding="utf-8"?>
-<ds:datastoreItem xmlns:ds="http://schemas.openxmlformats.org/officeDocument/2006/customXml" ds:itemID="{9484D5D0-7CBA-47F2-873C-09EB0C2B51E2}">
+<file path=customXml/itemProps2.xml><?xml version="1.0" encoding="utf-8"?>
+<ds:datastoreItem xmlns:ds="http://schemas.openxmlformats.org/officeDocument/2006/customXml" ds:itemID="{27A224E5-3AE3-4E19-AA3D-95E882C893FB}">
   <ds:schemaRefs>
-    <ds:schemaRef ds:uri="http://schemas.openxmlformats.org/officeDocument/2006/bibliography"/>
+    <ds:schemaRef ds:uri="http://schemas.microsoft.com/sharepoint/v3/contenttype/forms"/>
   </ds:schemaRefs>
 </ds:datastoreItem>
 </file>
 
-<file path=customXml/itemProps4.xml><?xml version="1.0" encoding="utf-8"?>
+<file path=customXml/itemProps3.xml><?xml version="1.0" encoding="utf-8"?>
 <ds:datastoreItem xmlns:ds="http://schemas.openxmlformats.org/officeDocument/2006/customXml" ds:itemID="{BCC46212-76D3-44FE-87D4-8F1562A52A29}">
   <ds:schemaRefs>
     <ds:schemaRef ds:uri="http://schemas.microsoft.com/office/2006/metadata/contentType"/>
@@ -16337,4 +16341,12 @@
     <ds:schemaRef ds:uri="http://schemas.microsoft.com/internal/obd"/>
   </ds:schemaRefs>
 </ds:datastoreItem>
+</file>
+
+<file path=customXml/itemProps4.xml><?xml version="1.0" encoding="utf-8"?>
+<ds:datastoreItem xmlns:ds="http://schemas.openxmlformats.org/officeDocument/2006/customXml" ds:itemID="{9484D5D0-7CBA-47F2-873C-09EB0C2B51E2}">
+  <ds:schemaRefs>
+    <ds:schemaRef ds:uri="http://schemas.openxmlformats.org/officeDocument/2006/bibliography"/>
+  </ds:schemaRefs>
+</ds:datastoreItem>
 </file>